--- a/documents/CV_Hirayama.docx
+++ b/documents/CV_Hirayama.docx
@@ -45,15 +45,60 @@
         <w:pStyle w:val="Info"/>
       </w:pPr>
       <w:r>
-        <w:t xml:space="preserve">Co-Founder of </w:t>
-      </w:r>
-      <w:proofErr w:type="spellStart"/>
+        <w:t>Co-Founder of AcoustoFab LTD</w:t>
+      </w:r>
+    </w:p>
+    <w:p>
+      <w:pPr>
+        <w:pStyle w:val="Info"/>
+      </w:pPr>
+      <w:r>
+        <w:t>Honorary Professor at Chiba University, Japan</w:t>
+      </w:r>
+    </w:p>
+    <w:p>
+      <w:pPr>
+        <w:pStyle w:val="Info"/>
+      </w:pPr>
+      <w:r>
+        <w:t xml:space="preserve">UCL </w:t>
+      </w:r>
+      <w:r>
+        <w:t>Email: r.hirayama@ucl.ac.uk</w:t>
+      </w:r>
+    </w:p>
+    <w:p>
+      <w:pPr>
+        <w:pStyle w:val="Info"/>
+      </w:pPr>
+      <w:r>
+        <w:t xml:space="preserve">UCL </w:t>
+      </w:r>
+      <w:r>
+        <w:t>Address: 169 Euston Road, London NW1 2AE, UK</w:t>
+      </w:r>
+    </w:p>
+    <w:p>
+      <w:pPr>
+        <w:pStyle w:val="Info"/>
+      </w:pPr>
       <w:r>
         <w:t>AcoustoFab</w:t>
       </w:r>
-      <w:proofErr w:type="spellEnd"/>
-      <w:r>
-        <w:t xml:space="preserve"> LTD</w:t>
+      <w:r>
+        <w:t xml:space="preserve"> </w:t>
+      </w:r>
+      <w:r>
+        <w:t xml:space="preserve">Email: </w:t>
+      </w:r>
+      <w:r>
+        <w:t>ryuji</w:t>
+      </w:r>
+      <w:r>
+        <w:t>@</w:t>
+      </w:r>
+      <w:r>
+        <w:t>acoustofab.co.uk</w:t>
       </w:r>
     </w:p>
     <w:p>
@@ -61,95 +106,250 @@
         <w:pStyle w:val="Info"/>
       </w:pPr>
       <w:r>
-        <w:t xml:space="preserve">Address: </w:t>
-      </w:r>
-      <w:r>
-        <w:t>169 Euston Road</w:t>
+        <w:t xml:space="preserve">AcoustoFab Address: </w:t>
+      </w:r>
+      <w:r>
+        <w:t>Unit 108, E1 Studios, Whitechapel Road, London E1 1DU, UK</w:t>
+      </w:r>
+    </w:p>
+    <w:p>
+      <w:pPr>
+        <w:pStyle w:val="Info"/>
+      </w:pPr>
+      <w:r>
+        <w:t>Web</w:t>
+      </w:r>
+      <w:r>
+        <w:t>site</w:t>
+      </w:r>
+      <w:r>
+        <w:t xml:space="preserve">: </w:t>
+      </w:r>
+      <w:r>
+        <w:t>https://ryujihirayama.github.io/web/</w:t>
+      </w:r>
+      <w:r>
+        <w:t xml:space="preserve"> </w:t>
+      </w:r>
+    </w:p>
+    <w:p>
+      <w:pPr>
+        <w:pStyle w:val="Heading1"/>
+      </w:pPr>
+      <w:r>
+        <w:t>Research Interests</w:t>
+      </w:r>
+    </w:p>
+    <w:p>
+      <w:r>
+        <w:t xml:space="preserve">Volumetric display, Holography, High-performance computing, Acoustic levitation, </w:t>
+      </w:r>
+      <w:r>
+        <w:t xml:space="preserve">Multimodal system, </w:t>
+      </w:r>
+      <w:r>
+        <w:t>Haptics, Parametric audio, Human-computer interaction</w:t>
+      </w:r>
+      <w:r>
+        <w:t>, 3D Ambigram</w:t>
+      </w:r>
+      <w:r>
+        <w:t>, Computational fabrication</w:t>
+      </w:r>
+      <w:r>
+        <w:t>, Contactless material handling</w:t>
+      </w:r>
+    </w:p>
+    <w:p>
+      <w:pPr>
+        <w:pStyle w:val="Heading1"/>
+      </w:pPr>
+      <w:r>
+        <w:t>Education</w:t>
+      </w:r>
+    </w:p>
+    <w:p>
+      <w:pPr>
+        <w:pStyle w:val="DateList1"/>
+      </w:pPr>
+      <w:r>
+        <w:t>03/</w:t>
+      </w:r>
+      <w:r>
+        <w:t>2014–</w:t>
+      </w:r>
+      <w:r>
+        <w:t>04/</w:t>
+      </w:r>
+      <w:r>
+        <w:t>2017</w:t>
+      </w:r>
+      <w:r>
+        <w:tab/>
+      </w:r>
+      <w:r>
+        <w:rPr>
+          <w:b/>
+          <w:bCs/>
+        </w:rPr>
+        <w:t>PhD in Engineering</w:t>
+      </w:r>
+    </w:p>
+    <w:p>
+      <w:pPr>
+        <w:pStyle w:val="DateList2"/>
+      </w:pPr>
+      <w:r>
+        <w:t>Graduate School of Engineering, Chiba University, Japan</w:t>
+      </w:r>
+    </w:p>
+    <w:p>
+      <w:pPr>
+        <w:pStyle w:val="DateList2"/>
+      </w:pPr>
+      <w:r>
+        <w:t>Theme: Volumetric display containing multiple 2D images</w:t>
+      </w:r>
+    </w:p>
+    <w:p>
+      <w:pPr>
+        <w:pStyle w:val="DateList1"/>
+      </w:pPr>
+      <w:r>
+        <w:t>03/</w:t>
+      </w:r>
+      <w:r>
+        <w:t>2012</w:t>
+      </w:r>
+      <w:r>
+        <w:t>.</w:t>
+      </w:r>
+      <w:r>
+        <w:t>–</w:t>
+      </w:r>
+      <w:r>
+        <w:t>04/</w:t>
+      </w:r>
+      <w:r>
+        <w:t>2014</w:t>
+      </w:r>
+      <w:r>
+        <w:tab/>
+      </w:r>
+      <w:r>
+        <w:rPr>
+          <w:b/>
+          <w:bCs/>
+        </w:rPr>
+        <w:t>Master of Engineering</w:t>
+      </w:r>
+    </w:p>
+    <w:p>
+      <w:pPr>
+        <w:pStyle w:val="DateList2"/>
+      </w:pPr>
+      <w:r>
+        <w:t>Graduate School of Engineering, Chiba University, Japan</w:t>
+      </w:r>
+    </w:p>
+    <w:p>
+      <w:pPr>
+        <w:pStyle w:val="DateList1"/>
+        <w:rPr>
+          <w:b/>
+          <w:bCs/>
+        </w:rPr>
+      </w:pPr>
+      <w:r>
+        <w:t>03/</w:t>
+      </w:r>
+      <w:r>
+        <w:t>2008–</w:t>
+      </w:r>
+      <w:r>
+        <w:t>04/</w:t>
+      </w:r>
+      <w:r>
+        <w:t>2012</w:t>
+      </w:r>
+      <w:r>
+        <w:tab/>
+      </w:r>
+      <w:r>
+        <w:rPr>
+          <w:b/>
+          <w:bCs/>
+        </w:rPr>
+        <w:t>Bachelor of Engineering</w:t>
+      </w:r>
+    </w:p>
+    <w:p>
+      <w:pPr>
+        <w:pStyle w:val="DateList2"/>
+      </w:pPr>
+      <w:r>
+        <w:t xml:space="preserve">Faculty of Engineering, </w:t>
+      </w:r>
+      <w:r>
+        <w:t>Chiba</w:t>
+      </w:r>
+      <w:r>
+        <w:t xml:space="preserve"> University, Japan</w:t>
+      </w:r>
+    </w:p>
+    <w:p>
+      <w:pPr>
+        <w:pStyle w:val="Heading1"/>
+      </w:pPr>
+      <w:r>
+        <w:t>Experience</w:t>
+      </w:r>
+    </w:p>
+    <w:p>
+      <w:pPr>
+        <w:pStyle w:val="DateList1"/>
+      </w:pPr>
+      <w:r>
+        <w:t>07</w:t>
+      </w:r>
+      <w:r>
+        <w:t>/</w:t>
+      </w:r>
+      <w:r>
+        <w:t>20</w:t>
+      </w:r>
+      <w:r>
+        <w:t>2</w:t>
+      </w:r>
+      <w:r>
+        <w:t>5</w:t>
+      </w:r>
+      <w:r>
+        <w:t>–present</w:t>
+      </w:r>
+      <w:r>
+        <w:tab/>
+      </w:r>
+      <w:r>
+        <w:rPr>
+          <w:b/>
+          <w:bCs/>
+        </w:rPr>
+        <w:t>Honorary Professor</w:t>
+      </w:r>
+    </w:p>
+    <w:p>
+      <w:pPr>
+        <w:pStyle w:val="DateList2"/>
+      </w:pPr>
+      <w:r>
+        <w:t>Chiba University</w:t>
       </w:r>
       <w:r>
         <w:t xml:space="preserve">, </w:t>
       </w:r>
       <w:r>
-        <w:t>London</w:t>
-      </w:r>
-      <w:r>
-        <w:t xml:space="preserve"> </w:t>
-      </w:r>
-      <w:r>
-        <w:t>NW1 2AE,</w:t>
-      </w:r>
-      <w:r>
-        <w:t xml:space="preserve"> UK</w:t>
-      </w:r>
-    </w:p>
-    <w:p>
-      <w:pPr>
-        <w:pStyle w:val="Info"/>
-      </w:pPr>
-      <w:r>
-        <w:t xml:space="preserve">Email: </w:t>
-      </w:r>
-      <w:r>
-        <w:t>r</w:t>
-      </w:r>
-      <w:r>
-        <w:t>.</w:t>
-      </w:r>
-      <w:r>
-        <w:t>hirayama@</w:t>
-      </w:r>
-      <w:r>
-        <w:t>ucl</w:t>
-      </w:r>
-      <w:r>
-        <w:t>.ac.uk</w:t>
-      </w:r>
-    </w:p>
-    <w:p>
-      <w:pPr>
-        <w:pStyle w:val="Info"/>
-      </w:pPr>
-      <w:r>
-        <w:t xml:space="preserve">Web: </w:t>
-      </w:r>
-      <w:r>
-        <w:t>https://ryujihirayama.github.io/web/</w:t>
-      </w:r>
-      <w:r>
-        <w:t xml:space="preserve"> </w:t>
-      </w:r>
-    </w:p>
-    <w:p>
-      <w:pPr>
-        <w:pStyle w:val="Heading1"/>
-      </w:pPr>
-      <w:r>
-        <w:t>Research Interests</w:t>
-      </w:r>
-    </w:p>
-    <w:p>
-      <w:r>
-        <w:t xml:space="preserve">Volumetric display, Holography, High-performance computing, Acoustic levitation, </w:t>
-      </w:r>
-      <w:r>
-        <w:t xml:space="preserve">Multimodal system, </w:t>
-      </w:r>
-      <w:r>
-        <w:t>Haptics, Parametric audio, Human-computer interaction</w:t>
-      </w:r>
-      <w:r>
-        <w:t>, 3D Ambigram</w:t>
-      </w:r>
-      <w:r>
-        <w:t>, Computational fabrication</w:t>
-      </w:r>
-    </w:p>
-    <w:p>
-      <w:pPr>
-        <w:pStyle w:val="Heading1"/>
-      </w:pPr>
-      <w:r>
-        <w:t>Education</w:t>
+        <w:t>Japan</w:t>
       </w:r>
     </w:p>
     <w:p>
@@ -157,16 +357,16 @@
         <w:pStyle w:val="DateList1"/>
       </w:pPr>
       <w:r>
-        <w:t>03/</w:t>
-      </w:r>
-      <w:r>
-        <w:t>2014–</w:t>
-      </w:r>
-      <w:r>
-        <w:t>04/</w:t>
-      </w:r>
-      <w:r>
-        <w:t>2017</w:t>
+        <w:t>10/</w:t>
+      </w:r>
+      <w:r>
+        <w:t>20</w:t>
+      </w:r>
+      <w:r>
+        <w:t>23</w:t>
+      </w:r>
+      <w:r>
+        <w:t>–present</w:t>
       </w:r>
       <w:r>
         <w:tab/>
@@ -176,7 +376,7 @@
           <w:b/>
           <w:bCs/>
         </w:rPr>
-        <w:t>PhD in Engineering</w:t>
+        <w:t>Co-Founder/Hardware Lead</w:t>
       </w:r>
     </w:p>
     <w:p>
@@ -184,155 +384,7 @@
         <w:pStyle w:val="DateList2"/>
       </w:pPr>
       <w:r>
-        <w:t>Graduate School of Engineering, Chiba University, Japan</w:t>
-      </w:r>
-    </w:p>
-    <w:p>
-      <w:pPr>
-        <w:pStyle w:val="DateList2"/>
-      </w:pPr>
-      <w:r>
-        <w:t>Theme: Volumetric display containing multiple 2D images</w:t>
-      </w:r>
-    </w:p>
-    <w:p>
-      <w:pPr>
-        <w:pStyle w:val="DateList1"/>
-      </w:pPr>
-      <w:r>
-        <w:t>03/</w:t>
-      </w:r>
-      <w:r>
-        <w:t>2012</w:t>
-      </w:r>
-      <w:r>
-        <w:t>.</w:t>
-      </w:r>
-      <w:r>
-        <w:t>–</w:t>
-      </w:r>
-      <w:r>
-        <w:t>04/</w:t>
-      </w:r>
-      <w:r>
-        <w:t>2014</w:t>
-      </w:r>
-      <w:r>
-        <w:tab/>
-      </w:r>
-      <w:r>
-        <w:rPr>
-          <w:b/>
-          <w:bCs/>
-        </w:rPr>
-        <w:t>Master of Engineering</w:t>
-      </w:r>
-    </w:p>
-    <w:p>
-      <w:pPr>
-        <w:pStyle w:val="DateList2"/>
-      </w:pPr>
-      <w:r>
-        <w:t>Graduate School of Engineering, Chiba University, Japan</w:t>
-      </w:r>
-    </w:p>
-    <w:p>
-      <w:pPr>
-        <w:pStyle w:val="DateList1"/>
-        <w:rPr>
-          <w:b/>
-          <w:bCs/>
-        </w:rPr>
-      </w:pPr>
-      <w:r>
-        <w:t>03/</w:t>
-      </w:r>
-      <w:r>
-        <w:t>2008–</w:t>
-      </w:r>
-      <w:r>
-        <w:t>04/</w:t>
-      </w:r>
-      <w:r>
-        <w:t>2012</w:t>
-      </w:r>
-      <w:r>
-        <w:tab/>
-      </w:r>
-      <w:r>
-        <w:rPr>
-          <w:b/>
-          <w:bCs/>
-        </w:rPr>
-        <w:t>Bachelor of Engineering</w:t>
-      </w:r>
-    </w:p>
-    <w:p>
-      <w:pPr>
-        <w:pStyle w:val="DateList2"/>
-      </w:pPr>
-      <w:r>
-        <w:t xml:space="preserve">Faculty of Engineering, </w:t>
-      </w:r>
-      <w:r>
-        <w:t>Chiba</w:t>
-      </w:r>
-      <w:r>
-        <w:t xml:space="preserve"> University, Japan</w:t>
-      </w:r>
-    </w:p>
-    <w:p>
-      <w:pPr>
-        <w:pStyle w:val="Heading1"/>
-      </w:pPr>
-      <w:r>
-        <w:t>Experience</w:t>
-      </w:r>
-    </w:p>
-    <w:p>
-      <w:pPr>
-        <w:pStyle w:val="DateList1"/>
-      </w:pPr>
-      <w:r>
-        <w:t>10</w:t>
-      </w:r>
-      <w:r>
-        <w:t>/</w:t>
-      </w:r>
-      <w:r>
-        <w:t>20</w:t>
-      </w:r>
-      <w:r>
-        <w:t>2</w:t>
-      </w:r>
-      <w:r>
-        <w:t>3</w:t>
-      </w:r>
-      <w:r>
-        <w:t>–present</w:t>
-      </w:r>
-      <w:r>
-        <w:tab/>
-      </w:r>
-      <w:r>
-        <w:rPr>
-          <w:b/>
-          <w:bCs/>
-        </w:rPr>
-        <w:t>Co-Founder/Hardware Lead</w:t>
-      </w:r>
-    </w:p>
-    <w:p>
-      <w:pPr>
-        <w:pStyle w:val="DateList2"/>
-      </w:pPr>
-      <w:proofErr w:type="spellStart"/>
-      <w:r>
-        <w:t>AcoustoFab</w:t>
-      </w:r>
-      <w:proofErr w:type="spellEnd"/>
-      <w:r>
-        <w:t xml:space="preserve"> LTD</w:t>
+        <w:t>AcoustoFab LTD</w:t>
       </w:r>
       <w:r>
         <w:t>, UK</w:t>
@@ -846,7 +898,22 @@
         <w:t xml:space="preserve"> Conveyor Belts</w:t>
       </w:r>
       <w:r>
-        <w:t>,’ Nature Communications (accepted).</w:t>
+        <w:t xml:space="preserve">,’ Nature </w:t>
+      </w:r>
+      <w:r>
+        <w:t>Communications 16, 6975</w:t>
+      </w:r>
+      <w:r>
+        <w:t xml:space="preserve"> </w:t>
+      </w:r>
+      <w:r>
+        <w:t>(</w:t>
+      </w:r>
+      <w:r>
+        <w:t>2025</w:t>
+      </w:r>
+      <w:r>
+        <w:t>).</w:t>
       </w:r>
     </w:p>
     <w:p>
@@ -994,6 +1061,7 @@
         </w:numPr>
       </w:pPr>
       <w:r>
+        <w:lastRenderedPageBreak/>
         <w:t>A.</w:t>
       </w:r>
       <w:r>
@@ -1050,7 +1118,13 @@
       </w:r>
       <w:proofErr w:type="spellEnd"/>
       <w:r>
-        <w:t>’, Advanced Functional Materials 2502899 (2025).</w:t>
+        <w:t>’, Advanced Functional Materials 2502899 (2025)</w:t>
+      </w:r>
+      <w:r>
+        <w:t>, featured on the front cover</w:t>
+      </w:r>
+      <w:r>
+        <w:t>.</w:t>
       </w:r>
     </w:p>
     <w:p>
@@ -1130,7 +1204,6 @@
         </w:numPr>
       </w:pPr>
       <w:r>
-        <w:lastRenderedPageBreak/>
         <w:t>H</w:t>
       </w:r>
       <w:r>
@@ -1198,7 +1271,13 @@
       </w:r>
       <w:proofErr w:type="gramEnd"/>
       <w:r>
-        <w:t xml:space="preserve"> Situ 3D Printing Using Acoustic Levitation’, Advanced Materials Technologies 2401792 (2024) featured on the back cover.</w:t>
+        <w:t xml:space="preserve"> Situ 3D Printing Using Acoustic Levitation’, Advanced Materials Technologies 2401792 (2024)</w:t>
+      </w:r>
+      <w:r>
+        <w:t>,</w:t>
+      </w:r>
+      <w:r>
+        <w:t xml:space="preserve"> featured on the back cover.</w:t>
       </w:r>
     </w:p>
     <w:p>
@@ -2053,7 +2132,13 @@
         <w:t>1</w:t>
       </w:r>
       <w:r>
-        <w:t>, 254–259 (2018).</w:t>
+        <w:t>, 254–259 (2018)</w:t>
+      </w:r>
+      <w:r>
+        <w:t>, featured on the front cover</w:t>
+      </w:r>
+      <w:r>
+        <w:t>.</w:t>
       </w:r>
     </w:p>
     <w:p>
@@ -2985,6 +3070,7 @@
         </w:numPr>
       </w:pPr>
       <w:r>
+        <w:lastRenderedPageBreak/>
         <w:t xml:space="preserve">T. </w:t>
       </w:r>
       <w:proofErr w:type="spellStart"/>
@@ -3134,7 +3220,6 @@
         </w:numPr>
       </w:pPr>
       <w:r>
-        <w:lastRenderedPageBreak/>
         <w:t xml:space="preserve">D. Arai, T. </w:t>
       </w:r>
       <w:proofErr w:type="spellStart"/>
@@ -3660,16 +3745,137 @@
         <w:pStyle w:val="ListParagraph"/>
       </w:pPr>
       <w:r>
+        <w:t xml:space="preserve">(invited) </w:t>
+      </w:r>
+      <w:r>
+        <w:t>H.</w:t>
+      </w:r>
+      <w:r>
+        <w:t xml:space="preserve"> Chen, </w:t>
+      </w:r>
+      <w:r>
+        <w:t>S.</w:t>
+      </w:r>
+      <w:r>
+        <w:t xml:space="preserve"> Bansal, </w:t>
+      </w:r>
+      <w:r>
+        <w:t>D.</w:t>
+      </w:r>
+      <w:r>
+        <w:t xml:space="preserve"> </w:t>
+      </w:r>
+      <w:r>
+        <w:t>M.</w:t>
+      </w:r>
+      <w:r>
+        <w:t xml:space="preserve"> Plasencia, </w:t>
+      </w:r>
+      <w:r>
+        <w:t>L.</w:t>
+      </w:r>
+      <w:r>
+        <w:t xml:space="preserve"> Di-Silvio, </w:t>
+      </w:r>
+      <w:r>
         <w:t>J.</w:t>
       </w:r>
       <w:r>
-        <w:t xml:space="preserve"> Mukherjee, </w:t>
-      </w:r>
-      <w:r>
-        <w:t>Z.</w:t>
-      </w:r>
-      <w:r>
-        <w:t xml:space="preserve"> Shen, </w:t>
+        <w:t xml:space="preserve"> Huang, </w:t>
+      </w:r>
+      <w:r>
+        <w:t>S.</w:t>
+      </w:r>
+      <w:r>
+        <w:t xml:space="preserve"> Subramanian, and </w:t>
+      </w:r>
+      <w:r>
+        <w:rPr>
+          <w:b/>
+          <w:bCs w:val="0"/>
+        </w:rPr>
+        <w:t>R.</w:t>
+      </w:r>
+      <w:r>
+        <w:rPr>
+          <w:b/>
+          <w:bCs w:val="0"/>
+        </w:rPr>
+        <w:t xml:space="preserve"> Hirayama</w:t>
+      </w:r>
+      <w:r>
+        <w:t xml:space="preserve">, ‘Acoustic Levitation for Omnidirectional and Multi-Material </w:t>
+      </w:r>
+      <w:proofErr w:type="gramStart"/>
+      <w:r>
+        <w:t>In</w:t>
+      </w:r>
+      <w:proofErr w:type="gramEnd"/>
+      <w:r>
+        <w:t xml:space="preserve"> Situ Printing’, 1st International Conference on Future of AM 2025, Singapore (08/2025).</w:t>
+      </w:r>
+    </w:p>
+    <w:p>
+      <w:pPr>
+        <w:pStyle w:val="ListParagraph"/>
+      </w:pPr>
+      <w:r>
+        <w:t xml:space="preserve">J. Mukherjee, Z. Shen, G. Christopoulos, S. Subramanian, and </w:t>
+      </w:r>
+      <w:r>
+        <w:rPr>
+          <w:b/>
+          <w:bCs w:val="0"/>
+        </w:rPr>
+        <w:t>R. Hirayama</w:t>
+      </w:r>
+      <w:r>
+        <w:t xml:space="preserve">, ‘To BEM or not to </w:t>
+      </w:r>
+      <w:proofErr w:type="gramStart"/>
+      <w:r>
+        <w:t>BEM?:</w:t>
+      </w:r>
+      <w:proofErr w:type="gramEnd"/>
+      <w:r>
+        <w:t xml:space="preserve"> Does Modelling Sound Scattering Improve Ultrasonic Mid-Air Haptics?’, CHI 2025 (Late Breaking Work), Yokohama, Japan (04/2025).</w:t>
+      </w:r>
+    </w:p>
+    <w:p>
+      <w:pPr>
+        <w:pStyle w:val="ListParagraph"/>
+      </w:pPr>
+      <w:r>
+        <w:t xml:space="preserve">G. Christopoulos, L. Gao, D. M. Plasencia, M. </w:t>
+      </w:r>
+      <w:proofErr w:type="spellStart"/>
+      <w:r>
+        <w:t>Betcke</w:t>
+      </w:r>
+      <w:proofErr w:type="spellEnd"/>
+      <w:r>
+        <w:t xml:space="preserve">, </w:t>
+      </w:r>
+      <w:r>
+        <w:rPr>
+          <w:b/>
+          <w:bCs w:val="0"/>
+        </w:rPr>
+        <w:t>R. Hirayama</w:t>
+      </w:r>
+      <w:r>
+        <w:t>, and S. Subramanian, ‘Temporal acoustic point holography’, SIGGRAPH 2024 (Conference Papers), Denver, USA (07/2024).</w:t>
+      </w:r>
+    </w:p>
+    <w:p>
+      <w:pPr>
+        <w:pStyle w:val="ListParagraph"/>
+      </w:pPr>
+      <w:r>
+        <w:t>L.</w:t>
+      </w:r>
+      <w:r>
+        <w:t xml:space="preserve"> Gao, </w:t>
       </w:r>
       <w:r>
         <w:t>G.</w:t>
@@ -3678,566 +3884,772 @@
         <w:t xml:space="preserve"> Christopoulos, </w:t>
       </w:r>
       <w:r>
+        <w:t>P.</w:t>
+      </w:r>
+      <w:r>
+        <w:t xml:space="preserve"> Mittal, </w:t>
+      </w:r>
+      <w:r>
+        <w:t>R.</w:t>
+      </w:r>
+      <w:r>
+        <w:t xml:space="preserve"> Hirayama, and </w:t>
+      </w:r>
+      <w:r>
         <w:t>S.</w:t>
       </w:r>
       <w:r>
-        <w:t xml:space="preserve"> Subramanian, and </w:t>
-      </w:r>
+        <w:t xml:space="preserve"> Subramanian, ‘</w:t>
+      </w:r>
+      <w:proofErr w:type="spellStart"/>
+      <w:r>
+        <w:t>StableLev</w:t>
+      </w:r>
+      <w:proofErr w:type="spellEnd"/>
+      <w:r>
+        <w:t>: Data-driven stability enhancement for multi-particle acoustic levitation’, CHI 2024 (Paper), Hawaii, USA (05/2024).</w:t>
+      </w:r>
+    </w:p>
+    <w:p>
+      <w:pPr>
+        <w:pStyle w:val="ListParagraph"/>
+      </w:pPr>
+      <w:r>
+        <w:t>L. Gao, P. Irani, S. Subramanian, G Prabhakar, D. M. Plasencia</w:t>
+      </w:r>
+      <w:r>
+        <w:t>,</w:t>
+      </w:r>
+      <w:r>
+        <w:t xml:space="preserve"> and</w:t>
+      </w:r>
+      <w:r>
+        <w:rPr>
+          <w:b/>
+        </w:rPr>
+        <w:t xml:space="preserve"> R</w:t>
+      </w:r>
+      <w:r>
+        <w:rPr>
+          <w:b/>
+        </w:rPr>
+        <w:t>.</w:t>
+      </w:r>
+      <w:r>
+        <w:rPr>
+          <w:b/>
+        </w:rPr>
+        <w:t xml:space="preserve"> Hirayama</w:t>
+      </w:r>
+      <w:r>
+        <w:t>, ‘</w:t>
+      </w:r>
+      <w:proofErr w:type="spellStart"/>
+      <w:r>
+        <w:t>DataLev</w:t>
+      </w:r>
+      <w:proofErr w:type="spellEnd"/>
+      <w:r>
+        <w:t xml:space="preserve">: Mid-air data </w:t>
+      </w:r>
+      <w:proofErr w:type="spellStart"/>
+      <w:r>
+        <w:t>physicalisation</w:t>
+      </w:r>
+      <w:proofErr w:type="spellEnd"/>
+      <w:r>
+        <w:t xml:space="preserve"> using acoustic levitation</w:t>
+      </w:r>
+      <w:r>
+        <w:t>’, CHI 2023, Hamburg, Germany (04/2023).</w:t>
+      </w:r>
+    </w:p>
+    <w:p>
+      <w:pPr>
+        <w:pStyle w:val="ListParagraph"/>
+      </w:pPr>
       <w:r>
         <w:rPr>
           <w:b/>
           <w:bCs w:val="0"/>
         </w:rPr>
-        <w:t>R.</w:t>
+        <w:t>(invited) R</w:t>
       </w:r>
       <w:r>
         <w:rPr>
           <w:b/>
           <w:bCs w:val="0"/>
         </w:rPr>
+        <w:t>.</w:t>
+      </w:r>
+      <w:r>
+        <w:rPr>
+          <w:b/>
+          <w:bCs w:val="0"/>
+        </w:rPr>
         <w:t xml:space="preserve"> Hirayama</w:t>
       </w:r>
       <w:r>
-        <w:t xml:space="preserve">, ‘To BEM or not to </w:t>
+        <w:t>, G</w:t>
+      </w:r>
+      <w:r>
+        <w:t>.</w:t>
+      </w:r>
+      <w:r>
+        <w:t xml:space="preserve"> Christopoulos, D</w:t>
+      </w:r>
+      <w:r>
+        <w:t>.</w:t>
+      </w:r>
+      <w:r>
+        <w:t xml:space="preserve"> M</w:t>
+      </w:r>
+      <w:r>
+        <w:t>.</w:t>
+      </w:r>
+      <w:r>
+        <w:t xml:space="preserve"> Plasencia</w:t>
+      </w:r>
+      <w:r>
+        <w:t>,</w:t>
+      </w:r>
+      <w:r>
+        <w:t xml:space="preserve"> and S</w:t>
+      </w:r>
+      <w:r>
+        <w:t>.</w:t>
+      </w:r>
+      <w:r>
+        <w:t xml:space="preserve"> Subramanian, ‘Acoustic mid-air displays in the presence of sound-scattering objects’, LDC 2023, Yokohama, Japan (04/2023).</w:t>
+      </w:r>
+    </w:p>
+    <w:p>
+      <w:pPr>
+        <w:pStyle w:val="ListParagraph"/>
+      </w:pPr>
+      <w:r>
+        <w:t>L. Gao, J. Hardwick, D. M. Plasencia, S. Subramanian</w:t>
+      </w:r>
+      <w:r>
+        <w:t>,</w:t>
+      </w:r>
+      <w:r>
+        <w:t xml:space="preserve"> and </w:t>
+      </w:r>
+      <w:r>
+        <w:rPr>
+          <w:b/>
+          <w:bCs w:val="0"/>
+        </w:rPr>
+        <w:t>R. Hirayama</w:t>
+      </w:r>
+      <w:r>
+        <w:t>, ‘</w:t>
+      </w:r>
+      <w:proofErr w:type="spellStart"/>
+      <w:r>
+        <w:t>DataLev</w:t>
+      </w:r>
+      <w:proofErr w:type="spellEnd"/>
+      <w:r>
+        <w:t xml:space="preserve">: Acoustophoretic data </w:t>
+      </w:r>
+      <w:proofErr w:type="spellStart"/>
+      <w:r>
+        <w:t>physicalisation</w:t>
+      </w:r>
+      <w:proofErr w:type="spellEnd"/>
+      <w:r>
+        <w:t>’, UIST 2022 (Demo</w:t>
+      </w:r>
+      <w:r>
+        <w:t>nstration</w:t>
+      </w:r>
+      <w:r>
+        <w:t xml:space="preserve">), Bend, USA (10/2022). </w:t>
+      </w:r>
+    </w:p>
+    <w:p>
+      <w:pPr>
+        <w:pStyle w:val="ListParagraph"/>
+      </w:pPr>
+      <w:r>
+        <w:t xml:space="preserve">S. Bansal, </w:t>
+      </w:r>
+      <w:r>
+        <w:rPr>
+          <w:b/>
+          <w:bCs w:val="0"/>
+        </w:rPr>
+        <w:t>R. Hirayama</w:t>
+      </w:r>
+      <w:r>
+        <w:rPr>
+          <w:b/>
+          <w:bCs w:val="0"/>
+        </w:rPr>
+        <w:t>,</w:t>
+      </w:r>
+      <w:r>
+        <w:t xml:space="preserve"> and S. Subramanian, ‘</w:t>
+      </w:r>
+      <w:proofErr w:type="spellStart"/>
+      <w:r>
+        <w:t>Fluido</w:t>
+      </w:r>
+      <w:proofErr w:type="spellEnd"/>
+      <w:r>
+        <w:t xml:space="preserve">-acoustics: Dynamic multi-slit metamaterial tuned using liquid droplets’, </w:t>
+      </w:r>
+      <w:proofErr w:type="spellStart"/>
+      <w:r>
+        <w:t>Acoustofluidics</w:t>
+      </w:r>
+      <w:proofErr w:type="spellEnd"/>
+      <w:r>
+        <w:t xml:space="preserve"> 2022, Glasgow, Scotland (10/2022).</w:t>
+      </w:r>
+    </w:p>
+    <w:p>
+      <w:pPr>
+        <w:pStyle w:val="ListParagraph"/>
+      </w:pPr>
+      <w:r>
+        <w:rPr>
+          <w:b/>
+        </w:rPr>
+        <w:t>(invited) R. Hirayama</w:t>
+      </w:r>
+      <w:r>
+        <w:t xml:space="preserve">, </w:t>
+      </w:r>
+      <w:r>
+        <w:t>‘Multimodal 3D display using ultrasound’</w:t>
+      </w:r>
+      <w:r>
+        <w:t xml:space="preserve">, </w:t>
+      </w:r>
+      <w:r>
+        <w:t xml:space="preserve">3DSA 2021, Online </w:t>
+      </w:r>
+      <w:r>
+        <w:t>(</w:t>
+      </w:r>
+      <w:r>
+        <w:t>12/</w:t>
+      </w:r>
+      <w:r>
+        <w:t>20</w:t>
+      </w:r>
+      <w:r>
+        <w:t>21</w:t>
+      </w:r>
+      <w:r>
+        <w:t>).</w:t>
+      </w:r>
+    </w:p>
+    <w:p>
+      <w:pPr>
+        <w:pStyle w:val="ListParagraph"/>
+      </w:pPr>
+      <w:r>
+        <w:rPr>
+          <w:b/>
+        </w:rPr>
+        <w:t>(invited) R. Hirayama</w:t>
+      </w:r>
+      <w:r>
+        <w:t xml:space="preserve">, D. M. Plasencia, </w:t>
+      </w:r>
+      <w:r>
+        <w:t>R</w:t>
+      </w:r>
+      <w:r>
+        <w:t xml:space="preserve">. </w:t>
+      </w:r>
+      <w:r>
+        <w:t>Montano</w:t>
+      </w:r>
+      <w:r>
+        <w:t>,</w:t>
+      </w:r>
+      <w:r>
+        <w:t xml:space="preserve"> and S. Subramanian, </w:t>
+      </w:r>
+      <w:r>
+        <w:t xml:space="preserve">‘Paradigm shift from high-speed </w:t>
       </w:r>
       <w:proofErr w:type="gramStart"/>
       <w:r>
-        <w:t>BEM?:</w:t>
+        <w:t>single-point</w:t>
       </w:r>
       <w:proofErr w:type="gramEnd"/>
       <w:r>
-        <w:t xml:space="preserve"> Does Modelling Sound Scattering Improve Ultrasonic Mid-Air Haptics?’, CHI 2025 (Late Breaking Work), Yokohama, Japan (04/2025).</w:t>
-      </w:r>
-    </w:p>
-    <w:p>
-      <w:pPr>
-        <w:pStyle w:val="ListParagraph"/>
-      </w:pPr>
-      <w:r>
-        <w:t>G</w:t>
+        <w:t xml:space="preserve"> to high-speed multipoint algorithms for multimodal acoustic displays’</w:t>
+      </w:r>
+      <w:r>
+        <w:t xml:space="preserve">, </w:t>
+      </w:r>
+      <w:r>
+        <w:t xml:space="preserve">IDW 2021, Online </w:t>
+      </w:r>
+      <w:r>
+        <w:t>(</w:t>
+      </w:r>
+      <w:r>
+        <w:t>12/</w:t>
+      </w:r>
+      <w:r>
+        <w:t>20</w:t>
+      </w:r>
+      <w:r>
+        <w:t>20</w:t>
+      </w:r>
+      <w:r>
+        <w:t>).</w:t>
+      </w:r>
+    </w:p>
+    <w:p>
+      <w:pPr>
+        <w:pStyle w:val="ListParagraph"/>
+      </w:pPr>
+      <w:r>
+        <w:rPr>
+          <w:b/>
+        </w:rPr>
+        <w:t>(invited) R. Hirayama</w:t>
+      </w:r>
+      <w:r>
+        <w:t>, D. M. Plasencia, N. Masuda</w:t>
+      </w:r>
+      <w:r>
+        <w:t>,</w:t>
+      </w:r>
+      <w:r>
+        <w:t xml:space="preserve"> and S. Subramanian, </w:t>
+      </w:r>
+      <w:r>
+        <w:t>‘Multimodal acoustic trapping display’</w:t>
+      </w:r>
+      <w:r>
+        <w:t xml:space="preserve">, </w:t>
+      </w:r>
+      <w:r>
+        <w:t xml:space="preserve">IDW 2020, Online </w:t>
+      </w:r>
+      <w:r>
+        <w:t>(</w:t>
+      </w:r>
+      <w:r>
+        <w:t>12/</w:t>
+      </w:r>
+      <w:r>
+        <w:t>20</w:t>
+      </w:r>
+      <w:r>
+        <w:t>20</w:t>
+      </w:r>
+      <w:r>
+        <w:t>).</w:t>
+      </w:r>
+    </w:p>
+    <w:p>
+      <w:pPr>
+        <w:pStyle w:val="ListParagraph"/>
+      </w:pPr>
+      <w:r>
+        <w:rPr>
+          <w:b/>
+        </w:rPr>
+        <w:t>(invited) R. Hirayama</w:t>
+      </w:r>
+      <w:r>
+        <w:t>, D. M. Plasencia, N. Masuda</w:t>
+      </w:r>
+      <w:r>
+        <w:t>,</w:t>
+      </w:r>
+      <w:r>
+        <w:t xml:space="preserve"> and S. Subramanian, </w:t>
+      </w:r>
+      <w:r>
+        <w:t>‘Acoustic levitation for multimodal volumetric display’</w:t>
+      </w:r>
+      <w:r>
+        <w:t xml:space="preserve">, </w:t>
+      </w:r>
+      <w:r>
+        <w:t xml:space="preserve">SPIE Optics + Photonics 2020 </w:t>
+      </w:r>
+      <w:r>
+        <w:t xml:space="preserve">(Proc. SPIE </w:t>
+      </w:r>
+      <w:r>
+        <w:t>11463)</w:t>
+      </w:r>
+      <w:r>
+        <w:t>, Optical Trapping and Optical Micromanipulation XVII; 114630Q</w:t>
+      </w:r>
+      <w:r>
+        <w:t xml:space="preserve">, </w:t>
+      </w:r>
+      <w:proofErr w:type="gramStart"/>
+      <w:r>
+        <w:t>Online</w:t>
+      </w:r>
+      <w:proofErr w:type="gramEnd"/>
+      <w:r>
+        <w:t xml:space="preserve"> </w:t>
+      </w:r>
+      <w:r>
+        <w:t>(</w:t>
+      </w:r>
+      <w:r>
+        <w:t>08/</w:t>
+      </w:r>
+      <w:r>
+        <w:t>20</w:t>
+      </w:r>
+      <w:r>
+        <w:t>20</w:t>
+      </w:r>
+      <w:r>
+        <w:t>)</w:t>
       </w:r>
       <w:r>
         <w:t>.</w:t>
       </w:r>
-      <w:r>
-        <w:t xml:space="preserve"> Christopoulos, </w:t>
-      </w:r>
-      <w:r>
-        <w:t>L.</w:t>
-      </w:r>
-      <w:r>
-        <w:t xml:space="preserve"> Gao, </w:t>
-      </w:r>
-      <w:r>
-        <w:t>D.</w:t>
-      </w:r>
-      <w:r>
-        <w:t xml:space="preserve"> </w:t>
-      </w:r>
-      <w:r>
-        <w:t>M.</w:t>
-      </w:r>
-      <w:r>
-        <w:t xml:space="preserve"> Plasencia, </w:t>
-      </w:r>
-      <w:r>
-        <w:t>M.</w:t>
-      </w:r>
-      <w:r>
-        <w:t xml:space="preserve"> </w:t>
-      </w:r>
-      <w:proofErr w:type="spellStart"/>
-      <w:r>
-        <w:t>Betcke</w:t>
-      </w:r>
-      <w:proofErr w:type="spellEnd"/>
-      <w:r>
-        <w:t xml:space="preserve">, </w:t>
-      </w:r>
-      <w:r>
-        <w:rPr>
-          <w:b/>
-          <w:bCs w:val="0"/>
-        </w:rPr>
-        <w:t>R.</w:t>
-      </w:r>
-      <w:r>
-        <w:rPr>
-          <w:b/>
-          <w:bCs w:val="0"/>
-        </w:rPr>
-        <w:t xml:space="preserve"> Hirayama</w:t>
-      </w:r>
-      <w:r>
-        <w:t xml:space="preserve">, and </w:t>
-      </w:r>
-      <w:r>
-        <w:t>S.</w:t>
-      </w:r>
-      <w:r>
-        <w:t xml:space="preserve"> Subramanian, ‘Temporal acoustic point holography’, SIGGRAPH 2024 (Conference Papers), Denver, USA (07/2024).</w:t>
-      </w:r>
-    </w:p>
-    <w:p>
-      <w:pPr>
-        <w:pStyle w:val="ListParagraph"/>
-      </w:pPr>
-      <w:r>
-        <w:t>L.</w:t>
-      </w:r>
-      <w:r>
-        <w:t xml:space="preserve"> Gao, </w:t>
-      </w:r>
-      <w:r>
-        <w:t>G.</w:t>
-      </w:r>
-      <w:r>
-        <w:t xml:space="preserve"> Christopoulos, </w:t>
-      </w:r>
-      <w:r>
-        <w:t>P.</w:t>
-      </w:r>
-      <w:r>
-        <w:t xml:space="preserve"> Mittal, </w:t>
-      </w:r>
-      <w:r>
-        <w:t>R.</w:t>
-      </w:r>
-      <w:r>
-        <w:t xml:space="preserve"> Hirayama, and </w:t>
-      </w:r>
-      <w:r>
-        <w:t>S.</w:t>
-      </w:r>
-      <w:r>
-        <w:t xml:space="preserve"> Subramanian, ‘</w:t>
-      </w:r>
-      <w:proofErr w:type="spellStart"/>
-      <w:r>
-        <w:t>StableLev</w:t>
-      </w:r>
-      <w:proofErr w:type="spellEnd"/>
-      <w:r>
-        <w:t>: Data-driven stability enhancement for multi-particle acoustic levitation’, CHI 2024 (Paper), Hawaii, USA (05/2024).</w:t>
-      </w:r>
-    </w:p>
-    <w:p>
-      <w:pPr>
-        <w:pStyle w:val="ListParagraph"/>
-      </w:pPr>
-      <w:r>
-        <w:t>L. Gao, P. Irani, S. Subramanian, G Prabhakar, D. M. Plasencia</w:t>
+    </w:p>
+    <w:p>
+      <w:pPr>
+        <w:pStyle w:val="ListParagraph"/>
+      </w:pPr>
+      <w:r>
+        <w:t xml:space="preserve">D. M. Plasencia, </w:t>
+      </w:r>
+      <w:r>
+        <w:rPr>
+          <w:b/>
+        </w:rPr>
+        <w:t>R. Hirayama</w:t>
+      </w:r>
+      <w:r>
+        <w:t>, R. Montano</w:t>
       </w:r>
       <w:r>
         <w:t>,</w:t>
       </w:r>
       <w:r>
-        <w:t xml:space="preserve"> and</w:t>
-      </w:r>
-      <w:r>
-        <w:rPr>
-          <w:b/>
-        </w:rPr>
-        <w:t xml:space="preserve"> R</w:t>
-      </w:r>
-      <w:r>
-        <w:rPr>
-          <w:b/>
-        </w:rPr>
-        <w:t>.</w:t>
-      </w:r>
-      <w:r>
-        <w:rPr>
-          <w:b/>
-        </w:rPr>
-        <w:t xml:space="preserve"> Hirayama</w:t>
-      </w:r>
-      <w:r>
-        <w:t>, ‘</w:t>
-      </w:r>
-      <w:proofErr w:type="spellStart"/>
-      <w:r>
-        <w:t>DataLev</w:t>
-      </w:r>
-      <w:proofErr w:type="spellEnd"/>
-      <w:r>
-        <w:t xml:space="preserve">: Mid-air data </w:t>
-      </w:r>
-      <w:proofErr w:type="spellStart"/>
-      <w:r>
-        <w:t>physicalisation</w:t>
-      </w:r>
-      <w:proofErr w:type="spellEnd"/>
-      <w:r>
-        <w:t xml:space="preserve"> using acoustic levitation</w:t>
-      </w:r>
-      <w:r>
-        <w:t>’, CHI 2023, Hamburg, Germany (04/2023).</w:t>
-      </w:r>
-    </w:p>
-    <w:p>
-      <w:pPr>
-        <w:pStyle w:val="ListParagraph"/>
-      </w:pPr>
-      <w:r>
-        <w:rPr>
-          <w:b/>
-          <w:bCs w:val="0"/>
-        </w:rPr>
-        <w:t>(invited) R</w:t>
-      </w:r>
-      <w:r>
-        <w:rPr>
-          <w:b/>
-          <w:bCs w:val="0"/>
-        </w:rPr>
-        <w:t>.</w:t>
-      </w:r>
-      <w:r>
-        <w:rPr>
-          <w:b/>
-          <w:bCs w:val="0"/>
-        </w:rPr>
-        <w:t xml:space="preserve"> Hirayama</w:t>
-      </w:r>
-      <w:r>
-        <w:t>, G</w:t>
-      </w:r>
-      <w:r>
-        <w:t>.</w:t>
-      </w:r>
-      <w:r>
-        <w:t xml:space="preserve"> Christopoulos, D</w:t>
-      </w:r>
-      <w:r>
-        <w:t>.</w:t>
-      </w:r>
-      <w:r>
-        <w:t xml:space="preserve"> M</w:t>
-      </w:r>
-      <w:r>
-        <w:t>.</w:t>
-      </w:r>
-      <w:r>
-        <w:t xml:space="preserve"> Plasencia</w:t>
+        <w:t xml:space="preserve"> and S. Subramanian, ‘GS-PAT: High-speed multi-point sound-fields for phased arrays of transducers’, SIGGRAPH 2020 Technical Papers, </w:t>
+      </w:r>
+      <w:proofErr w:type="gramStart"/>
+      <w:r>
+        <w:t>Online</w:t>
+      </w:r>
+      <w:proofErr w:type="gramEnd"/>
+      <w:r>
+        <w:t xml:space="preserve"> (08/2020).</w:t>
+      </w:r>
+    </w:p>
+    <w:p>
+      <w:pPr>
+        <w:pStyle w:val="ListParagraph"/>
+      </w:pPr>
+      <w:r>
+        <w:t xml:space="preserve">D. Matsumoto, </w:t>
+      </w:r>
+      <w:r>
+        <w:rPr>
+          <w:b/>
+        </w:rPr>
+        <w:t>R. Hirayama</w:t>
+      </w:r>
+      <w:r>
+        <w:t xml:space="preserve">, N. </w:t>
+      </w:r>
+      <w:proofErr w:type="spellStart"/>
+      <w:r>
+        <w:t>Hoshikawa</w:t>
+      </w:r>
+      <w:proofErr w:type="spellEnd"/>
+      <w:r>
+        <w:t xml:space="preserve">, H. Nakayama, T. </w:t>
+      </w:r>
+      <w:proofErr w:type="spellStart"/>
+      <w:r>
+        <w:t>Shimobaba</w:t>
+      </w:r>
+      <w:proofErr w:type="spellEnd"/>
+      <w:r>
+        <w:t>, T. Ito</w:t>
       </w:r>
       <w:r>
         <w:t>,</w:t>
       </w:r>
       <w:r>
-        <w:t xml:space="preserve"> and S</w:t>
-      </w:r>
-      <w:r>
-        <w:t>.</w:t>
-      </w:r>
-      <w:r>
-        <w:t xml:space="preserve"> Subramanian, ‘Acoustic mid-air displays in the presence of sound-scattering objects’, LDC 2023, Yokohama, Japan (04/2023).</w:t>
-      </w:r>
-    </w:p>
-    <w:p>
-      <w:pPr>
-        <w:pStyle w:val="ListParagraph"/>
-      </w:pPr>
-      <w:r>
-        <w:t>L. Gao, J. Hardwick, D. M. Plasencia, S. Subramanian</w:t>
+        <w:t xml:space="preserve"> and A. Shiraki, ‘GPU acceleration of algorithm to design directional volumetric display for real-time’, IDW 2019 / 3DSA 2019, Sapporo, Japan (11/2019).</w:t>
+      </w:r>
+    </w:p>
+    <w:p>
+      <w:pPr>
+        <w:pStyle w:val="ListParagraph"/>
+      </w:pPr>
+      <w:r>
+        <w:t xml:space="preserve">T. Murase, </w:t>
+      </w:r>
+      <w:r>
+        <w:rPr>
+          <w:b/>
+        </w:rPr>
+        <w:t>R. Hirayama</w:t>
+      </w:r>
+      <w:r>
+        <w:t xml:space="preserve">, N. </w:t>
+      </w:r>
+      <w:proofErr w:type="spellStart"/>
+      <w:r>
+        <w:t>Hoshikawa</w:t>
+      </w:r>
+      <w:proofErr w:type="spellEnd"/>
+      <w:r>
+        <w:t xml:space="preserve">, H. Nakayama, T. </w:t>
+      </w:r>
+      <w:proofErr w:type="spellStart"/>
+      <w:r>
+        <w:t>Shimobaba</w:t>
+      </w:r>
+      <w:proofErr w:type="spellEnd"/>
+      <w:r>
+        <w:t>, T. Ito</w:t>
       </w:r>
       <w:r>
         <w:t>,</w:t>
       </w:r>
       <w:r>
-        <w:t xml:space="preserve"> and </w:t>
-      </w:r>
-      <w:r>
-        <w:rPr>
-          <w:b/>
-          <w:bCs w:val="0"/>
+        <w:t xml:space="preserve"> and A. Shiraki, ‘Development of volumetric display capable of transmitting information in different languages using language identification’, IDW 2019 / 3DSA 2019, Sapporo, Japan (11/2019).</w:t>
+      </w:r>
+    </w:p>
+    <w:p>
+      <w:pPr>
+        <w:pStyle w:val="ListParagraph"/>
+      </w:pPr>
+      <w:r>
+        <w:t xml:space="preserve">M. Baba, </w:t>
+      </w:r>
+      <w:r>
+        <w:rPr>
+          <w:b/>
         </w:rPr>
         <w:t>R. Hirayama</w:t>
       </w:r>
       <w:r>
-        <w:t>, ‘</w:t>
-      </w:r>
-      <w:proofErr w:type="spellStart"/>
-      <w:r>
-        <w:t>DataLev</w:t>
-      </w:r>
-      <w:proofErr w:type="spellEnd"/>
-      <w:r>
-        <w:t xml:space="preserve">: Acoustophoretic data </w:t>
-      </w:r>
-      <w:proofErr w:type="spellStart"/>
-      <w:r>
-        <w:t>physicalisation</w:t>
-      </w:r>
-      <w:proofErr w:type="spellEnd"/>
-      <w:r>
-        <w:t>’, UIST 2022 (Demo</w:t>
-      </w:r>
-      <w:r>
-        <w:t>nstration</w:t>
-      </w:r>
-      <w:r>
-        <w:t xml:space="preserve">), Bend, USA (10/2022). </w:t>
-      </w:r>
-    </w:p>
-    <w:p>
-      <w:pPr>
-        <w:pStyle w:val="ListParagraph"/>
-      </w:pPr>
-      <w:r>
-        <w:t xml:space="preserve">S. Bansal, </w:t>
-      </w:r>
-      <w:r>
-        <w:rPr>
-          <w:b/>
-          <w:bCs w:val="0"/>
+        <w:t xml:space="preserve">, N. </w:t>
+      </w:r>
+      <w:proofErr w:type="spellStart"/>
+      <w:r>
+        <w:t>Hoshikawa</w:t>
+      </w:r>
+      <w:proofErr w:type="spellEnd"/>
+      <w:r>
+        <w:t xml:space="preserve">, H. Nakayama, T. </w:t>
+      </w:r>
+      <w:proofErr w:type="spellStart"/>
+      <w:r>
+        <w:t>Shimobaba</w:t>
+      </w:r>
+      <w:proofErr w:type="spellEnd"/>
+      <w:r>
+        <w:t>, T. Ito</w:t>
+      </w:r>
+      <w:r>
+        <w:t>,</w:t>
+      </w:r>
+      <w:r>
+        <w:t xml:space="preserve"> and A. Shiraki, ‘Implemented of images and sounds person tracking system using directional volumetric display’, IDW 2019 / 3DSA 2019, Sapporo, Japan (11/2019).</w:t>
+      </w:r>
+    </w:p>
+    <w:p>
+      <w:pPr>
+        <w:pStyle w:val="ListParagraph"/>
+      </w:pPr>
+      <w:r>
+        <w:t xml:space="preserve">D. Matsumoto, T. Murase, </w:t>
+      </w:r>
+      <w:r>
+        <w:rPr>
+          <w:b/>
         </w:rPr>
         <w:t>R. Hirayama</w:t>
       </w:r>
       <w:r>
-        <w:rPr>
-          <w:b/>
-          <w:bCs w:val="0"/>
-        </w:rPr>
+        <w:t xml:space="preserve">, H. Nakayama, T. </w:t>
+      </w:r>
+      <w:proofErr w:type="spellStart"/>
+      <w:r>
+        <w:t>Shimobaba</w:t>
+      </w:r>
+      <w:proofErr w:type="spellEnd"/>
+      <w:r>
+        <w:t xml:space="preserve"> T. Ito, and A. Shiraki, ‘Subjective image quality evaluation to compare algorithms for designing a directional volumetric display’, IDW 2018, Nagoya, Japan (12/2018).</w:t>
+      </w:r>
+    </w:p>
+    <w:p>
+      <w:pPr>
+        <w:pStyle w:val="ListParagraph"/>
+      </w:pPr>
+      <w:r>
+        <w:t xml:space="preserve">T. Murase, D. Matsumoto, </w:t>
+      </w:r>
+      <w:r>
+        <w:rPr>
+          <w:b/>
+        </w:rPr>
+        <w:t>R. Hirayama</w:t>
+      </w:r>
+      <w:r>
+        <w:t xml:space="preserve">, H. Nakayama, T. </w:t>
+      </w:r>
+      <w:proofErr w:type="spellStart"/>
+      <w:r>
+        <w:t>Shimobaba</w:t>
+      </w:r>
+      <w:proofErr w:type="spellEnd"/>
+      <w:r>
+        <w:t>, T. Ito</w:t>
+      </w:r>
+      <w:r>
         <w:t>,</w:t>
       </w:r>
       <w:r>
-        <w:t xml:space="preserve"> and S. Subramanian, ‘</w:t>
-      </w:r>
-      <w:proofErr w:type="spellStart"/>
-      <w:r>
-        <w:t>Fluido</w:t>
-      </w:r>
-      <w:proofErr w:type="spellEnd"/>
-      <w:r>
-        <w:t xml:space="preserve">-acoustics: Dynamic multi-slit metamaterial tuned using liquid droplets’, </w:t>
-      </w:r>
-      <w:proofErr w:type="spellStart"/>
-      <w:r>
-        <w:t>Acoustofluidics</w:t>
-      </w:r>
-      <w:proofErr w:type="spellEnd"/>
-      <w:r>
-        <w:t xml:space="preserve"> 2022, Glasgow, Scotland (10/2022).</w:t>
-      </w:r>
-    </w:p>
-    <w:p>
-      <w:pPr>
-        <w:pStyle w:val="ListParagraph"/>
-      </w:pPr>
-      <w:r>
-        <w:rPr>
-          <w:b/>
-        </w:rPr>
-        <w:t>(invited) R. Hirayama</w:t>
-      </w:r>
-      <w:r>
-        <w:t xml:space="preserve">, </w:t>
-      </w:r>
-      <w:r>
-        <w:t>‘Multimodal 3D display using ultrasound’</w:t>
-      </w:r>
-      <w:r>
-        <w:t xml:space="preserve">, </w:t>
-      </w:r>
-      <w:r>
-        <w:t xml:space="preserve">3DSA 2021, Online </w:t>
-      </w:r>
-      <w:r>
-        <w:t>(</w:t>
-      </w:r>
-      <w:r>
-        <w:t>12/</w:t>
-      </w:r>
-      <w:r>
-        <w:t>20</w:t>
-      </w:r>
-      <w:r>
-        <w:t>21</w:t>
-      </w:r>
-      <w:r>
-        <w:t>).</w:t>
-      </w:r>
-    </w:p>
-    <w:p>
-      <w:pPr>
-        <w:pStyle w:val="ListParagraph"/>
-      </w:pPr>
-      <w:r>
-        <w:rPr>
-          <w:b/>
-        </w:rPr>
-        <w:t>(invited) R. Hirayama</w:t>
-      </w:r>
-      <w:r>
-        <w:t xml:space="preserve">, D. M. Plasencia, </w:t>
-      </w:r>
-      <w:r>
-        <w:t>R</w:t>
-      </w:r>
-      <w:r>
-        <w:t xml:space="preserve">. </w:t>
-      </w:r>
-      <w:r>
-        <w:t>Montano</w:t>
-      </w:r>
+        <w:t xml:space="preserve"> and A. Shiraki, ‘Image quality improvement for 3D structure exhibiting multiple 2D patterns using convolutional neural networks’, IDW 2018, Nagoya, Japan (12/2018). </w:t>
+      </w:r>
+    </w:p>
+    <w:p>
+      <w:pPr>
+        <w:pStyle w:val="ListParagraph"/>
+      </w:pPr>
+      <w:r>
+        <w:lastRenderedPageBreak/>
+        <w:t xml:space="preserve">D. Matsumoto, A. Shiraki, </w:t>
+      </w:r>
+      <w:r>
+        <w:rPr>
+          <w:b/>
+        </w:rPr>
+        <w:t>R. Hirayama</w:t>
+      </w:r>
+      <w:r>
+        <w:t xml:space="preserve">, H. Nakayama, T. </w:t>
+      </w:r>
+      <w:proofErr w:type="spellStart"/>
+      <w:r>
+        <w:t>Kakue</w:t>
+      </w:r>
+      <w:proofErr w:type="spellEnd"/>
+      <w:r>
+        <w:t xml:space="preserve">, T. </w:t>
+      </w:r>
+      <w:proofErr w:type="spellStart"/>
+      <w:r>
+        <w:t>Shimobaba</w:t>
+      </w:r>
+      <w:proofErr w:type="spellEnd"/>
       <w:r>
         <w:t>,</w:t>
       </w:r>
       <w:r>
-        <w:t xml:space="preserve"> and S. Subramanian, </w:t>
-      </w:r>
-      <w:r>
-        <w:t xml:space="preserve">‘Paradigm shift from high-speed </w:t>
-      </w:r>
-      <w:proofErr w:type="gramStart"/>
-      <w:r>
-        <w:t>single-point</w:t>
-      </w:r>
-      <w:proofErr w:type="gramEnd"/>
-      <w:r>
-        <w:t xml:space="preserve"> to high-speed multipoint algorithms for multimodal acoustic displays’</w:t>
-      </w:r>
-      <w:r>
-        <w:t xml:space="preserve">, </w:t>
-      </w:r>
-      <w:r>
-        <w:t xml:space="preserve">IDW 2021, Online </w:t>
-      </w:r>
-      <w:r>
-        <w:t>(</w:t>
-      </w:r>
-      <w:r>
-        <w:t>12/</w:t>
-      </w:r>
-      <w:r>
-        <w:t>20</w:t>
-      </w:r>
-      <w:r>
-        <w:t>20</w:t>
-      </w:r>
-      <w:r>
-        <w:t>).</w:t>
-      </w:r>
-    </w:p>
-    <w:p>
-      <w:pPr>
-        <w:pStyle w:val="ListParagraph"/>
-      </w:pPr>
-      <w:r>
-        <w:rPr>
-          <w:b/>
-        </w:rPr>
-        <w:t>(invited) R. Hirayama</w:t>
-      </w:r>
-      <w:r>
-        <w:t>, D. M. Plasencia, N. Masuda</w:t>
-      </w:r>
+        <w:t xml:space="preserve"> and T. Ito, ‘Improvement of the algorithm for designing a 3D object exhibiting multiple 2D images’, 3DSA 2018, Taipei, Taiwan (08/2018).</w:t>
+      </w:r>
+    </w:p>
+    <w:p>
+      <w:pPr>
+        <w:pStyle w:val="ListParagraph"/>
+      </w:pPr>
+      <w:r>
+        <w:t xml:space="preserve">M. Ikeda, A. Shiraki, </w:t>
+      </w:r>
+      <w:r>
+        <w:rPr>
+          <w:b/>
+        </w:rPr>
+        <w:t>R. Hirayama</w:t>
+      </w:r>
+      <w:r>
+        <w:t xml:space="preserve">, T. </w:t>
+      </w:r>
+      <w:proofErr w:type="spellStart"/>
+      <w:r>
+        <w:t>Kakue</w:t>
+      </w:r>
+      <w:proofErr w:type="spellEnd"/>
+      <w:r>
+        <w:t xml:space="preserve">, T. </w:t>
+      </w:r>
+      <w:proofErr w:type="spellStart"/>
+      <w:r>
+        <w:t>Shimobaba</w:t>
+      </w:r>
+      <w:proofErr w:type="spellEnd"/>
       <w:r>
         <w:t>,</w:t>
       </w:r>
       <w:r>
-        <w:t xml:space="preserve"> and S. Subramanian, </w:t>
-      </w:r>
-      <w:r>
-        <w:t>‘Multimodal acoustic trapping display’</w:t>
-      </w:r>
-      <w:r>
-        <w:t xml:space="preserve">, </w:t>
-      </w:r>
-      <w:r>
-        <w:t xml:space="preserve">IDW 2020, Online </w:t>
-      </w:r>
-      <w:r>
-        <w:t>(</w:t>
-      </w:r>
-      <w:r>
-        <w:t>12/</w:t>
-      </w:r>
-      <w:r>
-        <w:t>20</w:t>
-      </w:r>
-      <w:r>
-        <w:t>20</w:t>
-      </w:r>
-      <w:r>
-        <w:t>).</w:t>
-      </w:r>
-    </w:p>
-    <w:p>
-      <w:pPr>
-        <w:pStyle w:val="ListParagraph"/>
-      </w:pPr>
-      <w:r>
-        <w:rPr>
-          <w:b/>
-        </w:rPr>
-        <w:t>(invited) R. Hirayama</w:t>
-      </w:r>
-      <w:r>
-        <w:t>, D. M. Plasencia, N. Masuda</w:t>
-      </w:r>
+        <w:t xml:space="preserve"> and T. Ito, ‘Simulation of the projection mapping to a directional volumetric display’, IDW 2017, Sendai, Japan (12/2017).</w:t>
+      </w:r>
+    </w:p>
+    <w:p>
+      <w:pPr>
+        <w:pStyle w:val="ListParagraph"/>
+      </w:pPr>
+      <w:r>
+        <w:rPr>
+          <w:b/>
+        </w:rPr>
+        <w:t>R. Hirayama</w:t>
+      </w:r>
+      <w:r>
+        <w:t xml:space="preserve">, H. Nakayama, A. Shiraki, T. </w:t>
+      </w:r>
+      <w:proofErr w:type="spellStart"/>
+      <w:r>
+        <w:t>Kakue</w:t>
+      </w:r>
+      <w:proofErr w:type="spellEnd"/>
+      <w:r>
+        <w:t xml:space="preserve">, T. </w:t>
+      </w:r>
+      <w:proofErr w:type="spellStart"/>
+      <w:r>
+        <w:t>Shimobaba</w:t>
+      </w:r>
+      <w:proofErr w:type="spellEnd"/>
       <w:r>
         <w:t>,</w:t>
       </w:r>
       <w:r>
-        <w:t xml:space="preserve"> and S. Subramanian, </w:t>
-      </w:r>
-      <w:r>
-        <w:t>‘Acoustic levitation for multimodal volumetric display’</w:t>
-      </w:r>
-      <w:r>
-        <w:t xml:space="preserve">, </w:t>
-      </w:r>
-      <w:r>
-        <w:t xml:space="preserve">SPIE Optics + Photonics 2020 </w:t>
-      </w:r>
-      <w:r>
-        <w:t xml:space="preserve">(Proc. SPIE </w:t>
-      </w:r>
-      <w:r>
-        <w:t>11463)</w:t>
-      </w:r>
-      <w:r>
-        <w:t>, Optical Trapping and Optical Micromanipulation XVII; 114630Q</w:t>
-      </w:r>
-      <w:r>
-        <w:t xml:space="preserve">, </w:t>
-      </w:r>
-      <w:proofErr w:type="gramStart"/>
-      <w:r>
-        <w:t>Online</w:t>
-      </w:r>
-      <w:proofErr w:type="gramEnd"/>
-      <w:r>
-        <w:t xml:space="preserve"> </w:t>
-      </w:r>
-      <w:r>
-        <w:t>(</w:t>
-      </w:r>
-      <w:r>
-        <w:t>08/</w:t>
-      </w:r>
-      <w:r>
-        <w:t>20</w:t>
-      </w:r>
-      <w:r>
-        <w:t>20</w:t>
-      </w:r>
-      <w:r>
-        <w:t>)</w:t>
-      </w:r>
-      <w:r>
-        <w:t>.</w:t>
-      </w:r>
-    </w:p>
-    <w:p>
-      <w:pPr>
-        <w:pStyle w:val="ListParagraph"/>
-      </w:pPr>
-      <w:r>
-        <w:t xml:space="preserve">D. M. Plasencia, </w:t>
-      </w:r>
+        <w:t xml:space="preserve"> and T. Ito, ‘Controllable </w:t>
+      </w:r>
+      <w:proofErr w:type="spellStart"/>
+      <w:r>
+        <w:t>color</w:t>
+      </w:r>
+      <w:proofErr w:type="spellEnd"/>
+      <w:r>
+        <w:t xml:space="preserve"> particles in a 3D crystal projecting multiple dynamic full-</w:t>
+      </w:r>
+      <w:proofErr w:type="spellStart"/>
+      <w:r>
+        <w:t>color</w:t>
+      </w:r>
+      <w:proofErr w:type="spellEnd"/>
+      <w:r>
+        <w:t xml:space="preserve"> images’, ACM SIGGRAPH 2017 Posters, 73, Los Angeles, USA (07/2017).</w:t>
+      </w:r>
+    </w:p>
+    <w:p>
+      <w:pPr>
+        <w:pStyle w:val="ListParagraph"/>
+      </w:pPr>
       <w:r>
         <w:rPr>
           <w:b/>
@@ -4245,299 +4657,26 @@
         <w:t>R. Hirayama</w:t>
       </w:r>
       <w:r>
-        <w:t>, R. Montano</w:t>
-      </w:r>
+        <w:t xml:space="preserve">, T. Suzuki, T. </w:t>
+      </w:r>
+      <w:proofErr w:type="spellStart"/>
+      <w:r>
+        <w:t>Shimobaba</w:t>
+      </w:r>
+      <w:proofErr w:type="spellEnd"/>
+      <w:r>
+        <w:t xml:space="preserve">, A. Shiraki, M. Naruse, H. Nakayama, T. </w:t>
+      </w:r>
+      <w:proofErr w:type="spellStart"/>
+      <w:r>
+        <w:t>Kakue</w:t>
+      </w:r>
+      <w:proofErr w:type="spellEnd"/>
       <w:r>
         <w:t>,</w:t>
       </w:r>
       <w:r>
-        <w:t xml:space="preserve"> and S. Subramanian, ‘GS-PAT: High-speed multi-point sound-fields for phased arrays of transducers’, SIGGRAPH 2020 Technical Papers, </w:t>
-      </w:r>
-      <w:proofErr w:type="gramStart"/>
-      <w:r>
-        <w:t>Online</w:t>
-      </w:r>
-      <w:proofErr w:type="gramEnd"/>
-      <w:r>
-        <w:t xml:space="preserve"> (08/2020).</w:t>
-      </w:r>
-    </w:p>
-    <w:p>
-      <w:pPr>
-        <w:pStyle w:val="ListParagraph"/>
-      </w:pPr>
-      <w:r>
-        <w:t xml:space="preserve">D. Matsumoto, </w:t>
-      </w:r>
-      <w:r>
-        <w:rPr>
-          <w:b/>
-        </w:rPr>
-        <w:t>R. Hirayama</w:t>
-      </w:r>
-      <w:r>
-        <w:t xml:space="preserve">, N. </w:t>
-      </w:r>
-      <w:proofErr w:type="spellStart"/>
-      <w:r>
-        <w:t>Hoshikawa</w:t>
-      </w:r>
-      <w:proofErr w:type="spellEnd"/>
-      <w:r>
-        <w:t xml:space="preserve">, H. Nakayama, T. </w:t>
-      </w:r>
-      <w:proofErr w:type="spellStart"/>
-      <w:r>
-        <w:t>Shimobaba</w:t>
-      </w:r>
-      <w:proofErr w:type="spellEnd"/>
-      <w:r>
-        <w:t>, T. Ito</w:t>
-      </w:r>
-      <w:r>
-        <w:t>,</w:t>
-      </w:r>
-      <w:r>
-        <w:t xml:space="preserve"> and A. Shiraki, ‘GPU acceleration of algorithm to design directional volumetric display for real-time’, IDW 2019 / 3DSA 2019, Sapporo, Japan (11/2019).</w:t>
-      </w:r>
-    </w:p>
-    <w:p>
-      <w:pPr>
-        <w:pStyle w:val="ListParagraph"/>
-      </w:pPr>
-      <w:r>
-        <w:t xml:space="preserve">T. Murase, </w:t>
-      </w:r>
-      <w:r>
-        <w:rPr>
-          <w:b/>
-        </w:rPr>
-        <w:t>R. Hirayama</w:t>
-      </w:r>
-      <w:r>
-        <w:t xml:space="preserve">, N. </w:t>
-      </w:r>
-      <w:proofErr w:type="spellStart"/>
-      <w:r>
-        <w:t>Hoshikawa</w:t>
-      </w:r>
-      <w:proofErr w:type="spellEnd"/>
-      <w:r>
-        <w:t xml:space="preserve">, H. Nakayama, T. </w:t>
-      </w:r>
-      <w:proofErr w:type="spellStart"/>
-      <w:r>
-        <w:t>Shimobaba</w:t>
-      </w:r>
-      <w:proofErr w:type="spellEnd"/>
-      <w:r>
-        <w:t>, T. Ito</w:t>
-      </w:r>
-      <w:r>
-        <w:t>,</w:t>
-      </w:r>
-      <w:r>
-        <w:t xml:space="preserve"> and A. Shiraki, ‘Development of volumetric display capable of transmitting information in different languages using language identification’, IDW 2019 / 3DSA 2019, Sapporo, Japan (11/2019).</w:t>
-      </w:r>
-    </w:p>
-    <w:p>
-      <w:pPr>
-        <w:pStyle w:val="ListParagraph"/>
-      </w:pPr>
-      <w:r>
-        <w:t xml:space="preserve">M. Baba, </w:t>
-      </w:r>
-      <w:r>
-        <w:rPr>
-          <w:b/>
-        </w:rPr>
-        <w:t>R. Hirayama</w:t>
-      </w:r>
-      <w:r>
-        <w:t xml:space="preserve">, N. </w:t>
-      </w:r>
-      <w:proofErr w:type="spellStart"/>
-      <w:r>
-        <w:t>Hoshikawa</w:t>
-      </w:r>
-      <w:proofErr w:type="spellEnd"/>
-      <w:r>
-        <w:t xml:space="preserve">, H. Nakayama, T. </w:t>
-      </w:r>
-      <w:proofErr w:type="spellStart"/>
-      <w:r>
-        <w:t>Shimobaba</w:t>
-      </w:r>
-      <w:proofErr w:type="spellEnd"/>
-      <w:r>
-        <w:t>, T. Ito</w:t>
-      </w:r>
-      <w:r>
-        <w:t>,</w:t>
-      </w:r>
-      <w:r>
-        <w:t xml:space="preserve"> and A. Shiraki, ‘Implemented of images and sounds person tracking system using directional volumetric display’, IDW 2019 / 3DSA 2019, Sapporo, Japan (11/2019).</w:t>
-      </w:r>
-    </w:p>
-    <w:p>
-      <w:pPr>
-        <w:pStyle w:val="ListParagraph"/>
-      </w:pPr>
-      <w:r>
-        <w:t xml:space="preserve">D. Matsumoto, T. Murase, </w:t>
-      </w:r>
-      <w:r>
-        <w:rPr>
-          <w:b/>
-        </w:rPr>
-        <w:t>R. Hirayama</w:t>
-      </w:r>
-      <w:r>
-        <w:t xml:space="preserve">, H. Nakayama, T. </w:t>
-      </w:r>
-      <w:proofErr w:type="spellStart"/>
-      <w:r>
-        <w:t>Shimobaba</w:t>
-      </w:r>
-      <w:proofErr w:type="spellEnd"/>
-      <w:r>
-        <w:t xml:space="preserve"> T. Ito, and A. Shiraki, ‘Subjective image quality evaluation to compare algorithms for designing a directional volumetric display’, IDW 2018, Nagoya, Japan (12/2018).</w:t>
-      </w:r>
-    </w:p>
-    <w:p>
-      <w:pPr>
-        <w:pStyle w:val="ListParagraph"/>
-      </w:pPr>
-      <w:r>
-        <w:t xml:space="preserve">T. Murase, D. Matsumoto, </w:t>
-      </w:r>
-      <w:r>
-        <w:rPr>
-          <w:b/>
-        </w:rPr>
-        <w:t>R. Hirayama</w:t>
-      </w:r>
-      <w:r>
-        <w:t xml:space="preserve">, H. Nakayama, T. </w:t>
-      </w:r>
-      <w:proofErr w:type="spellStart"/>
-      <w:r>
-        <w:t>Shimobaba</w:t>
-      </w:r>
-      <w:proofErr w:type="spellEnd"/>
-      <w:r>
-        <w:t>, T. Ito</w:t>
-      </w:r>
-      <w:r>
-        <w:t>,</w:t>
-      </w:r>
-      <w:r>
-        <w:t xml:space="preserve"> and A. Shiraki, ‘Image quality improvement for 3D structure exhibiting multiple 2D patterns using convolutional neural networks’, IDW 2018, Nagoya, Japan (12/2018). </w:t>
-      </w:r>
-    </w:p>
-    <w:p>
-      <w:pPr>
-        <w:pStyle w:val="ListParagraph"/>
-      </w:pPr>
-      <w:r>
-        <w:t xml:space="preserve">D. Matsumoto, A. Shiraki, </w:t>
-      </w:r>
-      <w:r>
-        <w:rPr>
-          <w:b/>
-        </w:rPr>
-        <w:t>R. Hirayama</w:t>
-      </w:r>
-      <w:r>
-        <w:t xml:space="preserve">, H. Nakayama, T. </w:t>
-      </w:r>
-      <w:proofErr w:type="spellStart"/>
-      <w:r>
-        <w:t>Kakue</w:t>
-      </w:r>
-      <w:proofErr w:type="spellEnd"/>
-      <w:r>
-        <w:t xml:space="preserve">, T. </w:t>
-      </w:r>
-      <w:proofErr w:type="spellStart"/>
-      <w:r>
-        <w:t>Shimobaba</w:t>
-      </w:r>
-      <w:proofErr w:type="spellEnd"/>
-      <w:r>
-        <w:t>,</w:t>
-      </w:r>
-      <w:r>
-        <w:t xml:space="preserve"> and T. Ito, ‘Improvement of the algorithm for designing a 3D object exhibiting multiple 2D images’, 3DSA 2018, Taipei, Taiwan (08/2018).</w:t>
-      </w:r>
-    </w:p>
-    <w:p>
-      <w:pPr>
-        <w:pStyle w:val="ListParagraph"/>
-      </w:pPr>
-      <w:r>
-        <w:t xml:space="preserve">M. Ikeda, A. Shiraki, </w:t>
-      </w:r>
-      <w:r>
-        <w:rPr>
-          <w:b/>
-        </w:rPr>
-        <w:t>R. Hirayama</w:t>
-      </w:r>
-      <w:r>
-        <w:t xml:space="preserve">, T. </w:t>
-      </w:r>
-      <w:proofErr w:type="spellStart"/>
-      <w:r>
-        <w:t>Kakue</w:t>
-      </w:r>
-      <w:proofErr w:type="spellEnd"/>
-      <w:r>
-        <w:t xml:space="preserve">, T. </w:t>
-      </w:r>
-      <w:proofErr w:type="spellStart"/>
-      <w:r>
-        <w:t>Shimobaba</w:t>
-      </w:r>
-      <w:proofErr w:type="spellEnd"/>
-      <w:r>
-        <w:t>,</w:t>
-      </w:r>
-      <w:r>
-        <w:t xml:space="preserve"> and T. Ito, ‘Simulation of the projection mapping to a directional volumetric display’, IDW 2017, Sendai, Japan (12/2017).</w:t>
-      </w:r>
-    </w:p>
-    <w:p>
-      <w:pPr>
-        <w:pStyle w:val="ListParagraph"/>
-      </w:pPr>
-      <w:r>
-        <w:rPr>
-          <w:b/>
-        </w:rPr>
-        <w:t>R. Hirayama</w:t>
-      </w:r>
-      <w:r>
-        <w:t xml:space="preserve">, H. Nakayama, A. Shiraki, T. </w:t>
-      </w:r>
-      <w:proofErr w:type="spellStart"/>
-      <w:r>
-        <w:t>Kakue</w:t>
-      </w:r>
-      <w:proofErr w:type="spellEnd"/>
-      <w:r>
-        <w:t xml:space="preserve">, T. </w:t>
-      </w:r>
-      <w:proofErr w:type="spellStart"/>
-      <w:r>
-        <w:t>Shimobaba</w:t>
-      </w:r>
-      <w:proofErr w:type="spellEnd"/>
-      <w:r>
-        <w:t>,</w:t>
-      </w:r>
-      <w:r>
-        <w:t xml:space="preserve"> and T. Ito, ‘Controllable </w:t>
+        <w:t xml:space="preserve"> and T. Ito, ‘Inkjet-printed 3D structure projecting multiple full-</w:t>
       </w:r>
       <w:proofErr w:type="spellStart"/>
       <w:r>
@@ -4545,55 +4684,6 @@
       </w:r>
       <w:proofErr w:type="spellEnd"/>
       <w:r>
-        <w:t xml:space="preserve"> particles in a 3D crystal projecting multiple dynamic full-</w:t>
-      </w:r>
-      <w:proofErr w:type="spellStart"/>
-      <w:r>
-        <w:t>color</w:t>
-      </w:r>
-      <w:proofErr w:type="spellEnd"/>
-      <w:r>
-        <w:t xml:space="preserve"> images’, ACM SIGGRAPH 2017 Posters, 73, Los Angeles, USA (07/2017).</w:t>
-      </w:r>
-    </w:p>
-    <w:p>
-      <w:pPr>
-        <w:pStyle w:val="ListParagraph"/>
-      </w:pPr>
-      <w:r>
-        <w:rPr>
-          <w:b/>
-        </w:rPr>
-        <w:t>R. Hirayama</w:t>
-      </w:r>
-      <w:r>
-        <w:t xml:space="preserve">, T. Suzuki, T. </w:t>
-      </w:r>
-      <w:proofErr w:type="spellStart"/>
-      <w:r>
-        <w:t>Shimobaba</w:t>
-      </w:r>
-      <w:proofErr w:type="spellEnd"/>
-      <w:r>
-        <w:t xml:space="preserve">, A. Shiraki, M. Naruse, H. Nakayama, T. </w:t>
-      </w:r>
-      <w:proofErr w:type="spellStart"/>
-      <w:r>
-        <w:t>Kakue</w:t>
-      </w:r>
-      <w:proofErr w:type="spellEnd"/>
-      <w:r>
-        <w:t>,</w:t>
-      </w:r>
-      <w:r>
-        <w:t xml:space="preserve"> and T. Ito, ‘Inkjet-printed 3D structure projecting multiple full-</w:t>
-      </w:r>
-      <w:proofErr w:type="spellStart"/>
-      <w:r>
-        <w:t>color</w:t>
-      </w:r>
-      <w:proofErr w:type="spellEnd"/>
-      <w:r>
         <w:t xml:space="preserve"> images’, OPIC IP2017, IP-20AM-1-5, Yokohama, Japan (04/2017).</w:t>
       </w:r>
     </w:p>
@@ -4602,7 +4692,6 @@
         <w:pStyle w:val="ListParagraph"/>
       </w:pPr>
       <w:r>
-        <w:lastRenderedPageBreak/>
         <w:t xml:space="preserve">F. Kawashima, </w:t>
       </w:r>
       <w:r>
@@ -5227,14 +5316,7 @@
           <w:b/>
           <w:bCs w:val="0"/>
         </w:rPr>
-        <w:t>R.</w:t>
-      </w:r>
-      <w:r>
-        <w:rPr>
-          <w:b/>
-          <w:bCs w:val="0"/>
-        </w:rPr>
-        <w:t xml:space="preserve"> Hirayama</w:t>
+        <w:t>R. Hirayama</w:t>
       </w:r>
       <w:r>
         <w:t>, ‘Acoustic Contactless Food Delivery and Processing’, Keynote Speech at Culinary Action! On The Road (02/2025).</w:t>
@@ -5253,14 +5335,7 @@
           <w:b/>
           <w:bCs w:val="0"/>
         </w:rPr>
-        <w:t>R.</w:t>
-      </w:r>
-      <w:r>
-        <w:rPr>
-          <w:b/>
-          <w:bCs w:val="0"/>
-        </w:rPr>
-        <w:t xml:space="preserve"> Hirayama</w:t>
+        <w:t>R. Hirayama</w:t>
       </w:r>
       <w:r>
         <w:t>, ‘Acoustic Levitation for Displays and Fabrication’, Talk at the High-Beams Seminar series (11/2024).</w:t>
@@ -5279,29 +5354,10 @@
           <w:b/>
           <w:bCs w:val="0"/>
         </w:rPr>
-        <w:t>R.</w:t>
-      </w:r>
-      <w:r>
-        <w:rPr>
-          <w:b/>
-          <w:bCs w:val="0"/>
-        </w:rPr>
-        <w:t xml:space="preserve"> Hirayama</w:t>
-      </w:r>
-      <w:r>
-        <w:t xml:space="preserve">, </w:t>
-      </w:r>
-      <w:r>
-        <w:t>D. M.</w:t>
-      </w:r>
-      <w:r>
-        <w:t xml:space="preserve"> Plasencia, and S</w:t>
-      </w:r>
-      <w:r>
-        <w:t>.</w:t>
-      </w:r>
-      <w:r>
-        <w:t xml:space="preserve"> Subramanian, ‘</w:t>
+        <w:t>R. Hirayama</w:t>
+      </w:r>
+      <w:r>
+        <w:t>, D. M. Plasencia, and S. Subramanian, ‘</w:t>
       </w:r>
       <w:proofErr w:type="spellStart"/>
       <w:r>
@@ -5509,6 +5565,7 @@
         <w:pStyle w:val="Heading1"/>
       </w:pPr>
       <w:r>
+        <w:lastRenderedPageBreak/>
         <w:t>Patents</w:t>
       </w:r>
     </w:p>
@@ -5776,7 +5833,6 @@
         <w:rPr>
           <w:bCs w:val="0"/>
         </w:rPr>
-        <w:lastRenderedPageBreak/>
         <w:t xml:space="preserve">T. </w:t>
       </w:r>
       <w:proofErr w:type="spellStart"/>
@@ -7733,6 +7789,7 @@
           <w:rFonts w:eastAsia="MS Mincho"/>
           <w:b/>
         </w:rPr>
+        <w:lastRenderedPageBreak/>
         <w:t>Dagens Nyheter</w:t>
       </w:r>
       <w:r>
@@ -8156,7 +8213,6 @@
         <w:rPr>
           <w:b/>
         </w:rPr>
-        <w:lastRenderedPageBreak/>
         <w:t>OSA Publishing, Image of</w:t>
       </w:r>
       <w:r>
@@ -11261,6 +11317,7 @@
   <w:style w:type="character" w:default="1" w:styleId="DefaultParagraphFont">
     <w:name w:val="Default Paragraph Font"/>
     <w:uiPriority w:val="1"/>
+    <w:semiHidden/>
     <w:unhideWhenUsed/>
   </w:style>
   <w:style w:type="table" w:default="1" w:styleId="TableNormal">

--- a/documents/CV_Hirayama.docx
+++ b/documents/CV_Hirayama.docx
@@ -32,13 +32,8 @@
         <w:pStyle w:val="Info"/>
       </w:pPr>
       <w:r>
-        <w:t xml:space="preserve">UKRI Fellow, UKRI Frontier Research Guarantee Grant for ERC </w:t>
-      </w:r>
-      <w:proofErr w:type="spellStart"/>
-      <w:r>
-        <w:t>StG</w:t>
-      </w:r>
-      <w:proofErr w:type="spellEnd"/>
+        <w:t>UKRI Fellow, UKRI Frontier Research Guarantee Grant for ERC StG</w:t>
+      </w:r>
     </w:p>
     <w:p>
       <w:pPr>
@@ -83,54 +78,42 @@
         <w:pStyle w:val="Info"/>
       </w:pPr>
       <w:r>
-        <w:t>AcoustoFab</w:t>
+        <w:t xml:space="preserve">AcoustoFab </w:t>
+      </w:r>
+      <w:r>
+        <w:t xml:space="preserve">Email: </w:t>
+      </w:r>
+      <w:r>
+        <w:t>ryuji@acoustofab.co.uk</w:t>
+      </w:r>
+    </w:p>
+    <w:p>
+      <w:pPr>
+        <w:pStyle w:val="Info"/>
+      </w:pPr>
+      <w:r>
+        <w:t>AcoustoFab Address: Unit 108, E1 Studios, Whitechapel Road, London E1 1DU, UK</w:t>
+      </w:r>
+    </w:p>
+    <w:p>
+      <w:pPr>
+        <w:pStyle w:val="Info"/>
+      </w:pPr>
+      <w:r>
+        <w:t>Web</w:t>
+      </w:r>
+      <w:r>
+        <w:t>site</w:t>
+      </w:r>
+      <w:r>
+        <w:t xml:space="preserve">: </w:t>
+      </w:r>
+      <w:r>
+        <w:t>https://ryujihirayama.github.io/web/</w:t>
       </w:r>
       <w:r>
         <w:t xml:space="preserve"> </w:t>
       </w:r>
-      <w:r>
-        <w:t xml:space="preserve">Email: </w:t>
-      </w:r>
-      <w:r>
-        <w:t>ryuji</w:t>
-      </w:r>
-      <w:r>
-        <w:t>@</w:t>
-      </w:r>
-      <w:r>
-        <w:t>acoustofab.co.uk</w:t>
-      </w:r>
-    </w:p>
-    <w:p>
-      <w:pPr>
-        <w:pStyle w:val="Info"/>
-      </w:pPr>
-      <w:r>
-        <w:t xml:space="preserve">AcoustoFab Address: </w:t>
-      </w:r>
-      <w:r>
-        <w:t>Unit 108, E1 Studios, Whitechapel Road, London E1 1DU, UK</w:t>
-      </w:r>
-    </w:p>
-    <w:p>
-      <w:pPr>
-        <w:pStyle w:val="Info"/>
-      </w:pPr>
-      <w:r>
-        <w:t>Web</w:t>
-      </w:r>
-      <w:r>
-        <w:t>site</w:t>
-      </w:r>
-      <w:r>
-        <w:t xml:space="preserve">: </w:t>
-      </w:r>
-      <w:r>
-        <w:t>https://ryujihirayama.github.io/web/</w:t>
-      </w:r>
-      <w:r>
-        <w:t xml:space="preserve"> </w:t>
-      </w:r>
     </w:p>
     <w:p>
       <w:pPr>
@@ -310,7 +293,89 @@
         <w:pStyle w:val="DateList1"/>
       </w:pPr>
       <w:r>
-        <w:t>07</w:t>
+        <w:t>07/</w:t>
+      </w:r>
+      <w:r>
+        <w:t>20</w:t>
+      </w:r>
+      <w:r>
+        <w:t>25</w:t>
+      </w:r>
+      <w:r>
+        <w:t>–present</w:t>
+      </w:r>
+      <w:r>
+        <w:tab/>
+      </w:r>
+      <w:r>
+        <w:rPr>
+          <w:b/>
+          <w:bCs/>
+        </w:rPr>
+        <w:t>Honorary Professor</w:t>
+      </w:r>
+    </w:p>
+    <w:p>
+      <w:pPr>
+        <w:pStyle w:val="DateList2"/>
+      </w:pPr>
+      <w:r>
+        <w:t>Chiba University</w:t>
+      </w:r>
+      <w:r>
+        <w:t xml:space="preserve">, </w:t>
+      </w:r>
+      <w:r>
+        <w:t>Japan</w:t>
+      </w:r>
+    </w:p>
+    <w:p>
+      <w:pPr>
+        <w:pStyle w:val="DateList1"/>
+      </w:pPr>
+      <w:r>
+        <w:t>10/</w:t>
+      </w:r>
+      <w:r>
+        <w:t>20</w:t>
+      </w:r>
+      <w:r>
+        <w:t>23</w:t>
+      </w:r>
+      <w:r>
+        <w:t>–present</w:t>
+      </w:r>
+      <w:r>
+        <w:tab/>
+      </w:r>
+      <w:r>
+        <w:rPr>
+          <w:b/>
+          <w:bCs/>
+        </w:rPr>
+        <w:t>Co-Founder/Hardware Lead</w:t>
+      </w:r>
+    </w:p>
+    <w:p>
+      <w:pPr>
+        <w:pStyle w:val="DateList2"/>
+      </w:pPr>
+      <w:r>
+        <w:t>AcoustoFab LTD</w:t>
+      </w:r>
+      <w:r>
+        <w:t>, UK</w:t>
+      </w:r>
+    </w:p>
+    <w:p>
+      <w:pPr>
+        <w:pStyle w:val="DateList1"/>
+      </w:pPr>
+      <w:r>
+        <w:t>0</w:t>
+      </w:r>
+      <w:r>
+        <w:t>8</w:t>
       </w:r>
       <w:r>
         <w:t>/</w:t>
@@ -322,7 +387,7 @@
         <w:t>2</w:t>
       </w:r>
       <w:r>
-        <w:t>5</w:t>
+        <w:t>2</w:t>
       </w:r>
       <w:r>
         <w:t>–present</w:t>
@@ -335,7 +400,7 @@
           <w:b/>
           <w:bCs/>
         </w:rPr>
-        <w:t>Honorary Professor</w:t>
+        <w:t>Lecturer</w:t>
       </w:r>
     </w:p>
     <w:p>
@@ -343,30 +408,40 @@
         <w:pStyle w:val="DateList2"/>
       </w:pPr>
       <w:r>
-        <w:t>Chiba University</w:t>
-      </w:r>
-      <w:r>
-        <w:t xml:space="preserve">, </w:t>
-      </w:r>
-      <w:r>
-        <w:t>Japan</w:t>
+        <w:t>Department of Computer Science</w:t>
+      </w:r>
+      <w:r>
+        <w:t xml:space="preserve">, University </w:t>
+      </w:r>
+      <w:r>
+        <w:t>College London</w:t>
+      </w:r>
+      <w:r>
+        <w:t>, UK</w:t>
       </w:r>
     </w:p>
     <w:p>
       <w:pPr>
         <w:pStyle w:val="DateList1"/>
-      </w:pPr>
-      <w:r>
-        <w:t>10/</w:t>
+        <w:rPr>
+          <w:b/>
+          <w:bCs/>
+        </w:rPr>
+      </w:pPr>
+      <w:r>
+        <w:t>07/</w:t>
       </w:r>
       <w:r>
         <w:t>20</w:t>
       </w:r>
       <w:r>
-        <w:t>23</w:t>
-      </w:r>
-      <w:r>
-        <w:t>–present</w:t>
+        <w:t>20</w:t>
+      </w:r>
+      <w:r>
+        <w:t>–</w:t>
+      </w:r>
+      <w:r>
+        <w:t>06/2022</w:t>
       </w:r>
       <w:r>
         <w:tab/>
@@ -376,7 +451,7 @@
           <w:b/>
           <w:bCs/>
         </w:rPr>
-        <w:t>Co-Founder/Hardware Lead</w:t>
+        <w:t>Postdoctoral Research Fellow</w:t>
       </w:r>
     </w:p>
     <w:p>
@@ -384,7 +459,13 @@
         <w:pStyle w:val="DateList2"/>
       </w:pPr>
       <w:r>
-        <w:t>AcoustoFab LTD</w:t>
+        <w:t>Department of Computer Science</w:t>
+      </w:r>
+      <w:r>
+        <w:t xml:space="preserve">, University </w:t>
+      </w:r>
+      <w:r>
+        <w:t>College London</w:t>
       </w:r>
       <w:r>
         <w:t>, UK</w:t>
@@ -393,27 +474,19 @@
     <w:p>
       <w:pPr>
         <w:pStyle w:val="DateList1"/>
-      </w:pPr>
-      <w:r>
-        <w:t>0</w:t>
-      </w:r>
-      <w:r>
-        <w:t>8</w:t>
-      </w:r>
-      <w:r>
-        <w:t>/</w:t>
-      </w:r>
-      <w:r>
-        <w:t>20</w:t>
-      </w:r>
-      <w:r>
-        <w:t>2</w:t>
-      </w:r>
-      <w:r>
-        <w:t>2</w:t>
-      </w:r>
-      <w:r>
-        <w:t>–present</w:t>
+        <w:rPr>
+          <w:b/>
+          <w:bCs/>
+        </w:rPr>
+      </w:pPr>
+      <w:r>
+        <w:t>04/</w:t>
+      </w:r>
+      <w:r>
+        <w:t>2019–</w:t>
+      </w:r>
+      <w:r>
+        <w:t>06/2020</w:t>
       </w:r>
       <w:r>
         <w:tab/>
@@ -423,7 +496,7 @@
           <w:b/>
           <w:bCs/>
         </w:rPr>
-        <w:t>Lecturer</w:t>
+        <w:t>Postdoctoral Research Fellow</w:t>
       </w:r>
     </w:p>
     <w:p>
@@ -431,40 +504,63 @@
         <w:pStyle w:val="DateList2"/>
       </w:pPr>
       <w:r>
-        <w:t>Department of Computer Science</w:t>
-      </w:r>
-      <w:r>
-        <w:t xml:space="preserve">, University </w:t>
-      </w:r>
-      <w:r>
-        <w:t>College London</w:t>
-      </w:r>
-      <w:r>
-        <w:t>, UK</w:t>
+        <w:t>Interact Lab, School of Engineering and Informatics, University of Sussex, UK</w:t>
       </w:r>
     </w:p>
     <w:p>
       <w:pPr>
         <w:pStyle w:val="DateList1"/>
+      </w:pPr>
+      <w:r>
+        <w:t>01/</w:t>
+      </w:r>
+      <w:r>
+        <w:t>2019–</w:t>
+      </w:r>
+      <w:r>
+        <w:t>03/</w:t>
+      </w:r>
+      <w:r>
+        <w:t>2019</w:t>
+      </w:r>
+      <w:r>
+        <w:tab/>
+      </w:r>
+      <w:r>
         <w:rPr>
           <w:b/>
           <w:bCs/>
         </w:rPr>
-      </w:pPr>
-      <w:r>
-        <w:t>07/</w:t>
-      </w:r>
-      <w:r>
-        <w:t>20</w:t>
-      </w:r>
-      <w:r>
-        <w:t>20</w:t>
-      </w:r>
-      <w:r>
-        <w:t>–</w:t>
-      </w:r>
-      <w:r>
-        <w:t>06/2022</w:t>
+        <w:t>Rutherford Research Fellow</w:t>
+      </w:r>
+    </w:p>
+    <w:p>
+      <w:pPr>
+        <w:pStyle w:val="DateList2"/>
+      </w:pPr>
+      <w:r>
+        <w:t>Interact Lab, School of Engineering and Informatics, University of Sussex, UK</w:t>
+      </w:r>
+    </w:p>
+    <w:p>
+      <w:pPr>
+        <w:pStyle w:val="DateList1"/>
+        <w:rPr>
+          <w:b/>
+          <w:bCs/>
+        </w:rPr>
+      </w:pPr>
+      <w:r>
+        <w:t>04/</w:t>
+      </w:r>
+      <w:r>
+        <w:t>2018–</w:t>
+      </w:r>
+      <w:r>
+        <w:t>12/</w:t>
+      </w:r>
+      <w:r>
+        <w:t>2018</w:t>
       </w:r>
       <w:r>
         <w:tab/>
@@ -474,7 +570,7 @@
           <w:b/>
           <w:bCs/>
         </w:rPr>
-        <w:t>Postdoctoral Research Fellow</w:t>
+        <w:t>Research Fellow of the Japan Society for the Promotion of Science (PD)</w:t>
       </w:r>
     </w:p>
     <w:p>
@@ -482,34 +578,59 @@
         <w:pStyle w:val="DateList2"/>
       </w:pPr>
       <w:r>
-        <w:t>Department of Computer Science</w:t>
-      </w:r>
-      <w:r>
-        <w:t xml:space="preserve">, University </w:t>
-      </w:r>
-      <w:r>
-        <w:t>College London</w:t>
-      </w:r>
-      <w:r>
-        <w:t>, UK</w:t>
+        <w:t>Masuda Lab, Faculty of Industrial Science and Technology, Tokyo University of Science, Japan</w:t>
       </w:r>
     </w:p>
     <w:p>
       <w:pPr>
         <w:pStyle w:val="DateList1"/>
+      </w:pPr>
+      <w:r>
+        <w:t>04/</w:t>
+      </w:r>
+      <w:r>
+        <w:t>2018–</w:t>
+      </w:r>
+      <w:r>
+        <w:t>09/</w:t>
+      </w:r>
+      <w:r>
+        <w:t>2018</w:t>
+      </w:r>
+      <w:r>
+        <w:tab/>
+      </w:r>
+      <w:r>
         <w:rPr>
           <w:b/>
           <w:bCs/>
         </w:rPr>
+        <w:t>Visiting Research Fellow</w:t>
+      </w:r>
+    </w:p>
+    <w:p>
+      <w:pPr>
+        <w:pStyle w:val="DateList2"/>
+      </w:pPr>
+      <w:r>
+        <w:t>Interact Lab, School of Engineering and Informatics, University of Sussex, UK</w:t>
+      </w:r>
+    </w:p>
+    <w:p>
+      <w:pPr>
+        <w:pStyle w:val="DateList1"/>
       </w:pPr>
       <w:r>
         <w:t>04/</w:t>
       </w:r>
       <w:r>
-        <w:t>2019–</w:t>
-      </w:r>
-      <w:r>
-        <w:t>06/2020</w:t>
+        <w:t>2017–</w:t>
+      </w:r>
+      <w:r>
+        <w:t>03/</w:t>
+      </w:r>
+      <w:r>
+        <w:t>2018</w:t>
       </w:r>
       <w:r>
         <w:tab/>
@@ -519,7 +640,7 @@
           <w:b/>
           <w:bCs/>
         </w:rPr>
-        <w:t>Postdoctoral Research Fellow</w:t>
+        <w:t>Research Fellow of the Japan Society for the Promotion of Science (PD)</w:t>
       </w:r>
     </w:p>
     <w:p>
@@ -527,24 +648,28 @@
         <w:pStyle w:val="DateList2"/>
       </w:pPr>
       <w:r>
-        <w:t>Interact Lab, School of Engineering and Informatics, University of Sussex, UK</w:t>
+        <w:t>Itot Lab, Graduate School of Engineering, Chiba University, Japan</w:t>
       </w:r>
     </w:p>
     <w:p>
       <w:pPr>
         <w:pStyle w:val="DateList1"/>
-      </w:pPr>
-      <w:r>
-        <w:t>01/</w:t>
-      </w:r>
-      <w:r>
-        <w:t>2019–</w:t>
+        <w:rPr>
+          <w:b/>
+          <w:bCs/>
+        </w:rPr>
+      </w:pPr>
+      <w:r>
+        <w:t>04/</w:t>
+      </w:r>
+      <w:r>
+        <w:t>2015–</w:t>
       </w:r>
       <w:r>
         <w:t>03/</w:t>
       </w:r>
       <w:r>
-        <w:t>2019</w:t>
+        <w:t>2017</w:t>
       </w:r>
       <w:r>
         <w:tab/>
@@ -554,7 +679,7 @@
           <w:b/>
           <w:bCs/>
         </w:rPr>
-        <w:t>Rutherford Research Fellow</w:t>
+        <w:t>Research Fellow of the Japan Society for the Promotion of Science (DC2)</w:t>
       </w:r>
     </w:p>
     <w:p>
@@ -562,208 +687,34 @@
         <w:pStyle w:val="DateList2"/>
       </w:pPr>
       <w:r>
-        <w:t>Interact Lab, School of Engineering and Informatics, University of Sussex, UK</w:t>
+        <w:t>Itot Lab, Graduate School of Engineering, Chiba University, Japan</w:t>
       </w:r>
     </w:p>
     <w:p>
       <w:pPr>
         <w:pStyle w:val="DateList1"/>
+      </w:pPr>
+      <w:r>
+        <w:t>11/</w:t>
+      </w:r>
+      <w:r>
+        <w:t>2014–</w:t>
+      </w:r>
+      <w:r>
+        <w:t>03/</w:t>
+      </w:r>
+      <w:r>
+        <w:t>2015</w:t>
+      </w:r>
+      <w:r>
+        <w:tab/>
+      </w:r>
+      <w:r>
         <w:rPr>
           <w:b/>
           <w:bCs/>
         </w:rPr>
-      </w:pPr>
-      <w:r>
-        <w:t>04/</w:t>
-      </w:r>
-      <w:r>
-        <w:t>2018–</w:t>
-      </w:r>
-      <w:r>
-        <w:t>12/</w:t>
-      </w:r>
-      <w:r>
-        <w:t>2018</w:t>
-      </w:r>
-      <w:r>
-        <w:tab/>
-      </w:r>
-      <w:r>
-        <w:rPr>
-          <w:b/>
-          <w:bCs/>
-        </w:rPr>
-        <w:t>Research Fellow of the Japan Society for the Promotion of Science (PD)</w:t>
-      </w:r>
-    </w:p>
-    <w:p>
-      <w:pPr>
-        <w:pStyle w:val="DateList2"/>
-      </w:pPr>
-      <w:r>
-        <w:t>Masuda Lab, Faculty of Industrial Science and Technology, Tokyo University of Science, Japan</w:t>
-      </w:r>
-    </w:p>
-    <w:p>
-      <w:pPr>
-        <w:pStyle w:val="DateList1"/>
-      </w:pPr>
-      <w:r>
-        <w:t>04/</w:t>
-      </w:r>
-      <w:r>
-        <w:t>2018–</w:t>
-      </w:r>
-      <w:r>
-        <w:t>09/</w:t>
-      </w:r>
-      <w:r>
-        <w:t>2018</w:t>
-      </w:r>
-      <w:r>
-        <w:tab/>
-      </w:r>
-      <w:r>
-        <w:rPr>
-          <w:b/>
-          <w:bCs/>
-        </w:rPr>
-        <w:t>Visiting Research Fellow</w:t>
-      </w:r>
-    </w:p>
-    <w:p>
-      <w:pPr>
-        <w:pStyle w:val="DateList2"/>
-      </w:pPr>
-      <w:r>
-        <w:t>Interact Lab, School of Engineering and Informatics, University of Sussex, UK</w:t>
-      </w:r>
-    </w:p>
-    <w:p>
-      <w:pPr>
-        <w:pStyle w:val="DateList1"/>
-      </w:pPr>
-      <w:r>
-        <w:t>04/</w:t>
-      </w:r>
-      <w:r>
-        <w:t>2017–</w:t>
-      </w:r>
-      <w:r>
-        <w:t>03/</w:t>
-      </w:r>
-      <w:r>
-        <w:t>2018</w:t>
-      </w:r>
-      <w:r>
-        <w:tab/>
-      </w:r>
-      <w:r>
-        <w:rPr>
-          <w:b/>
-          <w:bCs/>
-        </w:rPr>
-        <w:t>Research Fellow of the Japan Society for the Promotion of Science (PD)</w:t>
-      </w:r>
-    </w:p>
-    <w:p>
-      <w:pPr>
-        <w:pStyle w:val="DateList2"/>
-      </w:pPr>
-      <w:proofErr w:type="spellStart"/>
-      <w:r>
-        <w:t>Itot</w:t>
-      </w:r>
-      <w:proofErr w:type="spellEnd"/>
-      <w:r>
-        <w:t xml:space="preserve"> Lab, Graduate School of Engineering, Chiba University, Japan</w:t>
-      </w:r>
-    </w:p>
-    <w:p>
-      <w:pPr>
-        <w:pStyle w:val="DateList1"/>
-        <w:rPr>
-          <w:b/>
-          <w:bCs/>
-        </w:rPr>
-      </w:pPr>
-      <w:r>
-        <w:t>04/</w:t>
-      </w:r>
-      <w:r>
-        <w:t>2015–</w:t>
-      </w:r>
-      <w:r>
-        <w:t>03/</w:t>
-      </w:r>
-      <w:r>
-        <w:t>2017</w:t>
-      </w:r>
-      <w:r>
-        <w:tab/>
-      </w:r>
-      <w:r>
-        <w:rPr>
-          <w:b/>
-          <w:bCs/>
-        </w:rPr>
-        <w:t>Research Fellow of the Japan Society for the Promotion of Science (DC2)</w:t>
-      </w:r>
-    </w:p>
-    <w:p>
-      <w:pPr>
-        <w:pStyle w:val="DateList2"/>
-      </w:pPr>
-      <w:proofErr w:type="spellStart"/>
-      <w:r>
-        <w:t>Itot</w:t>
-      </w:r>
-      <w:proofErr w:type="spellEnd"/>
-      <w:r>
-        <w:t xml:space="preserve"> Lab, Graduate School of Engineering, Chiba University, Japan</w:t>
-      </w:r>
-    </w:p>
-    <w:p>
-      <w:pPr>
-        <w:pStyle w:val="DateList1"/>
-      </w:pPr>
-      <w:r>
-        <w:t>11/</w:t>
-      </w:r>
-      <w:r>
-        <w:t>2014–</w:t>
-      </w:r>
-      <w:r>
-        <w:t>03/</w:t>
-      </w:r>
-      <w:r>
-        <w:t>2015</w:t>
-      </w:r>
-      <w:r>
-        <w:tab/>
-      </w:r>
-      <w:r>
-        <w:rPr>
-          <w:b/>
-          <w:bCs/>
-        </w:rPr>
-        <w:t xml:space="preserve">Research Assistant of the </w:t>
-      </w:r>
-      <w:proofErr w:type="spellStart"/>
-      <w:r>
-        <w:rPr>
-          <w:b/>
-          <w:bCs/>
-        </w:rPr>
-        <w:t>ImPACT</w:t>
-      </w:r>
-      <w:proofErr w:type="spellEnd"/>
-      <w:r>
-        <w:rPr>
-          <w:b/>
-          <w:bCs/>
-        </w:rPr>
-        <w:t xml:space="preserve"> Program</w:t>
+        <w:t>Research Assistant of the ImPACT Program</w:t>
       </w:r>
     </w:p>
     <w:p>
@@ -874,46 +825,81 @@
         </w:numPr>
       </w:pPr>
       <w:r>
-        <w:t xml:space="preserve">J. Hardwick, Z. Morgan, and </w:t>
+        <w:t>H.</w:t>
+      </w:r>
+      <w:r>
+        <w:t xml:space="preserve"> Chen, </w:t>
+      </w:r>
+      <w:r>
+        <w:t>S.</w:t>
+      </w:r>
+      <w:r>
+        <w:t xml:space="preserve"> Bansal, </w:t>
+      </w:r>
+      <w:r>
+        <w:t>F.</w:t>
+      </w:r>
+      <w:r>
+        <w:t xml:space="preserve"> Huang, </w:t>
+      </w:r>
+      <w:r>
+        <w:t>C.</w:t>
+      </w:r>
+      <w:r>
+        <w:t xml:space="preserve"> Liang, </w:t>
+      </w:r>
+      <w:r>
+        <w:t>Y.</w:t>
+      </w:r>
+      <w:r>
+        <w:t xml:space="preserve"> Su, </w:t>
+      </w:r>
+      <w:r>
+        <w:t>D. M.</w:t>
+      </w:r>
+      <w:r>
+        <w:t xml:space="preserve"> Plasencia, J</w:t>
+      </w:r>
+      <w:r>
+        <w:t>.</w:t>
+      </w:r>
+      <w:r>
+        <w:t xml:space="preserve"> Huang, S</w:t>
+      </w:r>
+      <w:r>
+        <w:t>.</w:t>
+      </w:r>
+      <w:r>
+        <w:t xml:space="preserve"> Subramanian, and </w:t>
       </w:r>
       <w:r>
         <w:rPr>
           <w:b/>
           <w:bCs w:val="0"/>
         </w:rPr>
-        <w:t>R. Hirayama</w:t>
-      </w:r>
-      <w:r>
-        <w:t>, ‘</w:t>
-      </w:r>
-      <w:r>
-        <w:t xml:space="preserve">Acoustophoretic System for Seed </w:t>
-      </w:r>
-      <w:proofErr w:type="spellStart"/>
-      <w:r>
-        <w:t>Seperation</w:t>
-      </w:r>
-      <w:proofErr w:type="spellEnd"/>
-      <w:r>
-        <w:t xml:space="preserve"> Conveyor Belts</w:t>
-      </w:r>
-      <w:r>
-        <w:t xml:space="preserve">,’ Nature </w:t>
-      </w:r>
-      <w:r>
-        <w:t>Communications 16, 6975</w:t>
-      </w:r>
-      <w:r>
-        <w:t xml:space="preserve"> </w:t>
-      </w:r>
-      <w:r>
-        <w:t>(</w:t>
-      </w:r>
-      <w:r>
-        <w:t>2025</w:t>
-      </w:r>
-      <w:r>
-        <w:t>).</w:t>
+        <w:t xml:space="preserve">R. </w:t>
+      </w:r>
+      <w:r>
+        <w:rPr>
+          <w:b/>
+          <w:bCs w:val="0"/>
+        </w:rPr>
+        <w:t>Hirayama</w:t>
+      </w:r>
+      <w:r>
+        <w:t>,</w:t>
+      </w:r>
+      <w:r>
+        <w:t xml:space="preserve"> ‘</w:t>
+      </w:r>
+      <w:r>
+        <w:t>Acoustophoretic printing of programmable porous structures in soft material</w:t>
+      </w:r>
+      <w:r>
+        <w:t xml:space="preserve">s,’ </w:t>
+      </w:r>
+      <w:r>
+        <w:t>Materials &amp; Design 265, 116007 (2026).</w:t>
       </w:r>
     </w:p>
     <w:p>
@@ -925,131 +911,40 @@
         </w:numPr>
       </w:pPr>
       <w:r>
-        <w:t>N.</w:t>
+        <w:t>J. Mukherjee, G. Christopoulos, Z. Shen, S. Subramanian, and R. Hirayama, ‘AcousTools: A'Full-Stack', Python-Based, Acoustic Holography Library’, IEEE Transactions on Ultrasonics</w:t>
       </w:r>
       <w:r>
         <w:t xml:space="preserve"> </w:t>
       </w:r>
-      <w:proofErr w:type="spellStart"/>
-      <w:r>
-        <w:t>Kemsaram</w:t>
-      </w:r>
-      <w:proofErr w:type="spellEnd"/>
-      <w:r>
-        <w:t xml:space="preserve">, </w:t>
-      </w:r>
-      <w:r>
-        <w:t>J.</w:t>
-      </w:r>
-      <w:r>
-        <w:t xml:space="preserve"> Hardwick, </w:t>
-      </w:r>
-      <w:r>
-        <w:t>J.</w:t>
-      </w:r>
-      <w:r>
-        <w:t xml:space="preserve"> Wang, </w:t>
-      </w:r>
-      <w:r>
-        <w:t>B.</w:t>
-      </w:r>
-      <w:r>
-        <w:t xml:space="preserve"> Gautam, </w:t>
-      </w:r>
-      <w:r>
-        <w:t>C.</w:t>
+      <w:r>
+        <w:rPr>
+          <w:b/>
+        </w:rPr>
+        <w:t>73</w:t>
+      </w:r>
+      <w:r>
+        <w:t xml:space="preserve">(2), </w:t>
+      </w:r>
+      <w:r>
+        <w:t>99</w:t>
+      </w:r>
+      <w:r>
+        <w:t>–</w:t>
+      </w:r>
+      <w:r>
+        <w:t>111</w:t>
       </w:r>
       <w:r>
         <w:t xml:space="preserve"> </w:t>
       </w:r>
-      <w:proofErr w:type="spellStart"/>
-      <w:r>
-        <w:t>Besevli</w:t>
-      </w:r>
-      <w:proofErr w:type="spellEnd"/>
-      <w:r>
-        <w:t xml:space="preserve">, </w:t>
-      </w:r>
-      <w:r>
-        <w:t>G.</w:t>
-      </w:r>
-      <w:r>
-        <w:t xml:space="preserve"> Christopoulos, </w:t>
-      </w:r>
-      <w:r>
-        <w:t>S.</w:t>
-      </w:r>
-      <w:r>
-        <w:t xml:space="preserve"> Dogra, </w:t>
-      </w:r>
-      <w:r>
-        <w:t>L.</w:t>
-      </w:r>
-      <w:r>
-        <w:t xml:space="preserve"> Gao, </w:t>
-      </w:r>
-      <w:r>
-        <w:t>A.</w:t>
-      </w:r>
-      <w:r>
-        <w:t xml:space="preserve"> </w:t>
-      </w:r>
-      <w:proofErr w:type="spellStart"/>
-      <w:r>
-        <w:t>Delibasi</w:t>
-      </w:r>
-      <w:proofErr w:type="spellEnd"/>
-      <w:r>
-        <w:t xml:space="preserve">, </w:t>
-      </w:r>
-      <w:r>
-        <w:t>D. M.</w:t>
-      </w:r>
-      <w:r>
-        <w:t xml:space="preserve"> Plasencia, </w:t>
-      </w:r>
-      <w:r>
-        <w:t>O.</w:t>
-      </w:r>
-      <w:r>
-        <w:t xml:space="preserve"> Georgiou, </w:t>
-      </w:r>
-      <w:r>
-        <w:t>M.</w:t>
-      </w:r>
-      <w:r>
-        <w:t xml:space="preserve"> Obrist, </w:t>
-      </w:r>
-      <w:r>
-        <w:rPr>
-          <w:b/>
-          <w:bCs w:val="0"/>
-        </w:rPr>
-        <w:t>R.</w:t>
-      </w:r>
-      <w:r>
-        <w:rPr>
-          <w:b/>
-          <w:bCs w:val="0"/>
-        </w:rPr>
-        <w:t xml:space="preserve"> Hirayama</w:t>
-      </w:r>
-      <w:r>
-        <w:t xml:space="preserve">, and </w:t>
-      </w:r>
-      <w:r>
-        <w:t>S.</w:t>
-      </w:r>
-      <w:r>
-        <w:t xml:space="preserve"> Subramanian, ‘</w:t>
-      </w:r>
-      <w:proofErr w:type="spellStart"/>
-      <w:r>
-        <w:t>AcoustoBots</w:t>
-      </w:r>
-      <w:proofErr w:type="spellEnd"/>
-      <w:r>
-        <w:t>: A swarm of robots for acoustophoretic multimodal interactions’, Frontiers in Robotics and AI 12, 1537101 (2025).</w:t>
+      <w:r>
+        <w:t>(</w:t>
+      </w:r>
+      <w:r>
+        <w:t>2026</w:t>
+      </w:r>
+      <w:r>
+        <w:t>).</w:t>
       </w:r>
     </w:p>
     <w:p>
@@ -1061,70 +956,35 @@
         </w:numPr>
       </w:pPr>
       <w:r>
-        <w:lastRenderedPageBreak/>
-        <w:t>A.</w:t>
-      </w:r>
-      <w:r>
-        <w:t xml:space="preserve"> </w:t>
-      </w:r>
-      <w:proofErr w:type="spellStart"/>
-      <w:r>
-        <w:t>Achilleos</w:t>
-      </w:r>
-      <w:proofErr w:type="spellEnd"/>
-      <w:r>
-        <w:t xml:space="preserve">, </w:t>
-      </w:r>
-      <w:r>
-        <w:t>J.</w:t>
-      </w:r>
-      <w:r>
-        <w:t xml:space="preserve"> Hardwick, </w:t>
+        <w:t xml:space="preserve">J. Hardwick, Z. Morgan, and </w:t>
       </w:r>
       <w:r>
         <w:rPr>
           <w:b/>
           <w:bCs w:val="0"/>
         </w:rPr>
-        <w:t>R.</w:t>
-      </w:r>
-      <w:r>
-        <w:rPr>
-          <w:b/>
-          <w:bCs w:val="0"/>
-        </w:rPr>
-        <w:t xml:space="preserve"> Hirayama</w:t>
-      </w:r>
-      <w:r>
-        <w:t>, and S</w:t>
-      </w:r>
-      <w:r>
-        <w:t>.</w:t>
-      </w:r>
-      <w:r>
-        <w:t xml:space="preserve"> Subramanian, ‘Omnidirectional Transmissive Acoustic </w:t>
-      </w:r>
-      <w:proofErr w:type="spellStart"/>
-      <w:r>
-        <w:t>Metasurfaces</w:t>
-      </w:r>
-      <w:proofErr w:type="spellEnd"/>
-      <w:r>
-        <w:t xml:space="preserve"> Based on Goldberg </w:t>
-      </w:r>
-      <w:proofErr w:type="spellStart"/>
-      <w:r>
-        <w:t>Polyhedra</w:t>
-      </w:r>
-      <w:proofErr w:type="spellEnd"/>
-      <w:r>
-        <w:t>’, Advanced Functional Materials 2502899 (2025)</w:t>
-      </w:r>
-      <w:r>
-        <w:t>, featured on the front cover</w:t>
-      </w:r>
-      <w:r>
-        <w:t>.</w:t>
+        <w:t>R. Hirayama</w:t>
+      </w:r>
+      <w:r>
+        <w:t>, ‘</w:t>
+      </w:r>
+      <w:r>
+        <w:t>Acoustophoretic System for Seed Seperation Conveyor Belts</w:t>
+      </w:r>
+      <w:r>
+        <w:t xml:space="preserve">,’ Nature </w:t>
+      </w:r>
+      <w:r>
+        <w:t xml:space="preserve">Communications 16, 6975 </w:t>
+      </w:r>
+      <w:r>
+        <w:t>(</w:t>
+      </w:r>
+      <w:r>
+        <w:t>2025</w:t>
+      </w:r>
+      <w:r>
+        <w:t>).</w:t>
       </w:r>
     </w:p>
     <w:p>
@@ -1136,22 +996,77 @@
         </w:numPr>
       </w:pPr>
       <w:r>
-        <w:t>T.</w:t>
-      </w:r>
-      <w:r>
-        <w:t xml:space="preserve"> Dalsgaard, </w:t>
+        <w:lastRenderedPageBreak/>
+        <w:t>N.</w:t>
+      </w:r>
+      <w:r>
+        <w:t xml:space="preserve"> Kemsaram, </w:t>
+      </w:r>
+      <w:r>
+        <w:t>J.</w:t>
+      </w:r>
+      <w:r>
+        <w:t xml:space="preserve"> Hardwick, </w:t>
+      </w:r>
+      <w:r>
+        <w:t>J.</w:t>
+      </w:r>
+      <w:r>
+        <w:t xml:space="preserve"> Wang, </w:t>
+      </w:r>
+      <w:r>
+        <w:t>B.</w:t>
+      </w:r>
+      <w:r>
+        <w:t xml:space="preserve"> Gautam, </w:t>
+      </w:r>
+      <w:r>
+        <w:t>C.</w:t>
+      </w:r>
+      <w:r>
+        <w:t xml:space="preserve"> Besevli, </w:t>
+      </w:r>
+      <w:r>
+        <w:t>G.</w:t>
+      </w:r>
+      <w:r>
+        <w:t xml:space="preserve"> Christopoulos, </w:t>
+      </w:r>
+      <w:r>
+        <w:t>S.</w:t>
+      </w:r>
+      <w:r>
+        <w:t xml:space="preserve"> Dogra, </w:t>
+      </w:r>
+      <w:r>
+        <w:t>L.</w:t>
+      </w:r>
+      <w:r>
+        <w:t xml:space="preserve"> Gao, </w:t>
       </w:r>
       <w:r>
         <w:t>A.</w:t>
       </w:r>
       <w:r>
-        <w:t xml:space="preserve"> Bhatia, </w:t>
-      </w:r>
-      <w:r>
-        <w:t>L.</w:t>
-      </w:r>
-      <w:r>
-        <w:t xml:space="preserve"> Gao, </w:t>
+        <w:t xml:space="preserve"> Delibasi, </w:t>
+      </w:r>
+      <w:r>
+        <w:t>D. M.</w:t>
+      </w:r>
+      <w:r>
+        <w:t xml:space="preserve"> Plasencia, </w:t>
+      </w:r>
+      <w:r>
+        <w:t>O.</w:t>
+      </w:r>
+      <w:r>
+        <w:t xml:space="preserve"> Georgiou, </w:t>
+      </w:r>
+      <w:r>
+        <w:t>M.</w:t>
+      </w:r>
+      <w:r>
+        <w:t xml:space="preserve"> Obrist, </w:t>
       </w:r>
       <w:r>
         <w:rPr>
@@ -1168,31 +1083,13 @@
         <w:t xml:space="preserve"> Hirayama</w:t>
       </w:r>
       <w:r>
-        <w:t xml:space="preserve">, </w:t>
+        <w:t xml:space="preserve">, and </w:t>
       </w:r>
       <w:r>
         <w:t>S.</w:t>
       </w:r>
       <w:r>
-        <w:t xml:space="preserve"> Subramanian, </w:t>
-      </w:r>
-      <w:r>
-        <w:t>J.</w:t>
-      </w:r>
-      <w:r>
-        <w:t xml:space="preserve"> Bergström</w:t>
-      </w:r>
-      <w:r>
-        <w:t>,</w:t>
-      </w:r>
-      <w:r>
-        <w:t xml:space="preserve"> and </w:t>
-      </w:r>
-      <w:r>
-        <w:t>K.</w:t>
-      </w:r>
-      <w:r>
-        <w:t xml:space="preserve"> Hornbæk, ‘Ultrasound can deliver chemical stimulants to the skin and modulate their perception’, Scientific Reports 15, 10297 (2025).</w:t>
+        <w:t xml:space="preserve"> Subramanian, ‘AcoustoBots: A swarm of robots for acoustophoretic multimodal interactions’, Frontiers in Robotics and AI 12, 1537101 (2025).</w:t>
       </w:r>
     </w:p>
     <w:p>
@@ -1204,80 +1101,45 @@
         </w:numPr>
       </w:pPr>
       <w:r>
-        <w:t>H</w:t>
+        <w:t>A.</w:t>
+      </w:r>
+      <w:r>
+        <w:t xml:space="preserve"> Achilleos, </w:t>
+      </w:r>
+      <w:r>
+        <w:t>J.</w:t>
+      </w:r>
+      <w:r>
+        <w:t xml:space="preserve"> Hardwick, </w:t>
+      </w:r>
+      <w:r>
+        <w:rPr>
+          <w:b/>
+          <w:bCs w:val="0"/>
+        </w:rPr>
+        <w:t>R.</w:t>
+      </w:r>
+      <w:r>
+        <w:rPr>
+          <w:b/>
+          <w:bCs w:val="0"/>
+        </w:rPr>
+        <w:t xml:space="preserve"> Hirayama</w:t>
+      </w:r>
+      <w:r>
+        <w:t>, and S</w:t>
       </w:r>
       <w:r>
         <w:t>.</w:t>
       </w:r>
       <w:r>
-        <w:t xml:space="preserve"> Chen, S</w:t>
+        <w:t xml:space="preserve"> Subramanian, ‘Omnidirectional Transmissive Acoustic Metasurfaces Based on Goldberg Polyhedra’, Advanced Functional Materials 2502899 (2025)</w:t>
+      </w:r>
+      <w:r>
+        <w:t>, featured on the front cover</w:t>
       </w:r>
       <w:r>
         <w:t>.</w:t>
-      </w:r>
-      <w:r>
-        <w:t xml:space="preserve"> Bansal, D</w:t>
-      </w:r>
-      <w:r>
-        <w:t>.</w:t>
-      </w:r>
-      <w:r>
-        <w:t xml:space="preserve"> M</w:t>
-      </w:r>
-      <w:r>
-        <w:t>.</w:t>
-      </w:r>
-      <w:r>
-        <w:t xml:space="preserve"> Plasencia, </w:t>
-      </w:r>
-      <w:r>
-        <w:t>L.</w:t>
-      </w:r>
-      <w:r>
-        <w:t xml:space="preserve"> Di-Silvio, </w:t>
-      </w:r>
-      <w:r>
-        <w:t>J.</w:t>
-      </w:r>
-      <w:r>
-        <w:t xml:space="preserve"> Huang, </w:t>
-      </w:r>
-      <w:r>
-        <w:t>S.</w:t>
-      </w:r>
-      <w:r>
-        <w:t xml:space="preserve"> Subramanian, and </w:t>
-      </w:r>
-      <w:r>
-        <w:rPr>
-          <w:b/>
-          <w:bCs w:val="0"/>
-        </w:rPr>
-        <w:t>R.</w:t>
-      </w:r>
-      <w:r>
-        <w:rPr>
-          <w:b/>
-          <w:bCs w:val="0"/>
-        </w:rPr>
-        <w:t xml:space="preserve"> Hirayama</w:t>
-      </w:r>
-      <w:r>
-        <w:t xml:space="preserve">, ‘Omnidirectional and Multi-Material </w:t>
-      </w:r>
-      <w:proofErr w:type="gramStart"/>
-      <w:r>
-        <w:t>In</w:t>
-      </w:r>
-      <w:proofErr w:type="gramEnd"/>
-      <w:r>
-        <w:t xml:space="preserve"> Situ 3D Printing Using Acoustic Levitation’, Advanced Materials Technologies 2401792 (2024)</w:t>
-      </w:r>
-      <w:r>
-        <w:t>,</w:t>
-      </w:r>
-      <w:r>
-        <w:t xml:space="preserve"> featured on the back cover.</w:t>
       </w:r>
     </w:p>
     <w:p>
@@ -1289,53 +1151,63 @@
         </w:numPr>
       </w:pPr>
       <w:r>
-        <w:t>H.</w:t>
-      </w:r>
-      <w:r>
-        <w:t xml:space="preserve"> Chen, </w:t>
-      </w:r>
-      <w:r>
-        <w:t>Y.</w:t>
-      </w:r>
-      <w:r>
-        <w:t xml:space="preserve"> Liu, </w:t>
+        <w:t>T.</w:t>
+      </w:r>
+      <w:r>
+        <w:t xml:space="preserve"> Dalsgaard, </w:t>
+      </w:r>
+      <w:r>
+        <w:t>A.</w:t>
+      </w:r>
+      <w:r>
+        <w:t xml:space="preserve"> Bhatia, </w:t>
+      </w:r>
+      <w:r>
+        <w:t>L.</w:t>
+      </w:r>
+      <w:r>
+        <w:t xml:space="preserve"> Gao, </w:t>
+      </w:r>
+      <w:r>
+        <w:rPr>
+          <w:b/>
+          <w:bCs w:val="0"/>
+        </w:rPr>
+        <w:t>R.</w:t>
+      </w:r>
+      <w:r>
+        <w:rPr>
+          <w:b/>
+          <w:bCs w:val="0"/>
+        </w:rPr>
+        <w:t xml:space="preserve"> Hirayama</w:t>
+      </w:r>
+      <w:r>
+        <w:t xml:space="preserve">, </w:t>
       </w:r>
       <w:r>
         <w:t>S.</w:t>
       </w:r>
       <w:r>
-        <w:t xml:space="preserve"> </w:t>
-      </w:r>
-      <w:proofErr w:type="spellStart"/>
-      <w:r>
-        <w:t>Balabani</w:t>
-      </w:r>
-      <w:proofErr w:type="spellEnd"/>
-      <w:r>
-        <w:t xml:space="preserve">, </w:t>
-      </w:r>
-      <w:r>
-        <w:rPr>
-          <w:b/>
-          <w:bCs w:val="0"/>
-        </w:rPr>
-        <w:t>R.</w:t>
-      </w:r>
-      <w:r>
-        <w:rPr>
-          <w:b/>
-          <w:bCs w:val="0"/>
-        </w:rPr>
-        <w:t xml:space="preserve"> Hirayama</w:t>
-      </w:r>
-      <w:r>
-        <w:t xml:space="preserve">, and </w:t>
+        <w:t xml:space="preserve"> Subramanian, </w:t>
       </w:r>
       <w:r>
         <w:t>J.</w:t>
       </w:r>
       <w:r>
-        <w:t xml:space="preserve"> Huang, ‘Machine Learning in Predicting Printable Biomaterial Formulations for Direct Ink Writing’, Research 6 (2023).</w:t>
+        <w:t xml:space="preserve"> Bergström</w:t>
+      </w:r>
+      <w:r>
+        <w:t>,</w:t>
+      </w:r>
+      <w:r>
+        <w:t xml:space="preserve"> and </w:t>
+      </w:r>
+      <w:r>
+        <w:t>K.</w:t>
+      </w:r>
+      <w:r>
+        <w:t xml:space="preserve"> Hornbæk, ‘Ultrasound can deliver chemical stimulants to the skin and modulate their perception’, Scientific Reports 15, 10297 (2025).</w:t>
       </w:r>
     </w:p>
     <w:p>
@@ -1347,42 +1219,72 @@
         </w:numPr>
       </w:pPr>
       <w:r>
-        <w:t>R. Montano</w:t>
-      </w:r>
-      <w:r>
-        <w:t xml:space="preserve">, </w:t>
-      </w:r>
-      <w:r>
-        <w:rPr>
-          <w:b/>
-        </w:rPr>
-        <w:t>R. Hirayama</w:t>
-      </w:r>
-      <w:r>
-        <w:t xml:space="preserve">, </w:t>
-      </w:r>
-      <w:r>
-        <w:t xml:space="preserve">and </w:t>
-      </w:r>
-      <w:r>
-        <w:t xml:space="preserve">D. M. Plasencia, </w:t>
-      </w:r>
-      <w:r>
-        <w:t>‘</w:t>
-      </w:r>
-      <w:proofErr w:type="spellStart"/>
-      <w:r>
-        <w:t>OpenMPD</w:t>
-      </w:r>
-      <w:proofErr w:type="spellEnd"/>
-      <w:r>
-        <w:t>: A low-level presentation engine for Multimodal Particle-based Displays’</w:t>
-      </w:r>
-      <w:r>
-        <w:t xml:space="preserve">, </w:t>
-      </w:r>
-      <w:r>
-        <w:t>ACM Transactions on Graphics (accepted).</w:t>
+        <w:t>H</w:t>
+      </w:r>
+      <w:r>
+        <w:t>.</w:t>
+      </w:r>
+      <w:r>
+        <w:t xml:space="preserve"> Chen, S</w:t>
+      </w:r>
+      <w:r>
+        <w:t>.</w:t>
+      </w:r>
+      <w:r>
+        <w:t xml:space="preserve"> Bansal, D</w:t>
+      </w:r>
+      <w:r>
+        <w:t>.</w:t>
+      </w:r>
+      <w:r>
+        <w:t xml:space="preserve"> M</w:t>
+      </w:r>
+      <w:r>
+        <w:t>.</w:t>
+      </w:r>
+      <w:r>
+        <w:t xml:space="preserve"> Plasencia, </w:t>
+      </w:r>
+      <w:r>
+        <w:t>L.</w:t>
+      </w:r>
+      <w:r>
+        <w:t xml:space="preserve"> Di-Silvio, </w:t>
+      </w:r>
+      <w:r>
+        <w:t>J.</w:t>
+      </w:r>
+      <w:r>
+        <w:t xml:space="preserve"> Huang, </w:t>
+      </w:r>
+      <w:r>
+        <w:t>S.</w:t>
+      </w:r>
+      <w:r>
+        <w:t xml:space="preserve"> Subramanian, and </w:t>
+      </w:r>
+      <w:r>
+        <w:rPr>
+          <w:b/>
+          <w:bCs w:val="0"/>
+        </w:rPr>
+        <w:t>R.</w:t>
+      </w:r>
+      <w:r>
+        <w:rPr>
+          <w:b/>
+          <w:bCs w:val="0"/>
+        </w:rPr>
+        <w:t xml:space="preserve"> Hirayama</w:t>
+      </w:r>
+      <w:r>
+        <w:t>, ‘Omnidirectional and Multi-Material In Situ 3D Printing Using Acoustic Levitation’, Advanced Materials Technologies 2401792 (2024)</w:t>
+      </w:r>
+      <w:r>
+        <w:t>,</w:t>
+      </w:r>
+      <w:r>
+        <w:t xml:space="preserve"> featured on the back cover.</w:t>
       </w:r>
     </w:p>
     <w:p>
@@ -1394,47 +1296,45 @@
         </w:numPr>
       </w:pPr>
       <w:r>
-        <w:rPr>
-          <w:b/>
-        </w:rPr>
-        <w:t>R. Hirayama</w:t>
-      </w:r>
-      <w:r>
-        <w:t xml:space="preserve">, G. </w:t>
-      </w:r>
-      <w:r>
-        <w:t>Christopoulos</w:t>
-      </w:r>
-      <w:r>
-        <w:t>, D. M. Plasencia</w:t>
-      </w:r>
-      <w:r>
-        <w:t>,</w:t>
-      </w:r>
-      <w:r>
-        <w:t xml:space="preserve"> and S. Subramanian, ‘High-speed acoustic holography with arbitrary scattering objects’, Science Advances</w:t>
-      </w:r>
-      <w:r>
-        <w:t xml:space="preserve"> </w:t>
+        <w:t>H.</w:t>
+      </w:r>
+      <w:r>
+        <w:t xml:space="preserve"> Chen, </w:t>
+      </w:r>
+      <w:r>
+        <w:t>Y.</w:t>
+      </w:r>
+      <w:r>
+        <w:t xml:space="preserve"> Liu, </w:t>
+      </w:r>
+      <w:r>
+        <w:t>S.</w:t>
+      </w:r>
+      <w:r>
+        <w:t xml:space="preserve"> Balabani, </w:t>
       </w:r>
       <w:r>
         <w:rPr>
           <w:b/>
           <w:bCs w:val="0"/>
         </w:rPr>
-        <w:t>8</w:t>
-      </w:r>
-      <w:r>
-        <w:t>, eabn7614</w:t>
-      </w:r>
-      <w:r>
-        <w:t xml:space="preserve"> (</w:t>
-      </w:r>
-      <w:r>
-        <w:t>2022</w:t>
-      </w:r>
-      <w:r>
-        <w:t>).</w:t>
+        <w:t>R.</w:t>
+      </w:r>
+      <w:r>
+        <w:rPr>
+          <w:b/>
+          <w:bCs w:val="0"/>
+        </w:rPr>
+        <w:t xml:space="preserve"> Hirayama</w:t>
+      </w:r>
+      <w:r>
+        <w:t xml:space="preserve">, and </w:t>
+      </w:r>
+      <w:r>
+        <w:t>J.</w:t>
+      </w:r>
+      <w:r>
+        <w:t xml:space="preserve"> Huang, ‘Machine Learning in Predicting Printable Biomaterial Formulations for Direct Ink Writing’, Research 6 (2023).</w:t>
       </w:r>
     </w:p>
     <w:p>
@@ -1446,97 +1346,34 @@
         </w:numPr>
       </w:pPr>
       <w:r>
+        <w:t>R. Montano</w:t>
+      </w:r>
+      <w:r>
+        <w:t xml:space="preserve">, </w:t>
+      </w:r>
+      <w:r>
+        <w:rPr>
+          <w:b/>
+        </w:rPr>
+        <w:t>R. Hirayama</w:t>
+      </w:r>
+      <w:r>
+        <w:t xml:space="preserve">, </w:t>
+      </w:r>
+      <w:r>
+        <w:t xml:space="preserve">and </w:t>
+      </w:r>
+      <w:r>
         <w:t xml:space="preserve">D. M. Plasencia, </w:t>
       </w:r>
       <w:r>
-        <w:rPr>
-          <w:b/>
-        </w:rPr>
-        <w:t>R. Hirayama</w:t>
-      </w:r>
-      <w:r>
-        <w:t>, R. Montano</w:t>
-      </w:r>
-      <w:r>
-        <w:t>,</w:t>
-      </w:r>
-      <w:r>
-        <w:t xml:space="preserve"> and S. Subramanian, </w:t>
-      </w:r>
-      <w:r>
-        <w:t>‘</w:t>
-      </w:r>
-      <w:r>
-        <w:t>GS-PAT: High-</w:t>
-      </w:r>
-      <w:r>
-        <w:t>s</w:t>
-      </w:r>
-      <w:r>
-        <w:t xml:space="preserve">peed </w:t>
-      </w:r>
-      <w:r>
-        <w:t>m</w:t>
-      </w:r>
-      <w:r>
-        <w:t xml:space="preserve">ulti-point </w:t>
-      </w:r>
-      <w:r>
-        <w:t>s</w:t>
-      </w:r>
-      <w:r>
-        <w:t>ound-</w:t>
-      </w:r>
-      <w:r>
-        <w:t>f</w:t>
-      </w:r>
-      <w:r>
-        <w:t xml:space="preserve">ields for </w:t>
-      </w:r>
-      <w:r>
-        <w:t>p</w:t>
-      </w:r>
-      <w:r>
-        <w:t xml:space="preserve">hased </w:t>
-      </w:r>
-      <w:r>
-        <w:t>a</w:t>
-      </w:r>
-      <w:r>
-        <w:t xml:space="preserve">rrays of </w:t>
-      </w:r>
-      <w:r>
-        <w:t>t</w:t>
-      </w:r>
-      <w:r>
-        <w:t>ransducers</w:t>
-      </w:r>
-      <w:r>
-        <w:t>’</w:t>
-      </w:r>
-      <w:r>
-        <w:t xml:space="preserve">, ACM Transactions </w:t>
-      </w:r>
-      <w:r>
-        <w:t>on</w:t>
-      </w:r>
-      <w:r>
-        <w:t xml:space="preserve"> Graphics</w:t>
-      </w:r>
-      <w:r>
-        <w:t xml:space="preserve"> </w:t>
-      </w:r>
-      <w:r>
-        <w:rPr>
-          <w:b/>
-        </w:rPr>
-        <w:t>39</w:t>
-      </w:r>
-      <w:r>
-        <w:t>, 138</w:t>
-      </w:r>
-      <w:r>
-        <w:t xml:space="preserve"> (2020).</w:t>
+        <w:t>‘OpenMPD: A low-level presentation engine for Multimodal Particle-based Displays’</w:t>
+      </w:r>
+      <w:r>
+        <w:t xml:space="preserve">, </w:t>
+      </w:r>
+      <w:r>
+        <w:t>ACM Transactions on Graphics (accepted).</w:t>
       </w:r>
     </w:p>
     <w:p>
@@ -1554,46 +1391,41 @@
         <w:t>R. Hirayama</w:t>
       </w:r>
       <w:r>
-        <w:t>, D. M. Plasencia, N. Masuda</w:t>
+        <w:t xml:space="preserve">, G. </w:t>
+      </w:r>
+      <w:r>
+        <w:t>Christopoulos</w:t>
+      </w:r>
+      <w:r>
+        <w:t>, D. M. Plasencia</w:t>
       </w:r>
       <w:r>
         <w:t>,</w:t>
       </w:r>
       <w:r>
-        <w:t xml:space="preserve"> and S. </w:t>
-      </w:r>
-      <w:r>
-        <w:t>Subramanian</w:t>
-      </w:r>
-      <w:r>
-        <w:t xml:space="preserve">, </w:t>
-      </w:r>
-      <w:r>
-        <w:t>‘</w:t>
-      </w:r>
-      <w:r>
-        <w:t>A volumetric display for visual, tactile and audio presentation using acoustic trapping</w:t>
-      </w:r>
-      <w:r>
-        <w:t>’</w:t>
-      </w:r>
-      <w:r>
-        <w:t xml:space="preserve">, Nature </w:t>
-      </w:r>
-      <w:r>
-        <w:rPr>
-          <w:b/>
-        </w:rPr>
-        <w:t>575</w:t>
-      </w:r>
-      <w:r>
-        <w:t xml:space="preserve">, 320–323 (2019), </w:t>
-      </w:r>
-      <w:r>
-        <w:t>f</w:t>
-      </w:r>
-      <w:r>
-        <w:t>eatured in Nature.</w:t>
+        <w:t xml:space="preserve"> and S. Subramanian, ‘High-speed acoustic holography with arbitrary scattering objects’, Science Advances</w:t>
+      </w:r>
+      <w:r>
+        <w:t xml:space="preserve"> </w:t>
+      </w:r>
+      <w:r>
+        <w:rPr>
+          <w:b/>
+          <w:bCs w:val="0"/>
+        </w:rPr>
+        <w:t>8</w:t>
+      </w:r>
+      <w:r>
+        <w:t>, eabn7614</w:t>
+      </w:r>
+      <w:r>
+        <w:t xml:space="preserve"> (</w:t>
+      </w:r>
+      <w:r>
+        <w:t>2022</w:t>
+      </w:r>
+      <w:r>
+        <w:t>).</w:t>
       </w:r>
     </w:p>
     <w:p>
@@ -1605,13 +1437,7 @@
         </w:numPr>
       </w:pPr>
       <w:r>
-        <w:t>D</w:t>
-      </w:r>
-      <w:r>
-        <w:t>.</w:t>
-      </w:r>
-      <w:r>
-        <w:t xml:space="preserve"> Matsumoto, </w:t>
+        <w:t xml:space="preserve">D. M. Plasencia, </w:t>
       </w:r>
       <w:r>
         <w:rPr>
@@ -1620,80 +1446,88 @@
         <w:t>R. Hirayama</w:t>
       </w:r>
       <w:r>
-        <w:t xml:space="preserve">, </w:t>
-      </w:r>
-      <w:r>
-        <w:t>N.</w:t>
+        <w:t>, R. Montano</w:t>
+      </w:r>
+      <w:r>
+        <w:t>,</w:t>
+      </w:r>
+      <w:r>
+        <w:t xml:space="preserve"> and S. Subramanian, </w:t>
+      </w:r>
+      <w:r>
+        <w:t>‘</w:t>
+      </w:r>
+      <w:r>
+        <w:t>GS-PAT: High-</w:t>
+      </w:r>
+      <w:r>
+        <w:t>s</w:t>
+      </w:r>
+      <w:r>
+        <w:t xml:space="preserve">peed </w:t>
+      </w:r>
+      <w:r>
+        <w:t>m</w:t>
+      </w:r>
+      <w:r>
+        <w:t xml:space="preserve">ulti-point </w:t>
+      </w:r>
+      <w:r>
+        <w:t>s</w:t>
+      </w:r>
+      <w:r>
+        <w:t>ound-</w:t>
+      </w:r>
+      <w:r>
+        <w:t>f</w:t>
+      </w:r>
+      <w:r>
+        <w:t xml:space="preserve">ields for </w:t>
+      </w:r>
+      <w:r>
+        <w:t>p</w:t>
+      </w:r>
+      <w:r>
+        <w:t xml:space="preserve">hased </w:t>
+      </w:r>
+      <w:r>
+        <w:t>a</w:t>
+      </w:r>
+      <w:r>
+        <w:t xml:space="preserve">rrays of </w:t>
+      </w:r>
+      <w:r>
+        <w:t>t</w:t>
+      </w:r>
+      <w:r>
+        <w:t>ransducers</w:t>
+      </w:r>
+      <w:r>
+        <w:t>’</w:t>
+      </w:r>
+      <w:r>
+        <w:t xml:space="preserve">, ACM Transactions </w:t>
+      </w:r>
+      <w:r>
+        <w:t>on</w:t>
+      </w:r>
+      <w:r>
+        <w:t xml:space="preserve"> Graphics</w:t>
       </w:r>
       <w:r>
         <w:t xml:space="preserve"> </w:t>
       </w:r>
-      <w:proofErr w:type="spellStart"/>
-      <w:r>
-        <w:t>Hoshikawa</w:t>
-      </w:r>
-      <w:proofErr w:type="spellEnd"/>
-      <w:r>
-        <w:t xml:space="preserve">, </w:t>
-      </w:r>
-      <w:r>
-        <w:t>H.</w:t>
-      </w:r>
-      <w:r>
-        <w:t xml:space="preserve"> Nakayama, </w:t>
-      </w:r>
-      <w:r>
-        <w:t>T.</w:t>
-      </w:r>
-      <w:r>
-        <w:t xml:space="preserve"> </w:t>
-      </w:r>
-      <w:proofErr w:type="spellStart"/>
-      <w:r>
-        <w:t>Shimobaba</w:t>
-      </w:r>
-      <w:proofErr w:type="spellEnd"/>
-      <w:r>
-        <w:t xml:space="preserve">, </w:t>
-      </w:r>
-      <w:r>
-        <w:t>T.</w:t>
-      </w:r>
-      <w:r>
-        <w:t xml:space="preserve"> Ito</w:t>
-      </w:r>
-      <w:r>
-        <w:t>,</w:t>
-      </w:r>
-      <w:r>
-        <w:t xml:space="preserve"> and </w:t>
-      </w:r>
-      <w:r>
-        <w:t>A.</w:t>
-      </w:r>
-      <w:r>
-        <w:t xml:space="preserve"> Shiraki, </w:t>
-      </w:r>
-      <w:r>
-        <w:t>‘</w:t>
-      </w:r>
-      <w:r>
-        <w:t>Interactive directional volumetric display that keeps displaying directional image only to a particular person in real-time</w:t>
-      </w:r>
-      <w:r>
-        <w:t>’</w:t>
-      </w:r>
-      <w:r>
-        <w:t xml:space="preserve">, OSA Continuum </w:t>
-      </w:r>
-      <w:r>
-        <w:rPr>
-          <w:b/>
-        </w:rPr>
-        <w:t>2</w:t>
-      </w:r>
-      <w:r>
-        <w:t>(11), 3309–3322 (2019).</w:t>
+      <w:r>
+        <w:rPr>
+          <w:b/>
+        </w:rPr>
+        <w:t>39</w:t>
+      </w:r>
+      <w:r>
+        <w:t>, 138</w:t>
+      </w:r>
+      <w:r>
+        <w:t xml:space="preserve"> (2020).</w:t>
       </w:r>
     </w:p>
     <w:p>
@@ -1711,47 +1545,46 @@
         <w:t>R. Hirayama</w:t>
       </w:r>
       <w:r>
-        <w:t xml:space="preserve">, H. Nakayama, A. Shiraki, T. </w:t>
-      </w:r>
-      <w:proofErr w:type="spellStart"/>
-      <w:r>
-        <w:t>Kakue</w:t>
-      </w:r>
-      <w:proofErr w:type="spellEnd"/>
-      <w:r>
-        <w:t xml:space="preserve">, T. </w:t>
-      </w:r>
-      <w:proofErr w:type="spellStart"/>
-      <w:r>
-        <w:t>Shimobaba</w:t>
-      </w:r>
-      <w:proofErr w:type="spellEnd"/>
+        <w:t>, D. M. Plasencia, N. Masuda</w:t>
+      </w:r>
       <w:r>
         <w:t>,</w:t>
       </w:r>
       <w:r>
-        <w:t xml:space="preserve"> and T. Ito, </w:t>
+        <w:t xml:space="preserve"> and S. </w:t>
+      </w:r>
+      <w:r>
+        <w:t>Subramanian</w:t>
+      </w:r>
+      <w:r>
+        <w:t xml:space="preserve">, </w:t>
       </w:r>
       <w:r>
         <w:t>‘</w:t>
       </w:r>
       <w:r>
-        <w:t>Projection of multiple directional images on a volume structure with refractive surfaces</w:t>
+        <w:t>A volumetric display for visual, tactile and audio presentation using acoustic trapping</w:t>
       </w:r>
       <w:r>
         <w:t>’</w:t>
       </w:r>
       <w:r>
-        <w:t xml:space="preserve">, Optics Express </w:t>
-      </w:r>
-      <w:r>
-        <w:rPr>
-          <w:b/>
-        </w:rPr>
-        <w:t>27</w:t>
-      </w:r>
-      <w:r>
-        <w:t>(20), 27637–27648 (2019).</w:t>
+        <w:t xml:space="preserve">, Nature </w:t>
+      </w:r>
+      <w:r>
+        <w:rPr>
+          <w:b/>
+        </w:rPr>
+        <w:t>575</w:t>
+      </w:r>
+      <w:r>
+        <w:t xml:space="preserve">, 320–323 (2019), </w:t>
+      </w:r>
+      <w:r>
+        <w:t>f</w:t>
+      </w:r>
+      <w:r>
+        <w:t>eatured in Nature.</w:t>
       </w:r>
     </w:p>
     <w:p>
@@ -1763,19 +1596,13 @@
         </w:numPr>
       </w:pPr>
       <w:r>
-        <w:t>Y</w:t>
+        <w:t>D</w:t>
       </w:r>
       <w:r>
         <w:t>.</w:t>
       </w:r>
       <w:r>
-        <w:t xml:space="preserve"> Yamamoto, N</w:t>
-      </w:r>
-      <w:r>
-        <w:t>.</w:t>
-      </w:r>
-      <w:r>
-        <w:t xml:space="preserve"> Masuda, </w:t>
+        <w:t xml:space="preserve"> Matsumoto, </w:t>
       </w:r>
       <w:r>
         <w:rPr>
@@ -1784,64 +1611,49 @@
         <w:t>R. Hirayama</w:t>
       </w:r>
       <w:r>
-        <w:t>, H</w:t>
-      </w:r>
-      <w:r>
-        <w:t>.</w:t>
-      </w:r>
-      <w:r>
-        <w:t xml:space="preserve"> Nakayama, T</w:t>
-      </w:r>
-      <w:r>
-        <w:t>.</w:t>
-      </w:r>
-      <w:r>
-        <w:t xml:space="preserve"> </w:t>
-      </w:r>
-      <w:proofErr w:type="spellStart"/>
-      <w:r>
-        <w:t>Kakue</w:t>
-      </w:r>
-      <w:proofErr w:type="spellEnd"/>
-      <w:r>
-        <w:t>, T</w:t>
-      </w:r>
-      <w:r>
-        <w:t>.</w:t>
-      </w:r>
-      <w:r>
-        <w:t xml:space="preserve"> </w:t>
-      </w:r>
-      <w:proofErr w:type="spellStart"/>
-      <w:r>
-        <w:t>Shimobaba</w:t>
-      </w:r>
-      <w:proofErr w:type="spellEnd"/>
+        <w:t xml:space="preserve">, </w:t>
+      </w:r>
+      <w:r>
+        <w:t>N.</w:t>
+      </w:r>
+      <w:r>
+        <w:t xml:space="preserve"> Hoshikawa, </w:t>
+      </w:r>
+      <w:r>
+        <w:t>H.</w:t>
+      </w:r>
+      <w:r>
+        <w:t xml:space="preserve"> Nakayama, </w:t>
+      </w:r>
+      <w:r>
+        <w:t>T.</w:t>
+      </w:r>
+      <w:r>
+        <w:t xml:space="preserve"> Shimobaba, </w:t>
+      </w:r>
+      <w:r>
+        <w:t>T.</w:t>
+      </w:r>
+      <w:r>
+        <w:t xml:space="preserve"> Ito</w:t>
+      </w:r>
       <w:r>
         <w:t>,</w:t>
       </w:r>
       <w:r>
-        <w:t xml:space="preserve"> and T</w:t>
-      </w:r>
-      <w:r>
-        <w:t>.</w:t>
-      </w:r>
-      <w:r>
-        <w:t xml:space="preserve"> Ito, </w:t>
+        <w:t xml:space="preserve"> and </w:t>
+      </w:r>
+      <w:r>
+        <w:t>A.</w:t>
+      </w:r>
+      <w:r>
+        <w:t xml:space="preserve"> Shiraki, </w:t>
       </w:r>
       <w:r>
         <w:t>‘</w:t>
       </w:r>
       <w:r>
-        <w:t xml:space="preserve">Special-purpose computer for </w:t>
-      </w:r>
-      <w:proofErr w:type="spellStart"/>
-      <w:r>
-        <w:t>electroholography</w:t>
-      </w:r>
-      <w:proofErr w:type="spellEnd"/>
-      <w:r>
-        <w:t xml:space="preserve"> in embedded systems</w:t>
+        <w:t>Interactive directional volumetric display that keeps displaying directional image only to a particular person in real-time</w:t>
       </w:r>
       <w:r>
         <w:t>’</w:t>
@@ -1856,7 +1668,7 @@
         <w:t>2</w:t>
       </w:r>
       <w:r>
-        <w:t>(4), 1166–1173 (2019).</w:t>
+        <w:t>(11), 3309–3322 (2019).</w:t>
       </w:r>
     </w:p>
     <w:p>
@@ -1868,30 +1680,14 @@
         </w:numPr>
       </w:pPr>
       <w:r>
-        <w:t xml:space="preserve">A. Shiraki, D. Matsumoto, </w:t>
-      </w:r>
-      <w:r>
         <w:rPr>
           <w:b/>
         </w:rPr>
         <w:t>R. Hirayama</w:t>
       </w:r>
       <w:r>
-        <w:t xml:space="preserve">, H. Nakayama, T. </w:t>
-      </w:r>
-      <w:proofErr w:type="spellStart"/>
-      <w:r>
-        <w:t>Kakue</w:t>
-      </w:r>
-      <w:proofErr w:type="spellEnd"/>
-      <w:r>
-        <w:t xml:space="preserve">, T. </w:t>
-      </w:r>
-      <w:proofErr w:type="spellStart"/>
-      <w:r>
-        <w:t>Shimobaba</w:t>
-      </w:r>
-      <w:proofErr w:type="spellEnd"/>
+        <w:t>, H. Nakayama, A. Shiraki, T. Kakue, T. Shimobaba</w:t>
+      </w:r>
       <w:r>
         <w:t>,</w:t>
       </w:r>
@@ -1902,22 +1698,22 @@
         <w:t>‘</w:t>
       </w:r>
       <w:r>
-        <w:t>Improvement of an algorithm for displaying multiple images in one space</w:t>
+        <w:t>Projection of multiple directional images on a volume structure with refractive surfaces</w:t>
       </w:r>
       <w:r>
         <w:t>’</w:t>
       </w:r>
       <w:r>
-        <w:t xml:space="preserve">, Applied Optics </w:t>
-      </w:r>
-      <w:r>
-        <w:rPr>
-          <w:b/>
-        </w:rPr>
-        <w:t>58</w:t>
-      </w:r>
-      <w:r>
-        <w:t>(5), A1–A6 (2019).</w:t>
+        <w:t xml:space="preserve">, Optics Express </w:t>
+      </w:r>
+      <w:r>
+        <w:rPr>
+          <w:b/>
+        </w:rPr>
+        <w:t>27</w:t>
+      </w:r>
+      <w:r>
+        <w:t>(20), 27637–27648 (2019).</w:t>
       </w:r>
     </w:p>
     <w:p>
@@ -1929,23 +1725,19 @@
         </w:numPr>
       </w:pPr>
       <w:r>
-        <w:t xml:space="preserve">T. </w:t>
-      </w:r>
-      <w:proofErr w:type="spellStart"/>
-      <w:r>
-        <w:t>Nishitsuji</w:t>
-      </w:r>
-      <w:proofErr w:type="spellEnd"/>
-      <w:r>
-        <w:t xml:space="preserve">, Y. Yamamoto, T. </w:t>
-      </w:r>
-      <w:proofErr w:type="spellStart"/>
-      <w:r>
-        <w:t>Sugie</w:t>
-      </w:r>
-      <w:proofErr w:type="spellEnd"/>
-      <w:r>
-        <w:t xml:space="preserve">, T. Akamatsu, </w:t>
+        <w:t>Y</w:t>
+      </w:r>
+      <w:r>
+        <w:t>.</w:t>
+      </w:r>
+      <w:r>
+        <w:t xml:space="preserve"> Yamamoto, N</w:t>
+      </w:r>
+      <w:r>
+        <w:t>.</w:t>
+      </w:r>
+      <w:r>
+        <w:t xml:space="preserve"> Masuda, </w:t>
       </w:r>
       <w:r>
         <w:rPr>
@@ -1954,47 +1746,58 @@
         <w:t>R. Hirayama</w:t>
       </w:r>
       <w:r>
-        <w:t xml:space="preserve">, H. Nakayama, T. </w:t>
-      </w:r>
-      <w:proofErr w:type="spellStart"/>
-      <w:r>
-        <w:t>Kakue</w:t>
-      </w:r>
-      <w:proofErr w:type="spellEnd"/>
-      <w:r>
-        <w:t xml:space="preserve">, T. </w:t>
-      </w:r>
-      <w:proofErr w:type="spellStart"/>
-      <w:r>
-        <w:t>Shimobaba</w:t>
-      </w:r>
-      <w:proofErr w:type="spellEnd"/>
+        <w:t>, H</w:t>
+      </w:r>
+      <w:r>
+        <w:t>.</w:t>
+      </w:r>
+      <w:r>
+        <w:t xml:space="preserve"> Nakayama, T</w:t>
+      </w:r>
+      <w:r>
+        <w:t>.</w:t>
+      </w:r>
+      <w:r>
+        <w:t xml:space="preserve"> Kakue, T</w:t>
+      </w:r>
+      <w:r>
+        <w:t>.</w:t>
+      </w:r>
+      <w:r>
+        <w:t xml:space="preserve"> Shimobaba</w:t>
+      </w:r>
       <w:r>
         <w:t>,</w:t>
       </w:r>
       <w:r>
-        <w:t xml:space="preserve"> and T. Ito, </w:t>
+        <w:t xml:space="preserve"> and T</w:t>
+      </w:r>
+      <w:r>
+        <w:t>.</w:t>
+      </w:r>
+      <w:r>
+        <w:t xml:space="preserve"> Ito, </w:t>
       </w:r>
       <w:r>
         <w:t>‘</w:t>
       </w:r>
       <w:r>
-        <w:t>Special-purpose computer HORN-8 for phase-type electro-holography</w:t>
+        <w:t>Special-purpose computer for electroholography in embedded systems</w:t>
       </w:r>
       <w:r>
         <w:t>’</w:t>
       </w:r>
       <w:r>
-        <w:t xml:space="preserve">, Optical Express </w:t>
-      </w:r>
-      <w:r>
-        <w:rPr>
-          <w:b/>
-        </w:rPr>
-        <w:t>26</w:t>
-      </w:r>
-      <w:r>
-        <w:t>(20), 26722 (2018).</w:t>
+        <w:t xml:space="preserve">, OSA Continuum </w:t>
+      </w:r>
+      <w:r>
+        <w:rPr>
+          <w:b/>
+        </w:rPr>
+        <w:t>2</w:t>
+      </w:r>
+      <w:r>
+        <w:t>(4), 1166–1173 (2019).</w:t>
       </w:r>
     </w:p>
     <w:p>
@@ -2006,15 +1809,7 @@
         </w:numPr>
       </w:pPr>
       <w:r>
-        <w:t xml:space="preserve">T. </w:t>
-      </w:r>
-      <w:proofErr w:type="spellStart"/>
-      <w:r>
-        <w:t>Kakue</w:t>
-      </w:r>
-      <w:proofErr w:type="spellEnd"/>
-      <w:r>
-        <w:t xml:space="preserve">, Y. Wagatsuma, S. Yamada, Y. Endo, Y. Nagahama, </w:t>
+        <w:t xml:space="preserve">A. Shiraki, D. Matsumoto, </w:t>
       </w:r>
       <w:r>
         <w:rPr>
@@ -2023,13 +1818,8 @@
         <w:t>R. Hirayama</w:t>
       </w:r>
       <w:r>
-        <w:t xml:space="preserve">, T. </w:t>
-      </w:r>
-      <w:proofErr w:type="spellStart"/>
-      <w:r>
-        <w:t>Shimobaba</w:t>
-      </w:r>
-      <w:proofErr w:type="spellEnd"/>
+        <w:t>, H. Nakayama, T. Kakue, T. Shimobaba</w:t>
+      </w:r>
       <w:r>
         <w:t>,</w:t>
       </w:r>
@@ -2040,22 +1830,22 @@
         <w:t>‘</w:t>
       </w:r>
       <w:r>
-        <w:t>Review of real-time reconstruction techniques for aerial-projection holographic displays</w:t>
+        <w:t>Improvement of an algorithm for displaying multiple images in one space</w:t>
       </w:r>
       <w:r>
         <w:t>’</w:t>
       </w:r>
       <w:r>
-        <w:t xml:space="preserve">, Optical Engineering </w:t>
-      </w:r>
-      <w:r>
-        <w:rPr>
-          <w:b/>
-        </w:rPr>
-        <w:t>57</w:t>
-      </w:r>
-      <w:r>
-        <w:t>(6), 061621 (2018).</w:t>
+        <w:t xml:space="preserve">, Applied Optics </w:t>
+      </w:r>
+      <w:r>
+        <w:rPr>
+          <w:b/>
+        </w:rPr>
+        <w:t>58</w:t>
+      </w:r>
+      <w:r>
+        <w:t>(5), A1–A6 (2019).</w:t>
       </w:r>
     </w:p>
     <w:p>
@@ -2067,23 +1857,7 @@
         </w:numPr>
       </w:pPr>
       <w:r>
-        <w:t xml:space="preserve">T. </w:t>
-      </w:r>
-      <w:proofErr w:type="spellStart"/>
-      <w:r>
-        <w:t>Sugie</w:t>
-      </w:r>
-      <w:proofErr w:type="spellEnd"/>
-      <w:r>
-        <w:t xml:space="preserve">, T. Akamatsu, T. </w:t>
-      </w:r>
-      <w:proofErr w:type="spellStart"/>
-      <w:r>
-        <w:t>Nishitsuji</w:t>
-      </w:r>
-      <w:proofErr w:type="spellEnd"/>
-      <w:r>
-        <w:t xml:space="preserve">, </w:t>
+        <w:t xml:space="preserve">T. Nishitsuji, Y. Yamamoto, T. Sugie, T. Akamatsu, </w:t>
       </w:r>
       <w:r>
         <w:rPr>
@@ -2092,21 +1866,8 @@
         <w:t>R. Hirayama</w:t>
       </w:r>
       <w:r>
-        <w:t xml:space="preserve">, N. Masuda, H. Nakayama, Y. Ichihashi, A. Shiraki, M. Oikawa, N. Takada, Y. Endo, T. </w:t>
-      </w:r>
-      <w:proofErr w:type="spellStart"/>
-      <w:r>
-        <w:t>Kakue</w:t>
-      </w:r>
-      <w:proofErr w:type="spellEnd"/>
-      <w:r>
-        <w:t xml:space="preserve">, T. </w:t>
-      </w:r>
-      <w:proofErr w:type="spellStart"/>
-      <w:r>
-        <w:t>Shimobaba</w:t>
-      </w:r>
-      <w:proofErr w:type="spellEnd"/>
+        <w:t>, H. Nakayama, T. Kakue, T. Shimobaba</w:t>
+      </w:r>
       <w:r>
         <w:t>,</w:t>
       </w:r>
@@ -2117,28 +1878,22 @@
         <w:t>‘</w:t>
       </w:r>
       <w:r>
-        <w:t>High-performance parallel computing for next-generation holographic imaging</w:t>
+        <w:t>Special-purpose computer HORN-8 for phase-type electro-holography</w:t>
       </w:r>
       <w:r>
         <w:t>’</w:t>
       </w:r>
       <w:r>
-        <w:t xml:space="preserve">, Nature Electronics </w:t>
-      </w:r>
-      <w:r>
-        <w:rPr>
-          <w:b/>
-        </w:rPr>
-        <w:t>1</w:t>
-      </w:r>
-      <w:r>
-        <w:t>, 254–259 (2018)</w:t>
-      </w:r>
-      <w:r>
-        <w:t>, featured on the front cover</w:t>
-      </w:r>
-      <w:r>
-        <w:t>.</w:t>
+        <w:t xml:space="preserve">, Optical Express </w:t>
+      </w:r>
+      <w:r>
+        <w:rPr>
+          <w:b/>
+        </w:rPr>
+        <w:t>26</w:t>
+      </w:r>
+      <w:r>
+        <w:t>(20), 26722 (2018).</w:t>
       </w:r>
     </w:p>
     <w:p>
@@ -2150,23 +1905,7 @@
         </w:numPr>
       </w:pPr>
       <w:r>
-        <w:t xml:space="preserve">T. </w:t>
-      </w:r>
-      <w:proofErr w:type="spellStart"/>
-      <w:r>
-        <w:t>Shimobaba</w:t>
-      </w:r>
-      <w:proofErr w:type="spellEnd"/>
-      <w:r>
-        <w:t xml:space="preserve">, Y. Endo, T. </w:t>
-      </w:r>
-      <w:proofErr w:type="spellStart"/>
-      <w:r>
-        <w:t>Nishitsuji</w:t>
-      </w:r>
-      <w:proofErr w:type="spellEnd"/>
-      <w:r>
-        <w:t xml:space="preserve">, T. Takahashi, Y. Nagahama, S. Hasegawa, M. Sano, </w:t>
+        <w:t xml:space="preserve">T. Kakue, Y. Wagatsuma, S. Yamada, Y. Endo, Y. Nagahama, </w:t>
       </w:r>
       <w:r>
         <w:rPr>
@@ -2175,15 +1914,7 @@
         <w:t>R. Hirayama</w:t>
       </w:r>
       <w:r>
-        <w:t xml:space="preserve">, T. </w:t>
-      </w:r>
-      <w:proofErr w:type="spellStart"/>
-      <w:r>
-        <w:t>Kakue</w:t>
-      </w:r>
-      <w:proofErr w:type="spellEnd"/>
-      <w:r>
-        <w:t>, A. Shiraki</w:t>
+        <w:t>, T. Shimobaba</w:t>
       </w:r>
       <w:r>
         <w:t>,</w:t>
@@ -2195,22 +1926,22 @@
         <w:t>‘</w:t>
       </w:r>
       <w:r>
-        <w:t>Computational ghost imaging using deep learning</w:t>
+        <w:t>Review of real-time reconstruction techniques for aerial-projection holographic displays</w:t>
       </w:r>
       <w:r>
         <w:t>’</w:t>
       </w:r>
       <w:r>
-        <w:t xml:space="preserve">, Optics Communications </w:t>
-      </w:r>
-      <w:r>
-        <w:rPr>
-          <w:b/>
-        </w:rPr>
-        <w:t>413</w:t>
-      </w:r>
-      <w:r>
-        <w:t>, 147–151 (2018).</w:t>
+        <w:t xml:space="preserve">, Optical Engineering </w:t>
+      </w:r>
+      <w:r>
+        <w:rPr>
+          <w:b/>
+        </w:rPr>
+        <w:t>57</w:t>
+      </w:r>
+      <w:r>
+        <w:t>(6), 061621 (2018).</w:t>
       </w:r>
     </w:p>
     <w:p>
@@ -2222,15 +1953,7 @@
         </w:numPr>
       </w:pPr>
       <w:r>
-        <w:t xml:space="preserve">T. </w:t>
-      </w:r>
-      <w:proofErr w:type="spellStart"/>
-      <w:r>
-        <w:t>Shimobaba</w:t>
-      </w:r>
-      <w:proofErr w:type="spellEnd"/>
-      <w:r>
-        <w:t xml:space="preserve">, K. Matsushima, T. Takahashi, Y. Nagahama, S. Hasegawa, M. Sano, </w:t>
+        <w:t xml:space="preserve">T. Sugie, T. Akamatsu, T. Nishitsuji, </w:t>
       </w:r>
       <w:r>
         <w:rPr>
@@ -2239,13 +1962,8 @@
         <w:t>R. Hirayama</w:t>
       </w:r>
       <w:r>
-        <w:t xml:space="preserve">, T. </w:t>
-      </w:r>
-      <w:proofErr w:type="spellStart"/>
-      <w:r>
-        <w:t>Kakue</w:t>
-      </w:r>
-      <w:proofErr w:type="spellEnd"/>
+        <w:t>, N. Masuda, H. Nakayama, Y. Ichihashi, A. Shiraki, M. Oikawa, N. Takada, Y. Endo, T. Kakue, T. Shimobaba</w:t>
+      </w:r>
       <w:r>
         <w:t>,</w:t>
       </w:r>
@@ -2256,22 +1974,28 @@
         <w:t>‘</w:t>
       </w:r>
       <w:r>
-        <w:t>Fast, large-scale hologram calculation in wavelet domain</w:t>
+        <w:t>High-performance parallel computing for next-generation holographic imaging</w:t>
       </w:r>
       <w:r>
         <w:t>’</w:t>
       </w:r>
       <w:r>
-        <w:t xml:space="preserve">, Optics Communications </w:t>
-      </w:r>
-      <w:r>
-        <w:rPr>
-          <w:b/>
-        </w:rPr>
-        <w:t>412</w:t>
-      </w:r>
-      <w:r>
-        <w:t>, 80–84 (2018).</w:t>
+        <w:t xml:space="preserve">, Nature Electronics </w:t>
+      </w:r>
+      <w:r>
+        <w:rPr>
+          <w:b/>
+        </w:rPr>
+        <w:t>1</w:t>
+      </w:r>
+      <w:r>
+        <w:t>, 254–259 (2018)</w:t>
+      </w:r>
+      <w:r>
+        <w:t>, featured on the front cover</w:t>
+      </w:r>
+      <w:r>
+        <w:t>.</w:t>
       </w:r>
     </w:p>
     <w:p>
@@ -2283,7 +2007,7 @@
         </w:numPr>
       </w:pPr>
       <w:r>
-        <w:t xml:space="preserve">A. Shiraki, M. Ikeda, H. Nakayama, </w:t>
+        <w:t xml:space="preserve">T. Shimobaba, Y. Endo, T. Nishitsuji, T. Takahashi, Y. Nagahama, S. Hasegawa, M. Sano, </w:t>
       </w:r>
       <w:r>
         <w:rPr>
@@ -2292,21 +2016,8 @@
         <w:t>R. Hirayama</w:t>
       </w:r>
       <w:r>
-        <w:t xml:space="preserve">, T. </w:t>
-      </w:r>
-      <w:proofErr w:type="spellStart"/>
-      <w:r>
-        <w:t>Kakue</w:t>
-      </w:r>
-      <w:proofErr w:type="spellEnd"/>
-      <w:r>
-        <w:t xml:space="preserve">, T. </w:t>
-      </w:r>
-      <w:proofErr w:type="spellStart"/>
-      <w:r>
-        <w:t>Shimobaba</w:t>
-      </w:r>
-      <w:proofErr w:type="spellEnd"/>
+        <w:t>, T. Kakue, A. Shiraki</w:t>
+      </w:r>
       <w:r>
         <w:t>,</w:t>
       </w:r>
@@ -2317,22 +2028,22 @@
         <w:t>‘</w:t>
       </w:r>
       <w:r>
-        <w:t>Efficient method for fabricating a directional volumetric display using strings displaying multiple images</w:t>
+        <w:t>Computational ghost imaging using deep learning</w:t>
       </w:r>
       <w:r>
         <w:t>’</w:t>
       </w:r>
       <w:r>
-        <w:t xml:space="preserve">, Applied Optics </w:t>
-      </w:r>
-      <w:r>
-        <w:rPr>
-          <w:b/>
-        </w:rPr>
-        <w:t>57</w:t>
-      </w:r>
-      <w:r>
-        <w:t>(1), A33–A38 (2018).</w:t>
+        <w:t xml:space="preserve">, Optics Communications </w:t>
+      </w:r>
+      <w:r>
+        <w:rPr>
+          <w:b/>
+        </w:rPr>
+        <w:t>413</w:t>
+      </w:r>
+      <w:r>
+        <w:t>, 147–151 (2018).</w:t>
       </w:r>
     </w:p>
     <w:p>
@@ -2344,15 +2055,7 @@
         </w:numPr>
       </w:pPr>
       <w:r>
-        <w:t xml:space="preserve">T. </w:t>
-      </w:r>
-      <w:proofErr w:type="spellStart"/>
-      <w:r>
-        <w:t>Shimobaba</w:t>
-      </w:r>
-      <w:proofErr w:type="spellEnd"/>
-      <w:r>
-        <w:t xml:space="preserve">, N. Kuwata, M. Honma, T. Takahashi, Y. Nagahama, M. Sano, S. Hasegawa, </w:t>
+        <w:t xml:space="preserve">T. Shimobaba, K. Matsushima, T. Takahashi, Y. Nagahama, S. Hasegawa, M. Sano, </w:t>
       </w:r>
       <w:r>
         <w:rPr>
@@ -2361,15 +2064,7 @@
         <w:t>R. Hirayama</w:t>
       </w:r>
       <w:r>
-        <w:t xml:space="preserve">, T. </w:t>
-      </w:r>
-      <w:proofErr w:type="spellStart"/>
-      <w:r>
-        <w:t>Kakue</w:t>
-      </w:r>
-      <w:proofErr w:type="spellEnd"/>
-      <w:r>
-        <w:t>, A. Shiraki, N. Takada</w:t>
+        <w:t>, T. Kakue</w:t>
       </w:r>
       <w:r>
         <w:t>,</w:t>
@@ -2381,22 +2076,22 @@
         <w:t>‘</w:t>
       </w:r>
       <w:r>
-        <w:t>Convolutional neural network-based data page classification for holographic memory</w:t>
+        <w:t>Fast, large-scale hologram calculation in wavelet domain</w:t>
       </w:r>
       <w:r>
         <w:t>’</w:t>
       </w:r>
       <w:r>
-        <w:t xml:space="preserve">, Applied Optics </w:t>
-      </w:r>
-      <w:r>
-        <w:rPr>
-          <w:b/>
-        </w:rPr>
-        <w:t>56</w:t>
-      </w:r>
-      <w:r>
-        <w:t>(26), 7327–7330 (2017).</w:t>
+        <w:t xml:space="preserve">, Optics Communications </w:t>
+      </w:r>
+      <w:r>
+        <w:rPr>
+          <w:b/>
+        </w:rPr>
+        <w:t>412</w:t>
+      </w:r>
+      <w:r>
+        <w:t>, 80–84 (2018).</w:t>
       </w:r>
     </w:p>
     <w:p>
@@ -2408,27 +2103,17 @@
         </w:numPr>
       </w:pPr>
       <w:r>
+        <w:t xml:space="preserve">A. Shiraki, M. Ikeda, H. Nakayama, </w:t>
+      </w:r>
+      <w:r>
         <w:rPr>
           <w:b/>
         </w:rPr>
         <w:t>R. Hirayama</w:t>
       </w:r>
       <w:r>
-        <w:t xml:space="preserve">, A. Shiraki, H. Nakayama, T. </w:t>
-      </w:r>
-      <w:proofErr w:type="spellStart"/>
-      <w:r>
-        <w:t>Kakue</w:t>
-      </w:r>
-      <w:proofErr w:type="spellEnd"/>
-      <w:r>
-        <w:t xml:space="preserve">, T. </w:t>
-      </w:r>
-      <w:proofErr w:type="spellStart"/>
-      <w:r>
-        <w:t>Shimobaba</w:t>
-      </w:r>
-      <w:proofErr w:type="spellEnd"/>
+        <w:t>, T. Kakue, T. Shimobaba</w:t>
+      </w:r>
       <w:r>
         <w:t>,</w:t>
       </w:r>
@@ -2439,30 +2124,22 @@
         <w:t>‘</w:t>
       </w:r>
       <w:r>
-        <w:t>Operating scheme of a light-emitting diode array for a volumetric display exhibiting multiple full-</w:t>
-      </w:r>
-      <w:proofErr w:type="spellStart"/>
-      <w:r>
-        <w:t>color</w:t>
-      </w:r>
-      <w:proofErr w:type="spellEnd"/>
-      <w:r>
-        <w:t xml:space="preserve"> dynamic images</w:t>
+        <w:t>Efficient method for fabricating a directional volumetric display using strings displaying multiple images</w:t>
       </w:r>
       <w:r>
         <w:t>’</w:t>
       </w:r>
       <w:r>
-        <w:t xml:space="preserve">, Optical Engineering </w:t>
-      </w:r>
-      <w:r>
-        <w:rPr>
-          <w:b/>
-        </w:rPr>
-        <w:t>56</w:t>
-      </w:r>
-      <w:r>
-        <w:t>(7), 073108 (2017).</w:t>
+        <w:t xml:space="preserve">, Applied Optics </w:t>
+      </w:r>
+      <w:r>
+        <w:rPr>
+          <w:b/>
+        </w:rPr>
+        <w:t>57</w:t>
+      </w:r>
+      <w:r>
+        <w:t>(1), A33–A38 (2018).</w:t>
       </w:r>
     </w:p>
     <w:p>
@@ -2474,27 +2151,17 @@
         </w:numPr>
       </w:pPr>
       <w:r>
+        <w:t xml:space="preserve">T. Shimobaba, N. Kuwata, M. Honma, T. Takahashi, Y. Nagahama, M. Sano, S. Hasegawa, </w:t>
+      </w:r>
+      <w:r>
         <w:rPr>
           <w:b/>
         </w:rPr>
         <w:t>R. Hirayama</w:t>
       </w:r>
       <w:r>
-        <w:t xml:space="preserve">, T. Suzuki, T. </w:t>
-      </w:r>
-      <w:proofErr w:type="spellStart"/>
-      <w:r>
-        <w:t>Shimobaba</w:t>
-      </w:r>
-      <w:proofErr w:type="spellEnd"/>
-      <w:r>
-        <w:t xml:space="preserve">, A. Shiraki, M. Naruse, H. Nakayama, T. </w:t>
-      </w:r>
-      <w:proofErr w:type="spellStart"/>
-      <w:r>
-        <w:t>Kakue</w:t>
-      </w:r>
-      <w:proofErr w:type="spellEnd"/>
+        <w:t>, T. Kakue, A. Shiraki, N. Takada</w:t>
+      </w:r>
       <w:r>
         <w:t>,</w:t>
       </w:r>
@@ -2505,22 +2172,22 @@
         <w:t>‘</w:t>
       </w:r>
       <w:r>
-        <w:t>Inkjet printing-based volumetric display projecting multiple full-colour 2D patterns</w:t>
+        <w:t>Convolutional neural network-based data page classification for holographic memory</w:t>
       </w:r>
       <w:r>
         <w:t>’</w:t>
       </w:r>
       <w:r>
-        <w:t xml:space="preserve">, Scientific Reports </w:t>
-      </w:r>
-      <w:r>
-        <w:rPr>
-          <w:b/>
-        </w:rPr>
-        <w:t>7</w:t>
-      </w:r>
-      <w:r>
-        <w:t>, 46511 (2017).</w:t>
+        <w:t xml:space="preserve">, Applied Optics </w:t>
+      </w:r>
+      <w:r>
+        <w:rPr>
+          <w:b/>
+        </w:rPr>
+        <w:t>56</w:t>
+      </w:r>
+      <w:r>
+        <w:t>(26), 7327–7330 (2017).</w:t>
       </w:r>
     </w:p>
     <w:p>
@@ -2532,40 +2199,13 @@
         </w:numPr>
       </w:pPr>
       <w:r>
-        <w:t xml:space="preserve">T. </w:t>
-      </w:r>
-      <w:proofErr w:type="spellStart"/>
-      <w:r>
-        <w:t>Shimobaba</w:t>
-      </w:r>
-      <w:proofErr w:type="spellEnd"/>
-      <w:r>
-        <w:t xml:space="preserve">, Y. Endo, </w:t>
-      </w:r>
-      <w:r>
         <w:rPr>
           <w:b/>
         </w:rPr>
         <w:t>R. Hirayama</w:t>
       </w:r>
       <w:r>
-        <w:t xml:space="preserve">, Y. Nagahama, T. Takahashi, T. </w:t>
-      </w:r>
-      <w:proofErr w:type="spellStart"/>
-      <w:r>
-        <w:t>Nishitsuji</w:t>
-      </w:r>
-      <w:proofErr w:type="spellEnd"/>
-      <w:r>
-        <w:t xml:space="preserve">, T. </w:t>
-      </w:r>
-      <w:proofErr w:type="spellStart"/>
-      <w:r>
-        <w:t>Kakue</w:t>
-      </w:r>
-      <w:proofErr w:type="spellEnd"/>
-      <w:r>
-        <w:t>, A. Shiraki, N. Takada, N. Masuda</w:t>
+        <w:t>, A. Shiraki, H. Nakayama, T. Kakue, T. Shimobaba</w:t>
       </w:r>
       <w:r>
         <w:t>,</w:t>
@@ -2577,22 +2217,13 @@
         <w:t>‘</w:t>
       </w:r>
       <w:r>
-        <w:t>Autoencoder-based holographic image restoration</w:t>
+        <w:t>Operating scheme of a light-emitting diode array for a volumetric display exhibiting multiple full-color dynamic images</w:t>
       </w:r>
       <w:r>
         <w:t>’</w:t>
       </w:r>
       <w:r>
-        <w:t>,</w:t>
-      </w:r>
-      <w:r>
-        <w:rPr>
-          <w:color w:val="0D0D0D" w:themeColor="text1" w:themeTint="F2"/>
-        </w:rPr>
-        <w:t xml:space="preserve"> A</w:t>
-      </w:r>
-      <w:r>
-        <w:t xml:space="preserve">pplied Optics </w:t>
+        <w:t xml:space="preserve">, Optical Engineering </w:t>
       </w:r>
       <w:r>
         <w:rPr>
@@ -2601,7 +2232,7 @@
         <w:t>56</w:t>
       </w:r>
       <w:r>
-        <w:t>(13), F27–F30 (2017).</w:t>
+        <w:t>(7), 073108 (2017).</w:t>
       </w:r>
     </w:p>
     <w:p>
@@ -2613,32 +2244,13 @@
         </w:numPr>
       </w:pPr>
       <w:r>
-        <w:t xml:space="preserve">T. </w:t>
-      </w:r>
-      <w:proofErr w:type="spellStart"/>
-      <w:r>
-        <w:t>Shimobaba</w:t>
-      </w:r>
-      <w:proofErr w:type="spellEnd"/>
-      <w:r>
-        <w:t xml:space="preserve">, Y. Endo, </w:t>
-      </w:r>
-      <w:r>
         <w:rPr>
           <w:b/>
         </w:rPr>
         <w:t>R. Hirayama</w:t>
       </w:r>
       <w:r>
-        <w:t xml:space="preserve">, D. Hiyama, Y. Nagahama, S. Hasegawa, M. Sano, T. Takahashi, T. </w:t>
-      </w:r>
-      <w:proofErr w:type="spellStart"/>
-      <w:r>
-        <w:t>Kakue</w:t>
-      </w:r>
-      <w:proofErr w:type="spellEnd"/>
-      <w:r>
-        <w:t>, M. Oikawa</w:t>
+        <w:t>, T. Suzuki, T. Shimobaba, A. Shiraki, M. Naruse, H. Nakayama, T. Kakue</w:t>
       </w:r>
       <w:r>
         <w:t>,</w:t>
@@ -2650,28 +2262,22 @@
         <w:t>‘</w:t>
       </w:r>
       <w:r>
-        <w:t>Holographic micro-information hiding</w:t>
+        <w:t>Inkjet printing-based volumetric display projecting multiple full-colour 2D patterns</w:t>
       </w:r>
       <w:r>
         <w:t>’</w:t>
       </w:r>
       <w:r>
-        <w:rPr>
-          <w:color w:val="0D0D0D" w:themeColor="text1" w:themeTint="F2"/>
-        </w:rPr>
-        <w:t>,</w:t>
-      </w:r>
-      <w:r>
-        <w:t xml:space="preserve"> Applied Optics </w:t>
-      </w:r>
-      <w:r>
-        <w:rPr>
-          <w:b/>
-        </w:rPr>
-        <w:t>56</w:t>
-      </w:r>
-      <w:r>
-        <w:t>(4), 833–837 (2017).</w:t>
+        <w:t xml:space="preserve">, Scientific Reports </w:t>
+      </w:r>
+      <w:r>
+        <w:rPr>
+          <w:b/>
+        </w:rPr>
+        <w:t>7</w:t>
+      </w:r>
+      <w:r>
+        <w:t>, 46511 (2017).</w:t>
       </w:r>
     </w:p>
     <w:p>
@@ -2683,27 +2289,17 @@
         </w:numPr>
       </w:pPr>
       <w:r>
+        <w:t xml:space="preserve">T. Shimobaba, Y. Endo, </w:t>
+      </w:r>
+      <w:r>
         <w:rPr>
           <w:b/>
         </w:rPr>
         <w:t>R. Hirayama</w:t>
       </w:r>
       <w:r>
-        <w:t xml:space="preserve">, A. Shiraki, M. Naruse, S. Nakamura, H. Nakayama, T. </w:t>
-      </w:r>
-      <w:proofErr w:type="spellStart"/>
-      <w:r>
-        <w:t>Kakue</w:t>
-      </w:r>
-      <w:proofErr w:type="spellEnd"/>
-      <w:r>
-        <w:t xml:space="preserve">, T. </w:t>
-      </w:r>
-      <w:proofErr w:type="spellStart"/>
-      <w:r>
-        <w:t>Shimobaba</w:t>
-      </w:r>
-      <w:proofErr w:type="spellEnd"/>
+        <w:t>, Y. Nagahama, T. Takahashi, T. Nishitsuji, T. Kakue, A. Shiraki, N. Takada, N. Masuda</w:t>
+      </w:r>
       <w:r>
         <w:t>,</w:t>
       </w:r>
@@ -2714,70 +2310,31 @@
         <w:t>‘</w:t>
       </w:r>
       <w:r>
-        <w:t xml:space="preserve">Optical </w:t>
-      </w:r>
-      <w:r>
-        <w:t>a</w:t>
-      </w:r>
-      <w:r>
-        <w:t xml:space="preserve">ddressing of </w:t>
-      </w:r>
-      <w:r>
-        <w:t>m</w:t>
-      </w:r>
-      <w:r>
-        <w:t>ulti-</w:t>
-      </w:r>
-      <w:r>
-        <w:t>c</w:t>
-      </w:r>
-      <w:r>
-        <w:t xml:space="preserve">olour </w:t>
-      </w:r>
-      <w:r>
-        <w:t>p</w:t>
-      </w:r>
-      <w:r>
-        <w:t xml:space="preserve">hotochromic </w:t>
-      </w:r>
-      <w:r>
-        <w:t>m</w:t>
-      </w:r>
-      <w:r>
-        <w:t xml:space="preserve">aterial </w:t>
-      </w:r>
-      <w:r>
-        <w:t>m</w:t>
-      </w:r>
-      <w:r>
-        <w:t xml:space="preserve">ixture for </w:t>
-      </w:r>
-      <w:r>
-        <w:t>v</w:t>
-      </w:r>
-      <w:r>
-        <w:t xml:space="preserve">olumetric </w:t>
-      </w:r>
-      <w:r>
-        <w:t>d</w:t>
-      </w:r>
-      <w:r>
-        <w:t>isplay</w:t>
+        <w:t>Autoencoder-based holographic image restoration</w:t>
       </w:r>
       <w:r>
         <w:t>’</w:t>
       </w:r>
       <w:r>
-        <w:t xml:space="preserve">, Scientific Reports </w:t>
-      </w:r>
-      <w:r>
-        <w:rPr>
-          <w:b/>
-        </w:rPr>
-        <w:t>6</w:t>
-      </w:r>
-      <w:r>
-        <w:t>, 31543 (2016).</w:t>
+        <w:t>,</w:t>
+      </w:r>
+      <w:r>
+        <w:rPr>
+          <w:color w:val="0D0D0D" w:themeColor="text1" w:themeTint="F2"/>
+        </w:rPr>
+        <w:t xml:space="preserve"> A</w:t>
+      </w:r>
+      <w:r>
+        <w:t xml:space="preserve">pplied Optics </w:t>
+      </w:r>
+      <w:r>
+        <w:rPr>
+          <w:b/>
+        </w:rPr>
+        <w:t>56</w:t>
+      </w:r>
+      <w:r>
+        <w:t>(13), F27–F30 (2017).</w:t>
       </w:r>
     </w:p>
     <w:p>
@@ -2789,15 +2346,7 @@
         </w:numPr>
       </w:pPr>
       <w:r>
-        <w:t xml:space="preserve">T. </w:t>
-      </w:r>
-      <w:proofErr w:type="spellStart"/>
-      <w:r>
-        <w:t>Shimobaba</w:t>
-      </w:r>
-      <w:proofErr w:type="spellEnd"/>
-      <w:r>
-        <w:t xml:space="preserve">, M. Makowski, Y. Nagahama, Y. Endo, </w:t>
+        <w:t xml:space="preserve">T. Shimobaba, Y. Endo, </w:t>
       </w:r>
       <w:r>
         <w:rPr>
@@ -2806,23 +2355,7 @@
         <w:t>R. Hirayama</w:t>
       </w:r>
       <w:r>
-        <w:t xml:space="preserve">, D. Hiyama, S. Hasegawa, M. Sano, T. </w:t>
-      </w:r>
-      <w:proofErr w:type="spellStart"/>
-      <w:r>
-        <w:t>Kakue</w:t>
-      </w:r>
-      <w:proofErr w:type="spellEnd"/>
-      <w:r>
-        <w:t xml:space="preserve">, M. Oikawa, T. </w:t>
-      </w:r>
-      <w:proofErr w:type="spellStart"/>
-      <w:r>
-        <w:t>Sugie</w:t>
-      </w:r>
-      <w:proofErr w:type="spellEnd"/>
-      <w:r>
-        <w:t>, N. Takada</w:t>
+        <w:t>, D. Hiyama, Y. Nagahama, S. Hasegawa, M. Sano, T. Takahashi, T. Kakue, M. Oikawa</w:t>
       </w:r>
       <w:r>
         <w:t>,</w:t>
@@ -2833,36 +2366,29 @@
       <w:r>
         <w:t>‘</w:t>
       </w:r>
-      <w:proofErr w:type="spellStart"/>
-      <w:r>
-        <w:t>Color</w:t>
-      </w:r>
-      <w:proofErr w:type="spellEnd"/>
-      <w:r>
-        <w:t xml:space="preserve"> computer-generated hologram generation using the random phase-free method and </w:t>
-      </w:r>
-      <w:proofErr w:type="spellStart"/>
-      <w:r>
-        <w:t>color</w:t>
-      </w:r>
-      <w:proofErr w:type="spellEnd"/>
-      <w:r>
-        <w:t xml:space="preserve"> space conversion</w:t>
+      <w:r>
+        <w:t>Holographic micro-information hiding</w:t>
       </w:r>
       <w:r>
         <w:t>’</w:t>
       </w:r>
       <w:r>
-        <w:t xml:space="preserve">, Applied Optics </w:t>
-      </w:r>
-      <w:r>
-        <w:rPr>
-          <w:b/>
-        </w:rPr>
-        <w:t>55</w:t>
-      </w:r>
-      <w:r>
-        <w:t>(15), 4159–4165 (2016).</w:t>
+        <w:rPr>
+          <w:color w:val="0D0D0D" w:themeColor="text1" w:themeTint="F2"/>
+        </w:rPr>
+        <w:t>,</w:t>
+      </w:r>
+      <w:r>
+        <w:t xml:space="preserve"> Applied Optics </w:t>
+      </w:r>
+      <w:r>
+        <w:rPr>
+          <w:b/>
+        </w:rPr>
+        <w:t>56</w:t>
+      </w:r>
+      <w:r>
+        <w:t>(4), 833–837 (2017).</w:t>
       </w:r>
     </w:p>
     <w:p>
@@ -2880,21 +2406,8 @@
         <w:t>R. Hirayama</w:t>
       </w:r>
       <w:r>
-        <w:t xml:space="preserve">, H. Nakayama, A. Shiraki, T. </w:t>
-      </w:r>
-      <w:proofErr w:type="spellStart"/>
-      <w:r>
-        <w:t>Kakue</w:t>
-      </w:r>
-      <w:proofErr w:type="spellEnd"/>
-      <w:r>
-        <w:t xml:space="preserve">, T. </w:t>
-      </w:r>
-      <w:proofErr w:type="spellStart"/>
-      <w:r>
-        <w:t>Shimobaba</w:t>
-      </w:r>
-      <w:proofErr w:type="spellEnd"/>
+        <w:t>, A. Shiraki, M. Naruse, S. Nakamura, H. Nakayama, T. Kakue, T. Shimobaba</w:t>
+      </w:r>
       <w:r>
         <w:t>,</w:t>
       </w:r>
@@ -2905,22 +2418,70 @@
         <w:t>‘</w:t>
       </w:r>
       <w:r>
-        <w:t>Image quality improvement for a 3D structure exhibiting multiple 2D patterns and its implementation</w:t>
+        <w:t xml:space="preserve">Optical </w:t>
+      </w:r>
+      <w:r>
+        <w:t>a</w:t>
+      </w:r>
+      <w:r>
+        <w:t xml:space="preserve">ddressing of </w:t>
+      </w:r>
+      <w:r>
+        <w:t>m</w:t>
+      </w:r>
+      <w:r>
+        <w:t>ulti-</w:t>
+      </w:r>
+      <w:r>
+        <w:t>c</w:t>
+      </w:r>
+      <w:r>
+        <w:t xml:space="preserve">olour </w:t>
+      </w:r>
+      <w:r>
+        <w:t>p</w:t>
+      </w:r>
+      <w:r>
+        <w:t xml:space="preserve">hotochromic </w:t>
+      </w:r>
+      <w:r>
+        <w:t>m</w:t>
+      </w:r>
+      <w:r>
+        <w:t xml:space="preserve">aterial </w:t>
+      </w:r>
+      <w:r>
+        <w:t>m</w:t>
+      </w:r>
+      <w:r>
+        <w:t xml:space="preserve">ixture for </w:t>
+      </w:r>
+      <w:r>
+        <w:t>v</w:t>
+      </w:r>
+      <w:r>
+        <w:t xml:space="preserve">olumetric </w:t>
+      </w:r>
+      <w:r>
+        <w:t>d</w:t>
+      </w:r>
+      <w:r>
+        <w:t>isplay</w:t>
       </w:r>
       <w:r>
         <w:t>’</w:t>
       </w:r>
       <w:r>
-        <w:t xml:space="preserve">, Optics Express </w:t>
-      </w:r>
-      <w:r>
-        <w:rPr>
-          <w:b/>
-        </w:rPr>
-        <w:t>24</w:t>
-      </w:r>
-      <w:r>
-        <w:t>(7), 7319–7327 (2016).</w:t>
+        <w:t xml:space="preserve">, Scientific Reports </w:t>
+      </w:r>
+      <w:r>
+        <w:rPr>
+          <w:b/>
+        </w:rPr>
+        <w:t>6</w:t>
+      </w:r>
+      <w:r>
+        <w:t>, 31543 (2016).</w:t>
       </w:r>
     </w:p>
     <w:p>
@@ -2932,23 +2493,7 @@
         </w:numPr>
       </w:pPr>
       <w:r>
-        <w:t xml:space="preserve">T. Sanpei, T. </w:t>
-      </w:r>
-      <w:proofErr w:type="spellStart"/>
-      <w:r>
-        <w:t>Shimobaba</w:t>
-      </w:r>
-      <w:proofErr w:type="spellEnd"/>
-      <w:r>
-        <w:t xml:space="preserve">, T. </w:t>
-      </w:r>
-      <w:proofErr w:type="spellStart"/>
-      <w:r>
-        <w:t>Kakue</w:t>
-      </w:r>
-      <w:proofErr w:type="spellEnd"/>
-      <w:r>
-        <w:t xml:space="preserve">, Y. Endo, </w:t>
+        <w:t xml:space="preserve">T. Shimobaba, M. Makowski, Y. Nagahama, Y. Endo, </w:t>
       </w:r>
       <w:r>
         <w:rPr>
@@ -2957,13 +2502,8 @@
         <w:t>R. Hirayama</w:t>
       </w:r>
       <w:r>
-        <w:t xml:space="preserve">, D. Hiyama, S. Hasegawa, Y. Nagahama, M. Sano, M. Oikawa, T. </w:t>
-      </w:r>
-      <w:proofErr w:type="spellStart"/>
-      <w:r>
-        <w:t>Sugie</w:t>
-      </w:r>
-      <w:proofErr w:type="spellEnd"/>
+        <w:t>, D. Hiyama, S. Hasegawa, M. Sano, T. Kakue, M. Oikawa, T. Sugie, N. Takada</w:t>
+      </w:r>
       <w:r>
         <w:t>,</w:t>
       </w:r>
@@ -2974,22 +2514,22 @@
         <w:t>‘</w:t>
       </w:r>
       <w:r>
-        <w:t>Optical encryption for large-sized images</w:t>
+        <w:t>Color computer-generated hologram generation using the random phase-free method and color space conversion</w:t>
       </w:r>
       <w:r>
         <w:t>’</w:t>
       </w:r>
       <w:r>
-        <w:t xml:space="preserve">, Optics Communications </w:t>
-      </w:r>
-      <w:r>
-        <w:rPr>
-          <w:b/>
-        </w:rPr>
-        <w:t>361</w:t>
-      </w:r>
-      <w:r>
-        <w:t>, 138–142 (2016).</w:t>
+        <w:t xml:space="preserve">, Applied Optics </w:t>
+      </w:r>
+      <w:r>
+        <w:rPr>
+          <w:b/>
+        </w:rPr>
+        <w:t>55</w:t>
+      </w:r>
+      <w:r>
+        <w:t>(15), 4159–4165 (2016).</w:t>
       </w:r>
     </w:p>
     <w:p>
@@ -3001,38 +2541,14 @@
         </w:numPr>
       </w:pPr>
       <w:r>
-        <w:t xml:space="preserve">T. </w:t>
-      </w:r>
-      <w:proofErr w:type="spellStart"/>
-      <w:r>
-        <w:t>Shimobaba</w:t>
-      </w:r>
-      <w:proofErr w:type="spellEnd"/>
-      <w:r>
-        <w:t xml:space="preserve">, T. </w:t>
-      </w:r>
-      <w:proofErr w:type="spellStart"/>
-      <w:r>
-        <w:t>Kakue</w:t>
-      </w:r>
-      <w:proofErr w:type="spellEnd"/>
-      <w:r>
-        <w:t xml:space="preserve">, Y. Endo, </w:t>
-      </w:r>
-      <w:r>
         <w:rPr>
           <w:b/>
         </w:rPr>
         <w:t>R. Hirayama</w:t>
       </w:r>
       <w:r>
-        <w:t xml:space="preserve">, D. Hiyama, S. Hasegawa, Y. Nagahama, M. Sano, M. Oikawa, T. </w:t>
-      </w:r>
-      <w:proofErr w:type="spellStart"/>
-      <w:r>
-        <w:t>Sugie</w:t>
-      </w:r>
-      <w:proofErr w:type="spellEnd"/>
+        <w:t>, H. Nakayama, A. Shiraki, T. Kakue, T. Shimobaba</w:t>
+      </w:r>
       <w:r>
         <w:t>,</w:t>
       </w:r>
@@ -3043,22 +2559,22 @@
         <w:t>‘</w:t>
       </w:r>
       <w:r>
-        <w:t>Improvement of the image quality of random phase-free holography using an iterative method</w:t>
+        <w:t>Image quality improvement for a 3D structure exhibiting multiple 2D patterns and its implementation</w:t>
       </w:r>
       <w:r>
         <w:t>’</w:t>
       </w:r>
       <w:r>
-        <w:t xml:space="preserve">, Optics Communications </w:t>
-      </w:r>
-      <w:r>
-        <w:rPr>
-          <w:b/>
-        </w:rPr>
-        <w:t>355</w:t>
-      </w:r>
-      <w:r>
-        <w:t>, 596–601 (2015).</w:t>
+        <w:t xml:space="preserve">, Optics Express </w:t>
+      </w:r>
+      <w:r>
+        <w:rPr>
+          <w:b/>
+        </w:rPr>
+        <w:t>24</w:t>
+      </w:r>
+      <w:r>
+        <w:t>(7), 7319–7327 (2016).</w:t>
       </w:r>
     </w:p>
     <w:p>
@@ -3070,24 +2586,7 @@
         </w:numPr>
       </w:pPr>
       <w:r>
-        <w:lastRenderedPageBreak/>
-        <w:t xml:space="preserve">T. </w:t>
-      </w:r>
-      <w:proofErr w:type="spellStart"/>
-      <w:r>
-        <w:t>Shimobaba</w:t>
-      </w:r>
-      <w:proofErr w:type="spellEnd"/>
-      <w:r>
-        <w:t xml:space="preserve">, T. </w:t>
-      </w:r>
-      <w:proofErr w:type="spellStart"/>
-      <w:r>
-        <w:t>Kakue</w:t>
-      </w:r>
-      <w:proofErr w:type="spellEnd"/>
-      <w:r>
-        <w:t xml:space="preserve">, Y. Endo, </w:t>
+        <w:t xml:space="preserve">T. Sanpei, T. Shimobaba, T. Kakue, Y. Endo, </w:t>
       </w:r>
       <w:r>
         <w:rPr>
@@ -3096,13 +2595,8 @@
         <w:t>R. Hirayama</w:t>
       </w:r>
       <w:r>
-        <w:t xml:space="preserve">, D. Hiyama, S. Hasegawa, Y. Nagahama, M. Sano, M. Oikawa, T. </w:t>
-      </w:r>
-      <w:proofErr w:type="spellStart"/>
-      <w:r>
-        <w:t>Sugie</w:t>
-      </w:r>
-      <w:proofErr w:type="spellEnd"/>
+        <w:t>, D. Hiyama, S. Hasegawa, Y. Nagahama, M. Sano, M. Oikawa, T. Sugie</w:t>
+      </w:r>
       <w:r>
         <w:t>,</w:t>
       </w:r>
@@ -3113,30 +2607,22 @@
         <w:t>‘</w:t>
       </w:r>
       <w:r>
-        <w:t xml:space="preserve">Random phase-free </w:t>
-      </w:r>
-      <w:proofErr w:type="spellStart"/>
-      <w:r>
-        <w:t>kinoform</w:t>
-      </w:r>
-      <w:proofErr w:type="spellEnd"/>
-      <w:r>
-        <w:t xml:space="preserve"> for large objects</w:t>
+        <w:t>Optical encryption for large-sized images</w:t>
       </w:r>
       <w:r>
         <w:t>’</w:t>
       </w:r>
       <w:r>
-        <w:t xml:space="preserve">, Optics Express </w:t>
-      </w:r>
-      <w:r>
-        <w:rPr>
-          <w:b/>
-        </w:rPr>
-        <w:t>23</w:t>
-      </w:r>
-      <w:r>
-        <w:t xml:space="preserve">(13), 17269–17274 (2015). </w:t>
+        <w:t xml:space="preserve">, Optics Communications </w:t>
+      </w:r>
+      <w:r>
+        <w:rPr>
+          <w:b/>
+        </w:rPr>
+        <w:t>361</w:t>
+      </w:r>
+      <w:r>
+        <w:t>, 138–142 (2016).</w:t>
       </w:r>
     </w:p>
     <w:p>
@@ -3148,35 +2634,18 @@
         </w:numPr>
       </w:pPr>
       <w:r>
+        <w:lastRenderedPageBreak/>
+        <w:t xml:space="preserve">T. Shimobaba, T. Kakue, Y. Endo, </w:t>
+      </w:r>
+      <w:r>
         <w:rPr>
           <w:b/>
         </w:rPr>
         <w:t>R. Hirayama</w:t>
       </w:r>
       <w:r>
-        <w:t xml:space="preserve">, M. Naruse, H. Nakayama, N. Tate, A. Shiraki, T. </w:t>
-      </w:r>
-      <w:proofErr w:type="spellStart"/>
-      <w:r>
-        <w:t>Kakue</w:t>
-      </w:r>
-      <w:proofErr w:type="spellEnd"/>
-      <w:r>
-        <w:t xml:space="preserve">, T. </w:t>
-      </w:r>
-      <w:proofErr w:type="spellStart"/>
-      <w:r>
-        <w:t>Shimobaba</w:t>
-      </w:r>
-      <w:proofErr w:type="spellEnd"/>
-      <w:r>
-        <w:t xml:space="preserve">, M. </w:t>
-      </w:r>
-      <w:proofErr w:type="spellStart"/>
-      <w:r>
-        <w:t>Ohtsu</w:t>
-      </w:r>
-      <w:proofErr w:type="spellEnd"/>
+        <w:t>, D. Hiyama, S. Hasegawa, Y. Nagahama, M. Sano, M. Oikawa, T. Sugie</w:t>
+      </w:r>
       <w:r>
         <w:t>,</w:t>
       </w:r>
@@ -3187,28 +2656,22 @@
         <w:t>‘</w:t>
       </w:r>
       <w:r>
-        <w:t>Design, implementation and characterization of a quantum-dot-based volumetric display</w:t>
+        <w:t>Improvement of the image quality of random phase-free holography using an iterative method</w:t>
       </w:r>
       <w:r>
         <w:t>’</w:t>
       </w:r>
       <w:r>
-        <w:t xml:space="preserve">, Scientific Reports </w:t>
-      </w:r>
-      <w:r>
-        <w:rPr>
-          <w:b/>
-        </w:rPr>
-        <w:t>5</w:t>
-      </w:r>
-      <w:r>
-        <w:t xml:space="preserve">, 8472 (2015), </w:t>
-      </w:r>
-      <w:r>
-        <w:rPr>
-          <w:i/>
-        </w:rPr>
-        <w:t>highlighted in Nature Japan</w:t>
+        <w:t xml:space="preserve">, Optics Communications </w:t>
+      </w:r>
+      <w:r>
+        <w:rPr>
+          <w:b/>
+        </w:rPr>
+        <w:t>355</w:t>
+      </w:r>
+      <w:r>
+        <w:t>, 596–601 (2015).</w:t>
       </w:r>
     </w:p>
     <w:p>
@@ -3220,15 +2683,7 @@
         </w:numPr>
       </w:pPr>
       <w:r>
-        <w:t xml:space="preserve">D. Arai, T. </w:t>
-      </w:r>
-      <w:proofErr w:type="spellStart"/>
-      <w:r>
-        <w:t>Shimobaba</w:t>
-      </w:r>
-      <w:proofErr w:type="spellEnd"/>
-      <w:r>
-        <w:t xml:space="preserve">, K. Murano, Y. Endo, </w:t>
+        <w:t xml:space="preserve">T. Shimobaba, T. Kakue, Y. Endo, </w:t>
       </w:r>
       <w:r>
         <w:rPr>
@@ -3237,13 +2692,8 @@
         <w:t>R. Hirayama</w:t>
       </w:r>
       <w:r>
-        <w:t xml:space="preserve">, D. Hiyama, T. </w:t>
-      </w:r>
-      <w:proofErr w:type="spellStart"/>
-      <w:r>
-        <w:t>Kakue</w:t>
-      </w:r>
-      <w:proofErr w:type="spellEnd"/>
+        <w:t>, D. Hiyama, S. Hasegawa, Y. Nagahama, M. Sano, M. Oikawa, T. Sugie</w:t>
+      </w:r>
       <w:r>
         <w:t>,</w:t>
       </w:r>
@@ -3254,7 +2704,7 @@
         <w:t>‘</w:t>
       </w:r>
       <w:r>
-        <w:t>Acceleration of computer-generated hologram using tilted wavefront recording plane method</w:t>
+        <w:t>Random phase-free kinoform for large objects</w:t>
       </w:r>
       <w:r>
         <w:t>’</w:t>
@@ -3269,7 +2719,7 @@
         <w:t>23</w:t>
       </w:r>
       <w:r>
-        <w:t xml:space="preserve">(2), 1740–1747 (2015). </w:t>
+        <w:t xml:space="preserve">(13), 17269–17274 (2015). </w:t>
       </w:r>
     </w:p>
     <w:p>
@@ -3281,61 +2731,46 @@
         </w:numPr>
       </w:pPr>
       <w:r>
-        <w:t xml:space="preserve">T. </w:t>
-      </w:r>
-      <w:proofErr w:type="spellStart"/>
-      <w:r>
-        <w:t>Shimobaba</w:t>
-      </w:r>
-      <w:proofErr w:type="spellEnd"/>
-      <w:r>
-        <w:t xml:space="preserve">, M. Makowski, T. </w:t>
-      </w:r>
-      <w:proofErr w:type="spellStart"/>
-      <w:r>
-        <w:t>Kakue</w:t>
-      </w:r>
-      <w:proofErr w:type="spellEnd"/>
-      <w:r>
-        <w:t xml:space="preserve">, N. Okada, Y. Endo, </w:t>
-      </w:r>
-      <w:r>
         <w:rPr>
           <w:b/>
         </w:rPr>
         <w:t>R. Hirayama</w:t>
       </w:r>
       <w:r>
-        <w:t xml:space="preserve">, D. Hiyama, S. Hasegawa, Y. Nagahama, and T. Ito, </w:t>
+        <w:t>, M. Naruse, H. Nakayama, N. Tate, A. Shiraki, T. Kakue, T. Shimobaba, M. Ohtsu</w:t>
+      </w:r>
+      <w:r>
+        <w:t>,</w:t>
+      </w:r>
+      <w:r>
+        <w:t xml:space="preserve"> and T. Ito, </w:t>
       </w:r>
       <w:r>
         <w:t>‘</w:t>
       </w:r>
       <w:r>
-        <w:t xml:space="preserve">Numerical investigation of </w:t>
-      </w:r>
-      <w:proofErr w:type="spellStart"/>
-      <w:r>
-        <w:t>lensless</w:t>
-      </w:r>
-      <w:proofErr w:type="spellEnd"/>
-      <w:r>
-        <w:t xml:space="preserve"> zoomable holographic projection to multiple tilted planes</w:t>
+        <w:t>Design, implementation and characterization of a quantum-dot-based volumetric display</w:t>
       </w:r>
       <w:r>
         <w:t>’</w:t>
       </w:r>
       <w:r>
-        <w:t xml:space="preserve">, Optics Communications </w:t>
-      </w:r>
-      <w:r>
-        <w:rPr>
-          <w:b/>
-        </w:rPr>
-        <w:t>333</w:t>
-      </w:r>
-      <w:r>
-        <w:t xml:space="preserve">, 274–280 (2014). </w:t>
+        <w:t xml:space="preserve">, Scientific Reports </w:t>
+      </w:r>
+      <w:r>
+        <w:rPr>
+          <w:b/>
+        </w:rPr>
+        <w:t>5</w:t>
+      </w:r>
+      <w:r>
+        <w:t xml:space="preserve">, 8472 (2015), </w:t>
+      </w:r>
+      <w:r>
+        <w:rPr>
+          <w:i/>
+        </w:rPr>
+        <w:t>highlighted in Nature Japan</w:t>
       </w:r>
     </w:p>
     <w:p>
@@ -3347,23 +2782,7 @@
         </w:numPr>
       </w:pPr>
       <w:r>
-        <w:t xml:space="preserve">T. </w:t>
-      </w:r>
-      <w:proofErr w:type="spellStart"/>
-      <w:r>
-        <w:t>Shimobaba</w:t>
-      </w:r>
-      <w:proofErr w:type="spellEnd"/>
-      <w:r>
-        <w:t xml:space="preserve">, T. </w:t>
-      </w:r>
-      <w:proofErr w:type="spellStart"/>
-      <w:r>
-        <w:t>Kakue</w:t>
-      </w:r>
-      <w:proofErr w:type="spellEnd"/>
-      <w:r>
-        <w:t xml:space="preserve">, N. Okada, Y. Endo, </w:t>
+        <w:t xml:space="preserve">D. Arai, T. Shimobaba, K. Murano, Y. Endo, </w:t>
       </w:r>
       <w:r>
         <w:rPr>
@@ -3372,7 +2791,7 @@
         <w:t>R. Hirayama</w:t>
       </w:r>
       <w:r>
-        <w:t>, D. Hiyama</w:t>
+        <w:t>, D. Hiyama, T. Kakue</w:t>
       </w:r>
       <w:r>
         <w:t>,</w:t>
@@ -3384,22 +2803,22 @@
         <w:t>‘</w:t>
       </w:r>
       <w:r>
-        <w:t>Ptychography by changing the area of probe light and scaled ptychography</w:t>
+        <w:t>Acceleration of computer-generated hologram using tilted wavefront recording plane method</w:t>
       </w:r>
       <w:r>
         <w:t>’</w:t>
       </w:r>
       <w:r>
-        <w:t xml:space="preserve">, Optics Communications </w:t>
-      </w:r>
-      <w:r>
-        <w:rPr>
-          <w:b/>
-        </w:rPr>
-        <w:t>331</w:t>
-      </w:r>
-      <w:r>
-        <w:t xml:space="preserve">, 189–193 (2014). </w:t>
+        <w:t xml:space="preserve">, Optics Express </w:t>
+      </w:r>
+      <w:r>
+        <w:rPr>
+          <w:b/>
+        </w:rPr>
+        <w:t>23</w:t>
+      </w:r>
+      <w:r>
+        <w:t xml:space="preserve">(2), 1740–1747 (2015). </w:t>
       </w:r>
     </w:p>
     <w:p>
@@ -3411,23 +2830,7 @@
         </w:numPr>
       </w:pPr>
       <w:r>
-        <w:t xml:space="preserve">T. </w:t>
-      </w:r>
-      <w:proofErr w:type="spellStart"/>
-      <w:r>
-        <w:t>Shimobaba</w:t>
-      </w:r>
-      <w:proofErr w:type="spellEnd"/>
-      <w:r>
-        <w:t xml:space="preserve">, T. </w:t>
-      </w:r>
-      <w:proofErr w:type="spellStart"/>
-      <w:r>
-        <w:t>Kakue</w:t>
-      </w:r>
-      <w:proofErr w:type="spellEnd"/>
-      <w:r>
-        <w:t xml:space="preserve">, M. Oikawa, N. Takada, N. Okada, Y. Endo, </w:t>
+        <w:t xml:space="preserve">T. Shimobaba, M. Makowski, T. Kakue, N. Okada, Y. Endo, </w:t>
       </w:r>
       <w:r>
         <w:rPr>
@@ -3436,47 +2839,28 @@
         <w:t>R. Hirayama</w:t>
       </w:r>
       <w:r>
-        <w:t xml:space="preserve">, </w:t>
-      </w:r>
-      <w:r>
-        <w:t xml:space="preserve">and T. Ito, </w:t>
+        <w:t xml:space="preserve">, D. Hiyama, S. Hasegawa, Y. Nagahama, and T. Ito, </w:t>
       </w:r>
       <w:r>
         <w:t>‘</w:t>
       </w:r>
       <w:r>
-        <w:t xml:space="preserve">Calculation reduction method for </w:t>
-      </w:r>
-      <w:proofErr w:type="spellStart"/>
-      <w:r>
-        <w:t>color</w:t>
-      </w:r>
-      <w:proofErr w:type="spellEnd"/>
-      <w:r>
-        <w:t xml:space="preserve"> computer-generated hologram using </w:t>
-      </w:r>
-      <w:proofErr w:type="spellStart"/>
-      <w:r>
-        <w:t>color</w:t>
-      </w:r>
-      <w:proofErr w:type="spellEnd"/>
-      <w:r>
-        <w:t xml:space="preserve"> space conversion</w:t>
+        <w:t>Numerical investigation of lensless zoomable holographic projection to multiple tilted planes</w:t>
       </w:r>
       <w:r>
         <w:t>’</w:t>
       </w:r>
       <w:r>
-        <w:t xml:space="preserve">, Optical Engineering, </w:t>
-      </w:r>
-      <w:r>
-        <w:rPr>
-          <w:b/>
-        </w:rPr>
-        <w:t>53</w:t>
-      </w:r>
-      <w:r>
-        <w:t>(2), 024108 (2014).</w:t>
+        <w:t xml:space="preserve">, Optics Communications </w:t>
+      </w:r>
+      <w:r>
+        <w:rPr>
+          <w:b/>
+        </w:rPr>
+        <w:t>333</w:t>
+      </w:r>
+      <w:r>
+        <w:t xml:space="preserve">, 274–280 (2014). </w:t>
       </w:r>
     </w:p>
     <w:p>
@@ -3488,23 +2872,7 @@
         </w:numPr>
       </w:pPr>
       <w:r>
-        <w:t xml:space="preserve">T. </w:t>
-      </w:r>
-      <w:proofErr w:type="spellStart"/>
-      <w:r>
-        <w:t>Shimobaba</w:t>
-      </w:r>
-      <w:proofErr w:type="spellEnd"/>
-      <w:r>
-        <w:t xml:space="preserve">, T. </w:t>
-      </w:r>
-      <w:proofErr w:type="spellStart"/>
-      <w:r>
-        <w:t>Kakue</w:t>
-      </w:r>
-      <w:proofErr w:type="spellEnd"/>
-      <w:r>
-        <w:t xml:space="preserve">, M. Oikawa, N. Okada, Y. Endo, </w:t>
+        <w:t xml:space="preserve">T. Shimobaba, T. Kakue, N. Okada, Y. Endo, </w:t>
       </w:r>
       <w:r>
         <w:rPr>
@@ -3513,7 +2881,7 @@
         <w:t>R. Hirayama</w:t>
       </w:r>
       <w:r>
-        <w:t>, N. Masuda</w:t>
+        <w:t>, D. Hiyama</w:t>
       </w:r>
       <w:r>
         <w:t>,</w:t>
@@ -3525,22 +2893,22 @@
         <w:t>‘</w:t>
       </w:r>
       <w:r>
-        <w:t>Non-uniform sampled scalar diffraction calculation using non-uniform fast Fourier transform</w:t>
+        <w:t>Ptychography by changing the area of probe light and scaled ptychography</w:t>
       </w:r>
       <w:r>
         <w:t>’</w:t>
       </w:r>
       <w:r>
-        <w:t xml:space="preserve">, Optics Letters </w:t>
-      </w:r>
-      <w:r>
-        <w:rPr>
-          <w:b/>
-        </w:rPr>
-        <w:t>38</w:t>
-      </w:r>
-      <w:r>
-        <w:t>(23), 5130–5133 (2013).</w:t>
+        <w:t xml:space="preserve">, Optics Communications </w:t>
+      </w:r>
+      <w:r>
+        <w:rPr>
+          <w:b/>
+        </w:rPr>
+        <w:t>331</w:t>
+      </w:r>
+      <w:r>
+        <w:t xml:space="preserve">, 189–193 (2014). </w:t>
       </w:r>
     </w:p>
     <w:p>
@@ -3552,23 +2920,7 @@
         </w:numPr>
       </w:pPr>
       <w:r>
-        <w:t xml:space="preserve">T. </w:t>
-      </w:r>
-      <w:proofErr w:type="spellStart"/>
-      <w:r>
-        <w:t>Shimobaba</w:t>
-      </w:r>
-      <w:proofErr w:type="spellEnd"/>
-      <w:r>
-        <w:t xml:space="preserve">, M. Makowski, T. </w:t>
-      </w:r>
-      <w:proofErr w:type="spellStart"/>
-      <w:r>
-        <w:t>Kakue</w:t>
-      </w:r>
-      <w:proofErr w:type="spellEnd"/>
-      <w:r>
-        <w:t xml:space="preserve">, M. Oikawa, N. Okada, Y. Endo, </w:t>
+        <w:t xml:space="preserve">T. Shimobaba, T. Kakue, M. Oikawa, N. Takada, N. Okada, Y. Endo, </w:t>
       </w:r>
       <w:r>
         <w:rPr>
@@ -3577,39 +2929,31 @@
         <w:t>R. Hirayama</w:t>
       </w:r>
       <w:r>
-        <w:t>, N. Masuda</w:t>
-      </w:r>
-      <w:r>
-        <w:t>,</w:t>
-      </w:r>
-      <w:r>
-        <w:t xml:space="preserve"> and T. Ito, </w:t>
+        <w:t xml:space="preserve">, </w:t>
+      </w:r>
+      <w:r>
+        <w:t xml:space="preserve">and T. Ito, </w:t>
       </w:r>
       <w:r>
         <w:t>‘</w:t>
       </w:r>
-      <w:proofErr w:type="spellStart"/>
-      <w:r>
-        <w:t>Lensless</w:t>
-      </w:r>
-      <w:proofErr w:type="spellEnd"/>
-      <w:r>
-        <w:t xml:space="preserve"> zoomable holographic projection using scaled Fresnel diffraction</w:t>
+      <w:r>
+        <w:t>Calculation reduction method for color computer-generated hologram using color space conversion</w:t>
       </w:r>
       <w:r>
         <w:t>’</w:t>
       </w:r>
       <w:r>
-        <w:t xml:space="preserve">, Optics Express </w:t>
-      </w:r>
-      <w:r>
-        <w:rPr>
-          <w:b/>
-        </w:rPr>
-        <w:t>21</w:t>
-      </w:r>
-      <w:r>
-        <w:t>(21), 25285–25290 (2013).</w:t>
+        <w:t xml:space="preserve">, Optical Engineering, </w:t>
+      </w:r>
+      <w:r>
+        <w:rPr>
+          <w:b/>
+        </w:rPr>
+        <w:t>53</w:t>
+      </w:r>
+      <w:r>
+        <w:t>(2), 024108 (2014).</w:t>
       </w:r>
     </w:p>
     <w:p>
@@ -3621,23 +2965,7 @@
         </w:numPr>
       </w:pPr>
       <w:r>
-        <w:t xml:space="preserve">T. </w:t>
-      </w:r>
-      <w:proofErr w:type="spellStart"/>
-      <w:r>
-        <w:t>Shimobaba</w:t>
-      </w:r>
-      <w:proofErr w:type="spellEnd"/>
-      <w:r>
-        <w:t xml:space="preserve">, H. Yamanashi, T. </w:t>
-      </w:r>
-      <w:proofErr w:type="spellStart"/>
-      <w:r>
-        <w:t>Kakue</w:t>
-      </w:r>
-      <w:proofErr w:type="spellEnd"/>
-      <w:r>
-        <w:t xml:space="preserve">, M. Oikawa, N. Okada, Y. Endo, </w:t>
+        <w:t xml:space="preserve">T. Shimobaba, T. Kakue, M. Oikawa, N. Okada, Y. Endo, </w:t>
       </w:r>
       <w:r>
         <w:rPr>
@@ -3646,31 +2974,34 @@
         <w:t>R. Hirayama</w:t>
       </w:r>
       <w:r>
-        <w:t xml:space="preserve">, </w:t>
-      </w:r>
-      <w:r>
-        <w:t xml:space="preserve">and T. Ito, </w:t>
+        <w:t>, N. Masuda</w:t>
+      </w:r>
+      <w:r>
+        <w:t>,</w:t>
+      </w:r>
+      <w:r>
+        <w:t xml:space="preserve"> and T. Ito, </w:t>
       </w:r>
       <w:r>
         <w:t>‘</w:t>
       </w:r>
       <w:r>
-        <w:t>Inline digital holographic microscopy using a consumer scanner</w:t>
+        <w:t>Non-uniform sampled scalar diffraction calculation using non-uniform fast Fourier transform</w:t>
       </w:r>
       <w:r>
         <w:t>’</w:t>
       </w:r>
       <w:r>
-        <w:t xml:space="preserve">, Scientific Reports </w:t>
-      </w:r>
-      <w:r>
-        <w:rPr>
-          <w:b/>
-        </w:rPr>
-        <w:t>3</w:t>
-      </w:r>
-      <w:r>
-        <w:t xml:space="preserve">, 2664 (2013). </w:t>
+        <w:t xml:space="preserve">, Optics Letters </w:t>
+      </w:r>
+      <w:r>
+        <w:rPr>
+          <w:b/>
+        </w:rPr>
+        <w:t>38</w:t>
+      </w:r>
+      <w:r>
+        <w:t>(23), 5130–5133 (2013).</w:t>
       </w:r>
     </w:p>
     <w:p>
@@ -3682,6 +3013,99 @@
         </w:numPr>
       </w:pPr>
       <w:r>
+        <w:t xml:space="preserve">T. Shimobaba, M. Makowski, T. Kakue, M. Oikawa, N. Okada, Y. Endo, </w:t>
+      </w:r>
+      <w:r>
+        <w:rPr>
+          <w:b/>
+        </w:rPr>
+        <w:t>R. Hirayama</w:t>
+      </w:r>
+      <w:r>
+        <w:t>, N. Masuda</w:t>
+      </w:r>
+      <w:r>
+        <w:t>,</w:t>
+      </w:r>
+      <w:r>
+        <w:t xml:space="preserve"> and T. Ito, </w:t>
+      </w:r>
+      <w:r>
+        <w:t>‘</w:t>
+      </w:r>
+      <w:r>
+        <w:t>Lensless zoomable holographic projection using scaled Fresnel diffraction</w:t>
+      </w:r>
+      <w:r>
+        <w:t>’</w:t>
+      </w:r>
+      <w:r>
+        <w:t xml:space="preserve">, Optics Express </w:t>
+      </w:r>
+      <w:r>
+        <w:rPr>
+          <w:b/>
+        </w:rPr>
+        <w:t>21</w:t>
+      </w:r>
+      <w:r>
+        <w:t>(21), 25285–25290 (2013).</w:t>
+      </w:r>
+    </w:p>
+    <w:p>
+      <w:pPr>
+        <w:pStyle w:val="ListParagraph"/>
+        <w:numPr>
+          <w:ilvl w:val="0"/>
+          <w:numId w:val="17"/>
+        </w:numPr>
+      </w:pPr>
+      <w:r>
+        <w:t xml:space="preserve">T. Shimobaba, H. Yamanashi, T. Kakue, M. Oikawa, N. Okada, Y. Endo, </w:t>
+      </w:r>
+      <w:r>
+        <w:rPr>
+          <w:b/>
+        </w:rPr>
+        <w:t>R. Hirayama</w:t>
+      </w:r>
+      <w:r>
+        <w:t xml:space="preserve">, </w:t>
+      </w:r>
+      <w:r>
+        <w:t xml:space="preserve">and T. Ito, </w:t>
+      </w:r>
+      <w:r>
+        <w:t>‘</w:t>
+      </w:r>
+      <w:r>
+        <w:t>Inline digital holographic microscopy using a consumer scanner</w:t>
+      </w:r>
+      <w:r>
+        <w:t>’</w:t>
+      </w:r>
+      <w:r>
+        <w:t xml:space="preserve">, Scientific Reports </w:t>
+      </w:r>
+      <w:r>
+        <w:rPr>
+          <w:b/>
+        </w:rPr>
+        <w:t>3</w:t>
+      </w:r>
+      <w:r>
+        <w:t xml:space="preserve">, 2664 (2013). </w:t>
+      </w:r>
+    </w:p>
+    <w:p>
+      <w:pPr>
+        <w:pStyle w:val="ListParagraph"/>
+        <w:numPr>
+          <w:ilvl w:val="0"/>
+          <w:numId w:val="17"/>
+        </w:numPr>
+      </w:pPr>
+      <w:r>
         <w:t xml:space="preserve">H. </w:t>
       </w:r>
       <w:r>
@@ -3697,13 +3121,8 @@
         <w:t>R. Hirayama</w:t>
       </w:r>
       <w:r>
-        <w:t xml:space="preserve">, N. Masuda, T. </w:t>
-      </w:r>
-      <w:proofErr w:type="spellStart"/>
-      <w:r>
-        <w:t>Shimobaba</w:t>
-      </w:r>
-      <w:proofErr w:type="spellEnd"/>
+        <w:t>, N. Masuda, T. Shimobaba</w:t>
+      </w:r>
       <w:r>
         <w:t>,</w:t>
       </w:r>
@@ -3745,6 +3164,127 @@
         <w:pStyle w:val="ListParagraph"/>
       </w:pPr>
       <w:r>
+        <w:t>T.</w:t>
+      </w:r>
+      <w:r>
+        <w:t xml:space="preserve"> Fushimi, </w:t>
+      </w:r>
+      <w:r>
+        <w:rPr>
+          <w:b/>
+          <w:bCs w:val="0"/>
+        </w:rPr>
+        <w:t>R.</w:t>
+      </w:r>
+      <w:r>
+        <w:rPr>
+          <w:b/>
+          <w:bCs w:val="0"/>
+        </w:rPr>
+        <w:t xml:space="preserve"> Hirayama</w:t>
+      </w:r>
+      <w:r>
+        <w:t xml:space="preserve">, and </w:t>
+      </w:r>
+      <w:r>
+        <w:t>D. M.</w:t>
+      </w:r>
+      <w:r>
+        <w:t xml:space="preserve"> Plasencia,</w:t>
+      </w:r>
+      <w:r>
+        <w:t xml:space="preserve"> ‘</w:t>
+      </w:r>
+      <w:r>
+        <w:t>Differentiable acoustics for shape optimization via boundary element methods</w:t>
+      </w:r>
+      <w:r>
+        <w:t xml:space="preserve">,’ </w:t>
+      </w:r>
+      <w:r>
+        <w:t>190th Meeting of the Acoustical Society of America</w:t>
+      </w:r>
+      <w:r>
+        <w:t xml:space="preserve">, </w:t>
+      </w:r>
+      <w:r>
+        <w:t>Philadelphia, USA</w:t>
+      </w:r>
+      <w:r>
+        <w:t xml:space="preserve"> (05/2026).</w:t>
+      </w:r>
+    </w:p>
+    <w:p>
+      <w:pPr>
+        <w:pStyle w:val="ListParagraph"/>
+      </w:pPr>
+      <w:r>
+        <w:t>P.</w:t>
+      </w:r>
+      <w:r>
+        <w:t xml:space="preserve"> Wei, </w:t>
+      </w:r>
+      <w:r>
+        <w:t>G.</w:t>
+      </w:r>
+      <w:r>
+        <w:t xml:space="preserve"> Christopoulos, </w:t>
+      </w:r>
+      <w:r>
+        <w:t>Z.</w:t>
+      </w:r>
+      <w:r>
+        <w:t xml:space="preserve"> Shen, J</w:t>
+      </w:r>
+      <w:r>
+        <w:t>.</w:t>
+      </w:r>
+      <w:r>
+        <w:t xml:space="preserve"> Wang, J</w:t>
+      </w:r>
+      <w:r>
+        <w:t>.</w:t>
+      </w:r>
+      <w:r>
+        <w:t xml:space="preserve"> Mukherjee, </w:t>
+      </w:r>
+      <w:r>
+        <w:rPr>
+          <w:b/>
+          <w:bCs w:val="0"/>
+        </w:rPr>
+        <w:t>R. Hirayama</w:t>
+      </w:r>
+      <w:r>
+        <w:t>, S</w:t>
+      </w:r>
+      <w:r>
+        <w:t>.</w:t>
+      </w:r>
+      <w:r>
+        <w:t xml:space="preserve"> Subramanian, </w:t>
+      </w:r>
+      <w:r>
+        <w:t>and P.</w:t>
+      </w:r>
+      <w:r>
+        <w:t xml:space="preserve"> Mittal</w:t>
+      </w:r>
+      <w:r>
+        <w:t>, ‘</w:t>
+      </w:r>
+      <w:r>
+        <w:t>AcoustoReinforce: Multi-Particle Acoustophoretic Path Planning with Deep Reinforcement Learning</w:t>
+      </w:r>
+      <w:r>
+        <w:t>’, The 40th Annual AAAI Conference on Artificial Intelligence, Singapore (01/2026).</w:t>
+      </w:r>
+    </w:p>
+    <w:p>
+      <w:pPr>
+        <w:pStyle w:val="ListParagraph"/>
+      </w:pPr>
+      <w:r>
         <w:t xml:space="preserve">(invited) </w:t>
       </w:r>
       <w:r>
@@ -3794,33 +3334,195 @@
           <w:b/>
           <w:bCs w:val="0"/>
         </w:rPr>
+        <w:t>R. Hirayama</w:t>
+      </w:r>
+      <w:r>
+        <w:t>, ‘Acoustic Levitation for Omnidirectional and Multi-Material In Situ Printing’, 1st International Conference on Future of AM 2025, Singapore (08/2025).</w:t>
+      </w:r>
+    </w:p>
+    <w:p>
+      <w:pPr>
+        <w:pStyle w:val="ListParagraph"/>
+      </w:pPr>
+      <w:r>
+        <w:t xml:space="preserve">J. Mukherjee, Z. Shen, G. Christopoulos, S. Subramanian, and </w:t>
+      </w:r>
+      <w:r>
+        <w:rPr>
+          <w:b/>
+          <w:bCs w:val="0"/>
+        </w:rPr>
+        <w:t>R. Hirayama</w:t>
+      </w:r>
+      <w:r>
+        <w:t>, ‘To BEM or not to BEM?: Does Modelling Sound Scattering Improve Ultrasonic Mid-Air Haptics?’, CHI 2025 (Late Breaking Work), Yokohama, Japan (04/2025).</w:t>
+      </w:r>
+    </w:p>
+    <w:p>
+      <w:pPr>
+        <w:pStyle w:val="ListParagraph"/>
+      </w:pPr>
+      <w:r>
+        <w:t xml:space="preserve">G. Christopoulos, L. Gao, D. M. Plasencia, M. Betcke, </w:t>
+      </w:r>
+      <w:r>
+        <w:rPr>
+          <w:b/>
+          <w:bCs w:val="0"/>
+        </w:rPr>
+        <w:t>R. Hirayama</w:t>
+      </w:r>
+      <w:r>
+        <w:t>, and S. Subramanian, ‘Temporal acoustic point holography’, SIGGRAPH 2024 (Conference Papers), Denver, USA (07/2024).</w:t>
+      </w:r>
+    </w:p>
+    <w:p>
+      <w:pPr>
+        <w:pStyle w:val="ListParagraph"/>
+      </w:pPr>
+      <w:r>
+        <w:t>L.</w:t>
+      </w:r>
+      <w:r>
+        <w:t xml:space="preserve"> Gao, </w:t>
+      </w:r>
+      <w:r>
+        <w:t>G.</w:t>
+      </w:r>
+      <w:r>
+        <w:t xml:space="preserve"> Christopoulos, </w:t>
+      </w:r>
+      <w:r>
+        <w:t>P.</w:t>
+      </w:r>
+      <w:r>
+        <w:t xml:space="preserve"> Mittal, </w:t>
+      </w:r>
+      <w:r>
         <w:t>R.</w:t>
       </w:r>
       <w:r>
+        <w:t xml:space="preserve"> Hirayama, and </w:t>
+      </w:r>
+      <w:r>
+        <w:t>S.</w:t>
+      </w:r>
+      <w:r>
+        <w:t xml:space="preserve"> Subramanian, ‘StableLev: Data-driven stability enhancement for multi-particle acoustic levitation’, CHI 2024 (Paper), Hawaii, USA (05/2024).</w:t>
+      </w:r>
+    </w:p>
+    <w:p>
+      <w:pPr>
+        <w:pStyle w:val="ListParagraph"/>
+      </w:pPr>
+      <w:r>
+        <w:t>L. Gao, P. Irani, S. Subramanian, G Prabhakar, D. M. Plasencia</w:t>
+      </w:r>
+      <w:r>
+        <w:t>,</w:t>
+      </w:r>
+      <w:r>
+        <w:t xml:space="preserve"> and</w:t>
+      </w:r>
+      <w:r>
+        <w:rPr>
+          <w:b/>
+        </w:rPr>
+        <w:t xml:space="preserve"> R</w:t>
+      </w:r>
+      <w:r>
+        <w:rPr>
+          <w:b/>
+        </w:rPr>
+        <w:t>.</w:t>
+      </w:r>
+      <w:r>
+        <w:rPr>
+          <w:b/>
+        </w:rPr>
+        <w:t xml:space="preserve"> Hirayama</w:t>
+      </w:r>
+      <w:r>
+        <w:t>, ‘</w:t>
+      </w:r>
+      <w:r>
+        <w:t>DataLev: Mid-air data physicalisation using acoustic levitation</w:t>
+      </w:r>
+      <w:r>
+        <w:t>’, CHI 2023, Hamburg, Germany (04/2023).</w:t>
+      </w:r>
+    </w:p>
+    <w:p>
+      <w:pPr>
+        <w:pStyle w:val="ListParagraph"/>
+      </w:pPr>
+      <w:r>
         <w:rPr>
           <w:b/>
           <w:bCs w:val="0"/>
         </w:rPr>
+        <w:t>(invited) R</w:t>
+      </w:r>
+      <w:r>
+        <w:rPr>
+          <w:b/>
+          <w:bCs w:val="0"/>
+        </w:rPr>
+        <w:t>.</w:t>
+      </w:r>
+      <w:r>
+        <w:rPr>
+          <w:b/>
+          <w:bCs w:val="0"/>
+        </w:rPr>
         <w:t xml:space="preserve"> Hirayama</w:t>
       </w:r>
       <w:r>
-        <w:t xml:space="preserve">, ‘Acoustic Levitation for Omnidirectional and Multi-Material </w:t>
-      </w:r>
-      <w:proofErr w:type="gramStart"/>
-      <w:r>
-        <w:t>In</w:t>
-      </w:r>
-      <w:proofErr w:type="gramEnd"/>
-      <w:r>
-        <w:t xml:space="preserve"> Situ Printing’, 1st International Conference on Future of AM 2025, Singapore (08/2025).</w:t>
-      </w:r>
-    </w:p>
-    <w:p>
-      <w:pPr>
-        <w:pStyle w:val="ListParagraph"/>
-      </w:pPr>
-      <w:r>
-        <w:t xml:space="preserve">J. Mukherjee, Z. Shen, G. Christopoulos, S. Subramanian, and </w:t>
+        <w:t>, G</w:t>
+      </w:r>
+      <w:r>
+        <w:t>.</w:t>
+      </w:r>
+      <w:r>
+        <w:t xml:space="preserve"> Christopoulos, D</w:t>
+      </w:r>
+      <w:r>
+        <w:t>.</w:t>
+      </w:r>
+      <w:r>
+        <w:t xml:space="preserve"> M</w:t>
+      </w:r>
+      <w:r>
+        <w:t>.</w:t>
+      </w:r>
+      <w:r>
+        <w:t xml:space="preserve"> Plasencia</w:t>
+      </w:r>
+      <w:r>
+        <w:t>,</w:t>
+      </w:r>
+      <w:r>
+        <w:t xml:space="preserve"> and S</w:t>
+      </w:r>
+      <w:r>
+        <w:t>.</w:t>
+      </w:r>
+      <w:r>
+        <w:t xml:space="preserve"> Subramanian, ‘Acoustic mid-air displays in the presence of sound-scattering objects’, LDC 2023, Yokohama, Japan (04/2023).</w:t>
+      </w:r>
+    </w:p>
+    <w:p>
+      <w:pPr>
+        <w:pStyle w:val="ListParagraph"/>
+      </w:pPr>
+      <w:r>
+        <w:t>L. Gao, J. Hardwick, D. M. Plasencia, S. Subramanian</w:t>
+      </w:r>
+      <w:r>
+        <w:t>,</w:t>
+      </w:r>
+      <w:r>
+        <w:t xml:space="preserve"> and </w:t>
       </w:r>
       <w:r>
         <w:rPr>
@@ -3830,284 +3532,580 @@
         <w:t>R. Hirayama</w:t>
       </w:r>
       <w:r>
-        <w:t xml:space="preserve">, ‘To BEM or not to </w:t>
-      </w:r>
-      <w:proofErr w:type="gramStart"/>
-      <w:r>
-        <w:t>BEM?:</w:t>
-      </w:r>
-      <w:proofErr w:type="gramEnd"/>
-      <w:r>
-        <w:t xml:space="preserve"> Does Modelling Sound Scattering Improve Ultrasonic Mid-Air Haptics?’, CHI 2025 (Late Breaking Work), Yokohama, Japan (04/2025).</w:t>
-      </w:r>
-    </w:p>
-    <w:p>
-      <w:pPr>
-        <w:pStyle w:val="ListParagraph"/>
-      </w:pPr>
-      <w:r>
-        <w:t xml:space="preserve">G. Christopoulos, L. Gao, D. M. Plasencia, M. </w:t>
-      </w:r>
-      <w:proofErr w:type="spellStart"/>
-      <w:r>
-        <w:t>Betcke</w:t>
-      </w:r>
-      <w:proofErr w:type="spellEnd"/>
+        <w:t>, ‘DataLev: Acoustophoretic data physicalisation’, UIST 2022 (Demo</w:t>
+      </w:r>
+      <w:r>
+        <w:t>nstration</w:t>
+      </w:r>
+      <w:r>
+        <w:t xml:space="preserve">), Bend, USA (10/2022). </w:t>
+      </w:r>
+    </w:p>
+    <w:p>
+      <w:pPr>
+        <w:pStyle w:val="ListParagraph"/>
+      </w:pPr>
+      <w:r>
+        <w:t xml:space="preserve">S. Bansal, </w:t>
+      </w:r>
+      <w:r>
+        <w:rPr>
+          <w:b/>
+          <w:bCs w:val="0"/>
+        </w:rPr>
+        <w:t>R. Hirayama</w:t>
+      </w:r>
+      <w:r>
+        <w:rPr>
+          <w:b/>
+          <w:bCs w:val="0"/>
+        </w:rPr>
+        <w:t>,</w:t>
+      </w:r>
+      <w:r>
+        <w:t xml:space="preserve"> and S. Subramanian, ‘Fluido-acoustics: Dynamic multi-slit metamaterial tuned using liquid droplets’, Acoustofluidics 2022, Glasgow, Scotland (10/2022).</w:t>
+      </w:r>
+    </w:p>
+    <w:p>
+      <w:pPr>
+        <w:pStyle w:val="ListParagraph"/>
+      </w:pPr>
+      <w:r>
+        <w:rPr>
+          <w:b/>
+        </w:rPr>
+        <w:t>(invited) R. Hirayama</w:t>
+      </w:r>
       <w:r>
         <w:t xml:space="preserve">, </w:t>
       </w:r>
       <w:r>
-        <w:rPr>
-          <w:b/>
-          <w:bCs w:val="0"/>
+        <w:t>‘Multimodal 3D display using ultrasound’</w:t>
+      </w:r>
+      <w:r>
+        <w:t xml:space="preserve">, </w:t>
+      </w:r>
+      <w:r>
+        <w:t xml:space="preserve">3DSA 2021, Online </w:t>
+      </w:r>
+      <w:r>
+        <w:t>(</w:t>
+      </w:r>
+      <w:r>
+        <w:t>12/</w:t>
+      </w:r>
+      <w:r>
+        <w:t>20</w:t>
+      </w:r>
+      <w:r>
+        <w:t>21</w:t>
+      </w:r>
+      <w:r>
+        <w:t>).</w:t>
+      </w:r>
+    </w:p>
+    <w:p>
+      <w:pPr>
+        <w:pStyle w:val="ListParagraph"/>
+      </w:pPr>
+      <w:r>
+        <w:rPr>
+          <w:b/>
+        </w:rPr>
+        <w:t>(invited) R. Hirayama</w:t>
+      </w:r>
+      <w:r>
+        <w:t xml:space="preserve">, D. M. Plasencia, </w:t>
+      </w:r>
+      <w:r>
+        <w:t>R</w:t>
+      </w:r>
+      <w:r>
+        <w:t xml:space="preserve">. </w:t>
+      </w:r>
+      <w:r>
+        <w:t>Montano</w:t>
+      </w:r>
+      <w:r>
+        <w:t>,</w:t>
+      </w:r>
+      <w:r>
+        <w:t xml:space="preserve"> and S. Subramanian, </w:t>
+      </w:r>
+      <w:r>
+        <w:t>‘Paradigm shift from high-speed single-point to high-speed multipoint algorithms for multimodal acoustic displays’</w:t>
+      </w:r>
+      <w:r>
+        <w:t xml:space="preserve">, </w:t>
+      </w:r>
+      <w:r>
+        <w:t xml:space="preserve">IDW 2021, Online </w:t>
+      </w:r>
+      <w:r>
+        <w:t>(</w:t>
+      </w:r>
+      <w:r>
+        <w:t>12/</w:t>
+      </w:r>
+      <w:r>
+        <w:t>20</w:t>
+      </w:r>
+      <w:r>
+        <w:t>20</w:t>
+      </w:r>
+      <w:r>
+        <w:t>).</w:t>
+      </w:r>
+    </w:p>
+    <w:p>
+      <w:pPr>
+        <w:pStyle w:val="ListParagraph"/>
+      </w:pPr>
+      <w:r>
+        <w:rPr>
+          <w:b/>
+        </w:rPr>
+        <w:t>(invited) R. Hirayama</w:t>
+      </w:r>
+      <w:r>
+        <w:t>, D. M. Plasencia, N. Masuda</w:t>
+      </w:r>
+      <w:r>
+        <w:t>,</w:t>
+      </w:r>
+      <w:r>
+        <w:t xml:space="preserve"> and S. Subramanian, </w:t>
+      </w:r>
+      <w:r>
+        <w:t>‘Multimodal acoustic trapping display’</w:t>
+      </w:r>
+      <w:r>
+        <w:t xml:space="preserve">, </w:t>
+      </w:r>
+      <w:r>
+        <w:t xml:space="preserve">IDW 2020, Online </w:t>
+      </w:r>
+      <w:r>
+        <w:t>(</w:t>
+      </w:r>
+      <w:r>
+        <w:t>12/</w:t>
+      </w:r>
+      <w:r>
+        <w:t>20</w:t>
+      </w:r>
+      <w:r>
+        <w:t>20</w:t>
+      </w:r>
+      <w:r>
+        <w:t>).</w:t>
+      </w:r>
+    </w:p>
+    <w:p>
+      <w:pPr>
+        <w:pStyle w:val="ListParagraph"/>
+      </w:pPr>
+      <w:r>
+        <w:rPr>
+          <w:b/>
+        </w:rPr>
+        <w:t>(invited) R. Hirayama</w:t>
+      </w:r>
+      <w:r>
+        <w:t>, D. M. Plasencia, N. Masuda</w:t>
+      </w:r>
+      <w:r>
+        <w:t>,</w:t>
+      </w:r>
+      <w:r>
+        <w:t xml:space="preserve"> and S. Subramanian, </w:t>
+      </w:r>
+      <w:r>
+        <w:t>‘Acoustic levitation for multimodal volumetric display’</w:t>
+      </w:r>
+      <w:r>
+        <w:t xml:space="preserve">, </w:t>
+      </w:r>
+      <w:r>
+        <w:t xml:space="preserve">SPIE Optics + Photonics 2020 </w:t>
+      </w:r>
+      <w:r>
+        <w:t xml:space="preserve">(Proc. SPIE </w:t>
+      </w:r>
+      <w:r>
+        <w:t>11463)</w:t>
+      </w:r>
+      <w:r>
+        <w:t>, Optical Trapping and Optical Micromanipulation XVII; 114630Q</w:t>
+      </w:r>
+      <w:r>
+        <w:t xml:space="preserve">, Online </w:t>
+      </w:r>
+      <w:r>
+        <w:t>(</w:t>
+      </w:r>
+      <w:r>
+        <w:t>08/</w:t>
+      </w:r>
+      <w:r>
+        <w:t>20</w:t>
+      </w:r>
+      <w:r>
+        <w:t>20</w:t>
+      </w:r>
+      <w:r>
+        <w:t>)</w:t>
+      </w:r>
+      <w:r>
+        <w:t>.</w:t>
+      </w:r>
+    </w:p>
+    <w:p>
+      <w:pPr>
+        <w:pStyle w:val="ListParagraph"/>
+      </w:pPr>
+      <w:r>
+        <w:t xml:space="preserve">D. M. Plasencia, </w:t>
+      </w:r>
+      <w:r>
+        <w:rPr>
+          <w:b/>
         </w:rPr>
         <w:t>R. Hirayama</w:t>
       </w:r>
       <w:r>
-        <w:t>, and S. Subramanian, ‘Temporal acoustic point holography’, SIGGRAPH 2024 (Conference Papers), Denver, USA (07/2024).</w:t>
-      </w:r>
-    </w:p>
-    <w:p>
-      <w:pPr>
-        <w:pStyle w:val="ListParagraph"/>
-      </w:pPr>
-      <w:r>
-        <w:t>L.</w:t>
-      </w:r>
-      <w:r>
-        <w:t xml:space="preserve"> Gao, </w:t>
-      </w:r>
-      <w:r>
-        <w:t>G.</w:t>
-      </w:r>
-      <w:r>
-        <w:t xml:space="preserve"> Christopoulos, </w:t>
-      </w:r>
-      <w:r>
-        <w:t>P.</w:t>
-      </w:r>
-      <w:r>
-        <w:t xml:space="preserve"> Mittal, </w:t>
-      </w:r>
-      <w:r>
-        <w:t>R.</w:t>
-      </w:r>
-      <w:r>
-        <w:t xml:space="preserve"> Hirayama, and </w:t>
-      </w:r>
-      <w:r>
-        <w:t>S.</w:t>
-      </w:r>
-      <w:r>
-        <w:t xml:space="preserve"> Subramanian, ‘</w:t>
-      </w:r>
-      <w:proofErr w:type="spellStart"/>
-      <w:r>
-        <w:t>StableLev</w:t>
-      </w:r>
-      <w:proofErr w:type="spellEnd"/>
-      <w:r>
-        <w:t>: Data-driven stability enhancement for multi-particle acoustic levitation’, CHI 2024 (Paper), Hawaii, USA (05/2024).</w:t>
-      </w:r>
-    </w:p>
-    <w:p>
-      <w:pPr>
-        <w:pStyle w:val="ListParagraph"/>
-      </w:pPr>
-      <w:r>
-        <w:t>L. Gao, P. Irani, S. Subramanian, G Prabhakar, D. M. Plasencia</w:t>
+        <w:t>, R. Montano</w:t>
       </w:r>
       <w:r>
         <w:t>,</w:t>
       </w:r>
       <w:r>
-        <w:t xml:space="preserve"> and</w:t>
-      </w:r>
-      <w:r>
-        <w:rPr>
-          <w:b/>
-        </w:rPr>
-        <w:t xml:space="preserve"> R</w:t>
-      </w:r>
-      <w:r>
-        <w:rPr>
-          <w:b/>
-        </w:rPr>
-        <w:t>.</w:t>
-      </w:r>
-      <w:r>
-        <w:rPr>
-          <w:b/>
-        </w:rPr>
-        <w:t xml:space="preserve"> Hirayama</w:t>
-      </w:r>
-      <w:r>
-        <w:t>, ‘</w:t>
-      </w:r>
-      <w:proofErr w:type="spellStart"/>
-      <w:r>
-        <w:t>DataLev</w:t>
-      </w:r>
-      <w:proofErr w:type="spellEnd"/>
-      <w:r>
-        <w:t xml:space="preserve">: Mid-air data </w:t>
-      </w:r>
-      <w:proofErr w:type="spellStart"/>
-      <w:r>
-        <w:t>physicalisation</w:t>
-      </w:r>
-      <w:proofErr w:type="spellEnd"/>
-      <w:r>
-        <w:t xml:space="preserve"> using acoustic levitation</w:t>
-      </w:r>
-      <w:r>
-        <w:t>’, CHI 2023, Hamburg, Germany (04/2023).</w:t>
-      </w:r>
-    </w:p>
-    <w:p>
-      <w:pPr>
-        <w:pStyle w:val="ListParagraph"/>
-      </w:pPr>
-      <w:r>
-        <w:rPr>
-          <w:b/>
-          <w:bCs w:val="0"/>
-        </w:rPr>
-        <w:t>(invited) R</w:t>
-      </w:r>
-      <w:r>
-        <w:rPr>
-          <w:b/>
-          <w:bCs w:val="0"/>
-        </w:rPr>
-        <w:t>.</w:t>
-      </w:r>
-      <w:r>
-        <w:rPr>
-          <w:b/>
-          <w:bCs w:val="0"/>
-        </w:rPr>
-        <w:t xml:space="preserve"> Hirayama</w:t>
-      </w:r>
-      <w:r>
-        <w:t>, G</w:t>
-      </w:r>
-      <w:r>
-        <w:t>.</w:t>
-      </w:r>
-      <w:r>
-        <w:t xml:space="preserve"> Christopoulos, D</w:t>
-      </w:r>
-      <w:r>
-        <w:t>.</w:t>
-      </w:r>
-      <w:r>
-        <w:t xml:space="preserve"> M</w:t>
-      </w:r>
-      <w:r>
-        <w:t>.</w:t>
-      </w:r>
-      <w:r>
-        <w:t xml:space="preserve"> Plasencia</w:t>
+        <w:t xml:space="preserve"> and S. Subramanian, ‘GS-PAT: High-speed multi-point sound-fields for phased arrays of transducers’, SIGGRAPH 2020 Technical Papers, Online (08/2020).</w:t>
+      </w:r>
+    </w:p>
+    <w:p>
+      <w:pPr>
+        <w:pStyle w:val="ListParagraph"/>
+      </w:pPr>
+      <w:r>
+        <w:t xml:space="preserve">D. Matsumoto, </w:t>
+      </w:r>
+      <w:r>
+        <w:rPr>
+          <w:b/>
+        </w:rPr>
+        <w:t>R. Hirayama</w:t>
+      </w:r>
+      <w:r>
+        <w:t>, N. Hoshikawa, H. Nakayama, T. Shimobaba, T. Ito</w:t>
       </w:r>
       <w:r>
         <w:t>,</w:t>
       </w:r>
       <w:r>
-        <w:t xml:space="preserve"> and S</w:t>
-      </w:r>
-      <w:r>
-        <w:t>.</w:t>
-      </w:r>
-      <w:r>
-        <w:t xml:space="preserve"> Subramanian, ‘Acoustic mid-air displays in the presence of sound-scattering objects’, LDC 2023, Yokohama, Japan (04/2023).</w:t>
-      </w:r>
-    </w:p>
-    <w:p>
-      <w:pPr>
-        <w:pStyle w:val="ListParagraph"/>
-      </w:pPr>
-      <w:r>
-        <w:t>L. Gao, J. Hardwick, D. M. Plasencia, S. Subramanian</w:t>
+        <w:t xml:space="preserve"> and A. Shiraki, ‘GPU acceleration of algorithm to design directional volumetric display for real-time’, IDW 2019 / 3DSA 2019, Sapporo, Japan (11/2019).</w:t>
+      </w:r>
+    </w:p>
+    <w:p>
+      <w:pPr>
+        <w:pStyle w:val="ListParagraph"/>
+      </w:pPr>
+      <w:r>
+        <w:lastRenderedPageBreak/>
+        <w:t xml:space="preserve">T. Murase, </w:t>
+      </w:r>
+      <w:r>
+        <w:rPr>
+          <w:b/>
+        </w:rPr>
+        <w:t>R. Hirayama</w:t>
+      </w:r>
+      <w:r>
+        <w:t>, N. Hoshikawa, H. Nakayama, T. Shimobaba, T. Ito</w:t>
       </w:r>
       <w:r>
         <w:t>,</w:t>
       </w:r>
       <w:r>
-        <w:t xml:space="preserve"> and </w:t>
-      </w:r>
-      <w:r>
-        <w:rPr>
-          <w:b/>
-          <w:bCs w:val="0"/>
+        <w:t xml:space="preserve"> and A. Shiraki, ‘Development of volumetric display capable of transmitting information in different languages using language identification’, IDW 2019 / 3DSA 2019, Sapporo, Japan (11/2019).</w:t>
+      </w:r>
+    </w:p>
+    <w:p>
+      <w:pPr>
+        <w:pStyle w:val="ListParagraph"/>
+      </w:pPr>
+      <w:r>
+        <w:t xml:space="preserve">M. Baba, </w:t>
+      </w:r>
+      <w:r>
+        <w:rPr>
+          <w:b/>
         </w:rPr>
         <w:t>R. Hirayama</w:t>
       </w:r>
       <w:r>
-        <w:t>, ‘</w:t>
-      </w:r>
-      <w:proofErr w:type="spellStart"/>
-      <w:r>
-        <w:t>DataLev</w:t>
-      </w:r>
-      <w:proofErr w:type="spellEnd"/>
-      <w:r>
-        <w:t xml:space="preserve">: Acoustophoretic data </w:t>
-      </w:r>
-      <w:proofErr w:type="spellStart"/>
-      <w:r>
-        <w:t>physicalisation</w:t>
-      </w:r>
-      <w:proofErr w:type="spellEnd"/>
-      <w:r>
-        <w:t>’, UIST 2022 (Demo</w:t>
-      </w:r>
-      <w:r>
-        <w:t>nstration</w:t>
-      </w:r>
-      <w:r>
-        <w:t xml:space="preserve">), Bend, USA (10/2022). </w:t>
-      </w:r>
-    </w:p>
-    <w:p>
-      <w:pPr>
-        <w:pStyle w:val="ListParagraph"/>
-      </w:pPr>
-      <w:r>
-        <w:t xml:space="preserve">S. Bansal, </w:t>
-      </w:r>
-      <w:r>
-        <w:rPr>
-          <w:b/>
-          <w:bCs w:val="0"/>
+        <w:t>, N. Hoshikawa, H. Nakayama, T. Shimobaba, T. Ito</w:t>
+      </w:r>
+      <w:r>
+        <w:t>,</w:t>
+      </w:r>
+      <w:r>
+        <w:t xml:space="preserve"> and A. Shiraki, ‘Implemented of images and sounds person tracking system using directional volumetric display’, IDW 2019 / 3DSA 2019, Sapporo, Japan (11/2019).</w:t>
+      </w:r>
+    </w:p>
+    <w:p>
+      <w:pPr>
+        <w:pStyle w:val="ListParagraph"/>
+      </w:pPr>
+      <w:r>
+        <w:t xml:space="preserve">D. Matsumoto, T. Murase, </w:t>
+      </w:r>
+      <w:r>
+        <w:rPr>
+          <w:b/>
         </w:rPr>
         <w:t>R. Hirayama</w:t>
       </w:r>
       <w:r>
-        <w:rPr>
-          <w:b/>
-          <w:bCs w:val="0"/>
-        </w:rPr>
+        <w:t>, H. Nakayama, T. Shimobaba T. Ito, and A. Shiraki, ‘Subjective image quality evaluation to compare algorithms for designing a directional volumetric display’, IDW 2018, Nagoya, Japan (12/2018).</w:t>
+      </w:r>
+    </w:p>
+    <w:p>
+      <w:pPr>
+        <w:pStyle w:val="ListParagraph"/>
+      </w:pPr>
+      <w:r>
+        <w:t xml:space="preserve">T. Murase, D. Matsumoto, </w:t>
+      </w:r>
+      <w:r>
+        <w:rPr>
+          <w:b/>
+        </w:rPr>
+        <w:t>R. Hirayama</w:t>
+      </w:r>
+      <w:r>
+        <w:t>, H. Nakayama, T. Shimobaba, T. Ito</w:t>
+      </w:r>
+      <w:r>
         <w:t>,</w:t>
       </w:r>
       <w:r>
-        <w:t xml:space="preserve"> and S. Subramanian, ‘</w:t>
-      </w:r>
-      <w:proofErr w:type="spellStart"/>
-      <w:r>
-        <w:t>Fluido</w:t>
-      </w:r>
-      <w:proofErr w:type="spellEnd"/>
-      <w:r>
-        <w:t xml:space="preserve">-acoustics: Dynamic multi-slit metamaterial tuned using liquid droplets’, </w:t>
-      </w:r>
-      <w:proofErr w:type="spellStart"/>
-      <w:r>
-        <w:t>Acoustofluidics</w:t>
-      </w:r>
-      <w:proofErr w:type="spellEnd"/>
-      <w:r>
-        <w:t xml:space="preserve"> 2022, Glasgow, Scotland (10/2022).</w:t>
+        <w:t xml:space="preserve"> and A. Shiraki, ‘Image quality improvement for 3D structure exhibiting multiple 2D patterns using convolutional neural networks’, IDW 2018, Nagoya, Japan (12/2018). </w:t>
+      </w:r>
+    </w:p>
+    <w:p>
+      <w:pPr>
+        <w:pStyle w:val="ListParagraph"/>
+      </w:pPr>
+      <w:r>
+        <w:t xml:space="preserve">D. Matsumoto, A. Shiraki, </w:t>
+      </w:r>
+      <w:r>
+        <w:rPr>
+          <w:b/>
+        </w:rPr>
+        <w:t>R. Hirayama</w:t>
+      </w:r>
+      <w:r>
+        <w:t>, H. Nakayama, T. Kakue, T. Shimobaba</w:t>
+      </w:r>
+      <w:r>
+        <w:t>,</w:t>
+      </w:r>
+      <w:r>
+        <w:t xml:space="preserve"> and T. Ito, ‘Improvement of the algorithm for designing a 3D object exhibiting multiple 2D images’, 3DSA 2018, Taipei, Taiwan (08/2018).</w:t>
+      </w:r>
+    </w:p>
+    <w:p>
+      <w:pPr>
+        <w:pStyle w:val="ListParagraph"/>
+      </w:pPr>
+      <w:r>
+        <w:t xml:space="preserve">M. Ikeda, A. Shiraki, </w:t>
+      </w:r>
+      <w:r>
+        <w:rPr>
+          <w:b/>
+        </w:rPr>
+        <w:t>R. Hirayama</w:t>
+      </w:r>
+      <w:r>
+        <w:t>, T. Kakue, T. Shimobaba</w:t>
+      </w:r>
+      <w:r>
+        <w:t>,</w:t>
+      </w:r>
+      <w:r>
+        <w:t xml:space="preserve"> and T. Ito, ‘Simulation of the projection mapping to a directional volumetric display’, IDW 2017, Sendai, Japan (12/2017).</w:t>
+      </w:r>
+    </w:p>
+    <w:p>
+      <w:pPr>
+        <w:pStyle w:val="ListParagraph"/>
+      </w:pPr>
+      <w:r>
+        <w:rPr>
+          <w:b/>
+        </w:rPr>
+        <w:t>R. Hirayama</w:t>
+      </w:r>
+      <w:r>
+        <w:t>, H. Nakayama, A. Shiraki, T. Kakue, T. Shimobaba</w:t>
+      </w:r>
+      <w:r>
+        <w:t>,</w:t>
+      </w:r>
+      <w:r>
+        <w:t xml:space="preserve"> and T. Ito, ‘Controllable color particles in a 3D crystal projecting multiple dynamic full-color images’, ACM SIGGRAPH 2017 Posters, 73, Los Angeles, USA (07/2017).</w:t>
+      </w:r>
+    </w:p>
+    <w:p>
+      <w:pPr>
+        <w:pStyle w:val="ListParagraph"/>
+      </w:pPr>
+      <w:r>
+        <w:rPr>
+          <w:b/>
+        </w:rPr>
+        <w:t>R. Hirayama</w:t>
+      </w:r>
+      <w:r>
+        <w:t>, T. Suzuki, T. Shimobaba, A. Shiraki, M. Naruse, H. Nakayama, T. Kakue</w:t>
+      </w:r>
+      <w:r>
+        <w:t>,</w:t>
+      </w:r>
+      <w:r>
+        <w:t xml:space="preserve"> and T. Ito, ‘Inkjet-printed 3D structure projecting multiple full-color images’, OPIC IP2017, IP-20AM-1-5, Yokohama, Japan (04/2017).</w:t>
+      </w:r>
+    </w:p>
+    <w:p>
+      <w:pPr>
+        <w:pStyle w:val="ListParagraph"/>
+      </w:pPr>
+      <w:r>
+        <w:t xml:space="preserve">F. Kawashima, </w:t>
+      </w:r>
+      <w:r>
+        <w:rPr>
+          <w:b/>
+        </w:rPr>
+        <w:t>R. Hirayama</w:t>
+      </w:r>
+      <w:r>
+        <w:t>, A. Shiraki, H. Nakayama, T. Kakue, T. Shimobaba</w:t>
+      </w:r>
+      <w:r>
+        <w:t>,</w:t>
+      </w:r>
+      <w:r>
+        <w:t xml:space="preserve"> and T. Ito ‘Gradation expression by overlap of voxels in volumetric display composed of photochromic materials’, IDW / AD 2016, 3DSAp2/3Dp2-1, Fukuoka, Japan (12/2016).</w:t>
+      </w:r>
+    </w:p>
+    <w:p>
+      <w:pPr>
+        <w:pStyle w:val="ListParagraph"/>
+      </w:pPr>
+      <w:r>
+        <w:rPr>
+          <w:b/>
+        </w:rPr>
+        <w:t>R. Hirayama</w:t>
+      </w:r>
+      <w:r>
+        <w:t>, A. Shiraki, H. Nakayama, T. Kakue, T. Shimobaba</w:t>
+      </w:r>
+      <w:r>
+        <w:t>,</w:t>
+      </w:r>
+      <w:r>
+        <w:t xml:space="preserve"> and T. Ito, ‘3-D crystal with a curved surface projecting multiple 2-D images’, ACM SIGGRAPH Asia 2016 Posters, 41, Macao, China (12/2016).</w:t>
+      </w:r>
+    </w:p>
+    <w:p>
+      <w:pPr>
+        <w:pStyle w:val="ListParagraph"/>
+      </w:pPr>
+      <w:r>
+        <w:rPr>
+          <w:b/>
+        </w:rPr>
+        <w:t>R. Hirayama</w:t>
+      </w:r>
+      <w:r>
+        <w:t>, A. Shiraki, H. Nakayama, T. Kakue, T. Shimobaba</w:t>
+      </w:r>
+      <w:r>
+        <w:t>,</w:t>
+      </w:r>
+      <w:r>
+        <w:t xml:space="preserve"> and T. Ito, ‘Refraction-compensating algorithm for a 3D glass structure exhibiting multiple 2D images’, FiO / LS 2016, JTh2A-68, Rochester, USA (10/2016).</w:t>
+      </w:r>
+    </w:p>
+    <w:p>
+      <w:pPr>
+        <w:pStyle w:val="ListParagraph"/>
+      </w:pPr>
+      <w:r>
+        <w:t xml:space="preserve">M. Oikawa, D. Hiyama, </w:t>
+      </w:r>
+      <w:r>
+        <w:rPr>
+          <w:b/>
+        </w:rPr>
+        <w:t>R. Hirayama</w:t>
+      </w:r>
+      <w:r>
+        <w:t>, S. Hasegawa, Y. Endo, T. Sugie, N. Tsumura, M. Kuroshima, M. Maki, G. Okada, C. Lei, Y. Ozeki, K. Goda</w:t>
+      </w:r>
+      <w:r>
+        <w:t>,</w:t>
+      </w:r>
+      <w:r>
+        <w:t xml:space="preserve"> and T. Shimobaba, ‘A computational approach to real-time image processing for serial time-encoded amplified microscopy’, SPIE Photonics West BIOS 2016 (Proc. SPIE 9720), 97200E, San Francisco USA (03/2016).</w:t>
+      </w:r>
+    </w:p>
+    <w:p>
+      <w:pPr>
+        <w:pStyle w:val="ListParagraph"/>
+      </w:pPr>
+      <w:r>
+        <w:t xml:space="preserve">(invited) A. Shiraki, H. Nakayama, </w:t>
+      </w:r>
+      <w:r>
+        <w:rPr>
+          <w:b/>
+        </w:rPr>
+        <w:t>R. Hirayama</w:t>
+      </w:r>
+      <w:r>
+        <w:t>, T. Kakue, T. Shimobaba</w:t>
+      </w:r>
+      <w:r>
+        <w:t>,</w:t>
+      </w:r>
+      <w:r>
+        <w:t xml:space="preserve"> and T. Ito, ‘Volumetric display containing multiple two dimensional information patterns’, IDW 2015, PRJ1-1, Otsu, Japan (12/2015).</w:t>
+      </w:r>
+    </w:p>
+    <w:p>
+      <w:pPr>
+        <w:pStyle w:val="ListParagraph"/>
+      </w:pPr>
+      <w:r>
+        <w:rPr>
+          <w:b/>
+        </w:rPr>
+        <w:t>R. Hirayama</w:t>
+      </w:r>
+      <w:r>
+        <w:t>, A. Shiraki, H. Nakayama, T. Kakue, T. Shimobaba</w:t>
+      </w:r>
+      <w:r>
+        <w:t>,</w:t>
+      </w:r>
+      <w:r>
+        <w:t xml:space="preserve"> and T. Ito, ‘3-D crystal exhibiting multiple 2-D images with directivity’, ACM SIGGRAPH Asia 2015 Posters, 1, Kobe, Japan (11/2015).</w:t>
       </w:r>
     </w:p>
     <w:p>
@@ -4121,31 +4119,33 @@
         <w:t>(invited) R. Hirayama</w:t>
       </w:r>
       <w:r>
-        <w:t xml:space="preserve">, </w:t>
-      </w:r>
-      <w:r>
-        <w:t>‘Multimodal 3D display using ultrasound’</w:t>
-      </w:r>
-      <w:r>
-        <w:t xml:space="preserve">, </w:t>
-      </w:r>
-      <w:r>
-        <w:t xml:space="preserve">3DSA 2021, Online </w:t>
-      </w:r>
-      <w:r>
-        <w:t>(</w:t>
-      </w:r>
-      <w:r>
-        <w:t>12/</w:t>
-      </w:r>
-      <w:r>
-        <w:t>20</w:t>
-      </w:r>
-      <w:r>
-        <w:t>21</w:t>
-      </w:r>
-      <w:r>
-        <w:t>).</w:t>
+        <w:t>, A. Shiraki, H. Nakayama, T. Kakue, T. Shimobaba</w:t>
+      </w:r>
+      <w:r>
+        <w:t>,</w:t>
+      </w:r>
+      <w:r>
+        <w:t xml:space="preserve"> and T. Ito, ‘3-D crystal exhibiting multiple 2-D images with directivity’, VRCAI 2015, 33, Kobe, Japan (10/2015).</w:t>
+      </w:r>
+    </w:p>
+    <w:p>
+      <w:pPr>
+        <w:pStyle w:val="ListParagraph"/>
+      </w:pPr>
+      <w:r>
+        <w:rPr>
+          <w:b/>
+        </w:rPr>
+        <w:t>R. Hirayama</w:t>
+      </w:r>
+      <w:r>
+        <w:t>, A. Shiraki, M. Naruse, H. Nakayama, N. Tate, T. Kakue, T. Shimobaba</w:t>
+      </w:r>
+      <w:r>
+        <w:t>,</w:t>
+      </w:r>
+      <w:r>
+        <w:t xml:space="preserve"> and T. Ito, ‘Optically controlled quantum-dot-based volumetric display exhibiting multiple patterns’, JSAP-OSA Joint Symposia 2015, 15p-2F-10, Nagoya, Japan (09/2015).</w:t>
       </w:r>
     </w:p>
     <w:p>
@@ -4159,173 +4159,61 @@
         <w:t>(invited) R. Hirayama</w:t>
       </w:r>
       <w:r>
-        <w:t xml:space="preserve">, D. M. Plasencia, </w:t>
-      </w:r>
-      <w:r>
-        <w:t>R</w:t>
-      </w:r>
-      <w:r>
-        <w:t xml:space="preserve">. </w:t>
-      </w:r>
-      <w:r>
-        <w:t>Montano</w:t>
+        <w:t>, M. Naruse, H. Nakayama, A. Shiraki, T. Kakue, T. Shimobaba</w:t>
       </w:r>
       <w:r>
         <w:t>,</w:t>
       </w:r>
       <w:r>
-        <w:t xml:space="preserve"> and S. Subramanian, </w:t>
-      </w:r>
-      <w:r>
-        <w:t xml:space="preserve">‘Paradigm shift from high-speed </w:t>
-      </w:r>
-      <w:proofErr w:type="gramStart"/>
-      <w:r>
-        <w:t>single-point</w:t>
-      </w:r>
-      <w:proofErr w:type="gramEnd"/>
-      <w:r>
-        <w:t xml:space="preserve"> to high-speed multipoint algorithms for multimodal acoustic displays’</w:t>
-      </w:r>
-      <w:r>
-        <w:t xml:space="preserve">, </w:t>
-      </w:r>
-      <w:r>
-        <w:t xml:space="preserve">IDW 2021, Online </w:t>
-      </w:r>
-      <w:r>
-        <w:t>(</w:t>
-      </w:r>
-      <w:r>
-        <w:t>12/</w:t>
-      </w:r>
-      <w:r>
-        <w:t>20</w:t>
-      </w:r>
-      <w:r>
-        <w:t>20</w:t>
-      </w:r>
-      <w:r>
-        <w:t>).</w:t>
-      </w:r>
-    </w:p>
-    <w:p>
-      <w:pPr>
-        <w:pStyle w:val="ListParagraph"/>
-      </w:pPr>
-      <w:r>
-        <w:rPr>
-          <w:b/>
-        </w:rPr>
-        <w:t>(invited) R. Hirayama</w:t>
-      </w:r>
-      <w:r>
-        <w:t>, D. M. Plasencia, N. Masuda</w:t>
+        <w:t xml:space="preserve"> and T. Ito, ‘Optically controlled volumetric display exhibiting multiple two-dimensional patterns’, CC3DMR 2015, 340–341, Busan, South Korea (06/2015).</w:t>
+      </w:r>
+    </w:p>
+    <w:p>
+      <w:pPr>
+        <w:pStyle w:val="ListParagraph"/>
+      </w:pPr>
+      <w:r>
+        <w:rPr>
+          <w:b/>
+        </w:rPr>
+        <w:t>R. Hirayama</w:t>
+      </w:r>
+      <w:r>
+        <w:t>, H. Nakayama, A. Shiraki, T. Kakue, T. Shimobaba</w:t>
       </w:r>
       <w:r>
         <w:t>,</w:t>
       </w:r>
       <w:r>
-        <w:t xml:space="preserve"> and S. Subramanian, </w:t>
-      </w:r>
-      <w:r>
-        <w:t>‘Multimodal acoustic trapping display’</w:t>
-      </w:r>
-      <w:r>
-        <w:t xml:space="preserve">, </w:t>
-      </w:r>
-      <w:r>
-        <w:t xml:space="preserve">IDW 2020, Online </w:t>
-      </w:r>
-      <w:r>
-        <w:t>(</w:t>
-      </w:r>
-      <w:r>
-        <w:t>12/</w:t>
-      </w:r>
-      <w:r>
-        <w:t>20</w:t>
-      </w:r>
-      <w:r>
-        <w:t>20</w:t>
-      </w:r>
-      <w:r>
-        <w:t>).</w:t>
-      </w:r>
-    </w:p>
-    <w:p>
-      <w:pPr>
-        <w:pStyle w:val="ListParagraph"/>
-      </w:pPr>
-      <w:r>
-        <w:rPr>
-          <w:b/>
-        </w:rPr>
-        <w:t>(invited) R. Hirayama</w:t>
-      </w:r>
-      <w:r>
-        <w:t>, D. M. Plasencia, N. Masuda</w:t>
+        <w:t xml:space="preserve"> and T. Ito, ‘Development of volumetric display based on multi-bit color LED’, APCCAS 2014, 547–550, Okinawa, Japan (11/2014).</w:t>
+      </w:r>
+    </w:p>
+    <w:p>
+      <w:pPr>
+        <w:pStyle w:val="ListParagraph"/>
+      </w:pPr>
+      <w:r>
+        <w:rPr>
+          <w:b/>
+        </w:rPr>
+        <w:t>R. Hirayama</w:t>
+      </w:r>
+      <w:r>
+        <w:t>, H. Nakayama, A. Shiraki, T. Kakue, T. Shimobaba</w:t>
       </w:r>
       <w:r>
         <w:t>,</w:t>
       </w:r>
       <w:r>
-        <w:t xml:space="preserve"> and S. Subramanian, </w:t>
-      </w:r>
-      <w:r>
-        <w:t>‘Acoustic levitation for multimodal volumetric display’</w:t>
-      </w:r>
-      <w:r>
-        <w:t xml:space="preserve">, </w:t>
-      </w:r>
-      <w:r>
-        <w:t xml:space="preserve">SPIE Optics + Photonics 2020 </w:t>
-      </w:r>
-      <w:r>
-        <w:t xml:space="preserve">(Proc. SPIE </w:t>
-      </w:r>
-      <w:r>
-        <w:t>11463)</w:t>
-      </w:r>
-      <w:r>
-        <w:t>, Optical Trapping and Optical Micromanipulation XVII; 114630Q</w:t>
-      </w:r>
-      <w:r>
-        <w:t xml:space="preserve">, </w:t>
-      </w:r>
-      <w:proofErr w:type="gramStart"/>
-      <w:r>
-        <w:t>Online</w:t>
-      </w:r>
-      <w:proofErr w:type="gramEnd"/>
-      <w:r>
-        <w:t xml:space="preserve"> </w:t>
-      </w:r>
-      <w:r>
-        <w:t>(</w:t>
-      </w:r>
-      <w:r>
-        <w:t>08/</w:t>
-      </w:r>
-      <w:r>
-        <w:t>20</w:t>
-      </w:r>
-      <w:r>
-        <w:t>20</w:t>
-      </w:r>
-      <w:r>
-        <w:t>)</w:t>
-      </w:r>
-      <w:r>
-        <w:t>.</w:t>
-      </w:r>
-    </w:p>
-    <w:p>
-      <w:pPr>
-        <w:pStyle w:val="ListParagraph"/>
-      </w:pPr>
-      <w:r>
-        <w:t xml:space="preserve">D. M. Plasencia, </w:t>
+        <w:t xml:space="preserve"> and T. Ito, ‘Volumetric display containing multiple two-dimensional color motion pictures’, SPIE DSS 2014 (Proc. SPIE 9117), 911717, Baltimore, USA (05/2014).</w:t>
+      </w:r>
+    </w:p>
+    <w:p>
+      <w:pPr>
+        <w:pStyle w:val="ListParagraph"/>
+      </w:pPr>
+      <w:r>
+        <w:t xml:space="preserve">(invited) T. Kakue, N. Masuda, Y. Endo, </w:t>
       </w:r>
       <w:r>
         <w:rPr>
@@ -4334,30 +4222,19 @@
         <w:t>R. Hirayama</w:t>
       </w:r>
       <w:r>
-        <w:t>, R. Montano</w:t>
+        <w:t>, N. Okada, T. Shimobaba</w:t>
       </w:r>
       <w:r>
         <w:t>,</w:t>
       </w:r>
       <w:r>
-        <w:t xml:space="preserve"> and S. Subramanian, ‘GS-PAT: High-speed multi-point sound-fields for phased arrays of transducers’, SIGGRAPH 2020 Technical Papers, </w:t>
-      </w:r>
-      <w:proofErr w:type="gramStart"/>
-      <w:r>
-        <w:t>Online</w:t>
-      </w:r>
-      <w:proofErr w:type="gramEnd"/>
-      <w:r>
-        <w:t xml:space="preserve"> (08/2020).</w:t>
-      </w:r>
-    </w:p>
-    <w:p>
-      <w:pPr>
-        <w:pStyle w:val="ListParagraph"/>
-      </w:pPr>
-      <w:r>
-        <w:t xml:space="preserve">D. Matsumoto, </w:t>
-      </w:r>
+        <w:t xml:space="preserve"> and T. Ito, ‘Special-purpose computer for real-time reconstruction of holographic motion picture’, OIT 2013 (Proc. SPIE 9042), 90420B, Beijing, China (11/2013).</w:t>
+      </w:r>
+    </w:p>
+    <w:p>
+      <w:pPr>
+        <w:pStyle w:val="ListParagraph"/>
+      </w:pPr>
       <w:r>
         <w:rPr>
           <w:b/>
@@ -4365,38 +4242,19 @@
         <w:t>R. Hirayama</w:t>
       </w:r>
       <w:r>
-        <w:t xml:space="preserve">, N. </w:t>
-      </w:r>
-      <w:proofErr w:type="spellStart"/>
-      <w:r>
-        <w:t>Hoshikawa</w:t>
-      </w:r>
-      <w:proofErr w:type="spellEnd"/>
-      <w:r>
-        <w:t xml:space="preserve">, H. Nakayama, T. </w:t>
-      </w:r>
-      <w:proofErr w:type="spellStart"/>
-      <w:r>
-        <w:t>Shimobaba</w:t>
-      </w:r>
-      <w:proofErr w:type="spellEnd"/>
-      <w:r>
-        <w:t>, T. Ito</w:t>
+        <w:t>, R. Omura, Y. Kobayashi, A. Shiraki, H. Nakayama, T. Kakue, N. Masuda, T. Shimobaba</w:t>
       </w:r>
       <w:r>
         <w:t>,</w:t>
       </w:r>
       <w:r>
-        <w:t xml:space="preserve"> and A. Shiraki, ‘GPU acceleration of algorithm to design directional volumetric display for real-time’, IDW 2019 / 3DSA 2019, Sapporo, Japan (11/2019).</w:t>
-      </w:r>
-    </w:p>
-    <w:p>
-      <w:pPr>
-        <w:pStyle w:val="ListParagraph"/>
-      </w:pPr>
-      <w:r>
-        <w:t xml:space="preserve">T. Murase, </w:t>
-      </w:r>
+        <w:t xml:space="preserve"> and T. Ito, ‘Development of a digitized volumetric display containing multiple two-dimensional patterns’, 3DSA 2013, P7-2, Osaka, Japan (06/2013).</w:t>
+      </w:r>
+    </w:p>
+    <w:p>
+      <w:pPr>
+        <w:pStyle w:val="ListParagraph"/>
+      </w:pPr>
       <w:r>
         <w:rPr>
           <w:b/>
@@ -4404,38 +4262,19 @@
         <w:t>R. Hirayama</w:t>
       </w:r>
       <w:r>
-        <w:t xml:space="preserve">, N. </w:t>
-      </w:r>
-      <w:proofErr w:type="spellStart"/>
-      <w:r>
-        <w:t>Hoshikawa</w:t>
-      </w:r>
-      <w:proofErr w:type="spellEnd"/>
-      <w:r>
-        <w:t xml:space="preserve">, H. Nakayama, T. </w:t>
-      </w:r>
-      <w:proofErr w:type="spellStart"/>
-      <w:r>
-        <w:t>Shimobaba</w:t>
-      </w:r>
-      <w:proofErr w:type="spellEnd"/>
-      <w:r>
-        <w:t>, T. Ito</w:t>
+        <w:t>, H. Ando, A. Shiraki, H. Nakayama, T. Kakue, N. Masuda, T. Shimobaba</w:t>
       </w:r>
       <w:r>
         <w:t>,</w:t>
       </w:r>
       <w:r>
-        <w:t xml:space="preserve"> and A. Shiraki, ‘Development of volumetric display capable of transmitting information in different languages using language identification’, IDW 2019 / 3DSA 2019, Sapporo, Japan (11/2019).</w:t>
-      </w:r>
-    </w:p>
-    <w:p>
-      <w:pPr>
-        <w:pStyle w:val="ListParagraph"/>
-      </w:pPr>
-      <w:r>
-        <w:t xml:space="preserve">M. Baba, </w:t>
-      </w:r>
+        <w:t xml:space="preserve"> and T. Ito, ‘Image-quality improvement of multiple two-dimensional patterns contained in three-dimensional volume’, 3DSA 2013, S11-1, Osaka, Japan (06/2013).</w:t>
+      </w:r>
+    </w:p>
+    <w:p>
+      <w:pPr>
+        <w:pStyle w:val="ListParagraph"/>
+      </w:pPr>
       <w:r>
         <w:rPr>
           <w:b/>
@@ -4443,38 +4282,19 @@
         <w:t>R. Hirayama</w:t>
       </w:r>
       <w:r>
-        <w:t xml:space="preserve">, N. </w:t>
-      </w:r>
-      <w:proofErr w:type="spellStart"/>
-      <w:r>
-        <w:t>Hoshikawa</w:t>
-      </w:r>
-      <w:proofErr w:type="spellEnd"/>
-      <w:r>
-        <w:t xml:space="preserve">, H. Nakayama, T. </w:t>
-      </w:r>
-      <w:proofErr w:type="spellStart"/>
-      <w:r>
-        <w:t>Shimobaba</w:t>
-      </w:r>
-      <w:proofErr w:type="spellEnd"/>
-      <w:r>
-        <w:t>, T. Ito</w:t>
+        <w:t>, T. Shimobaba, H. Nakayama, A. Shiraki, T. Kakue, N. Masuda</w:t>
       </w:r>
       <w:r>
         <w:t>,</w:t>
       </w:r>
       <w:r>
-        <w:t xml:space="preserve"> and A. Shiraki, ‘Implemented of images and sounds person tracking system using directional volumetric display’, IDW 2019 / 3DSA 2019, Sapporo, Japan (11/2019).</w:t>
-      </w:r>
-    </w:p>
-    <w:p>
-      <w:pPr>
-        <w:pStyle w:val="ListParagraph"/>
-      </w:pPr>
-      <w:r>
-        <w:t xml:space="preserve">D. Matsumoto, T. Murase, </w:t>
-      </w:r>
+        <w:t xml:space="preserve"> and T. Ito, ‘Optical encryption using three-dimensional volume containing multiple two-dimensional information patterns’, DHIP 2012, C015, Tokushima, Japan (09/2012).</w:t>
+      </w:r>
+    </w:p>
+    <w:p>
+      <w:pPr>
+        <w:pStyle w:val="ListParagraph"/>
+      </w:pPr>
       <w:r>
         <w:rPr>
           <w:b/>
@@ -4482,784 +4302,7 @@
         <w:t>R. Hirayama</w:t>
       </w:r>
       <w:r>
-        <w:t xml:space="preserve">, H. Nakayama, T. </w:t>
-      </w:r>
-      <w:proofErr w:type="spellStart"/>
-      <w:r>
-        <w:t>Shimobaba</w:t>
-      </w:r>
-      <w:proofErr w:type="spellEnd"/>
-      <w:r>
-        <w:t xml:space="preserve"> T. Ito, and A. Shiraki, ‘Subjective image quality evaluation to compare algorithms for designing a directional volumetric display’, IDW 2018, Nagoya, Japan (12/2018).</w:t>
-      </w:r>
-    </w:p>
-    <w:p>
-      <w:pPr>
-        <w:pStyle w:val="ListParagraph"/>
-      </w:pPr>
-      <w:r>
-        <w:t xml:space="preserve">T. Murase, D. Matsumoto, </w:t>
-      </w:r>
-      <w:r>
-        <w:rPr>
-          <w:b/>
-        </w:rPr>
-        <w:t>R. Hirayama</w:t>
-      </w:r>
-      <w:r>
-        <w:t xml:space="preserve">, H. Nakayama, T. </w:t>
-      </w:r>
-      <w:proofErr w:type="spellStart"/>
-      <w:r>
-        <w:t>Shimobaba</w:t>
-      </w:r>
-      <w:proofErr w:type="spellEnd"/>
-      <w:r>
-        <w:t>, T. Ito</w:t>
-      </w:r>
-      <w:r>
-        <w:t>,</w:t>
-      </w:r>
-      <w:r>
-        <w:t xml:space="preserve"> and A. Shiraki, ‘Image quality improvement for 3D structure exhibiting multiple 2D patterns using convolutional neural networks’, IDW 2018, Nagoya, Japan (12/2018). </w:t>
-      </w:r>
-    </w:p>
-    <w:p>
-      <w:pPr>
-        <w:pStyle w:val="ListParagraph"/>
-      </w:pPr>
-      <w:r>
-        <w:lastRenderedPageBreak/>
-        <w:t xml:space="preserve">D. Matsumoto, A. Shiraki, </w:t>
-      </w:r>
-      <w:r>
-        <w:rPr>
-          <w:b/>
-        </w:rPr>
-        <w:t>R. Hirayama</w:t>
-      </w:r>
-      <w:r>
-        <w:t xml:space="preserve">, H. Nakayama, T. </w:t>
-      </w:r>
-      <w:proofErr w:type="spellStart"/>
-      <w:r>
-        <w:t>Kakue</w:t>
-      </w:r>
-      <w:proofErr w:type="spellEnd"/>
-      <w:r>
-        <w:t xml:space="preserve">, T. </w:t>
-      </w:r>
-      <w:proofErr w:type="spellStart"/>
-      <w:r>
-        <w:t>Shimobaba</w:t>
-      </w:r>
-      <w:proofErr w:type="spellEnd"/>
-      <w:r>
-        <w:t>,</w:t>
-      </w:r>
-      <w:r>
-        <w:t xml:space="preserve"> and T. Ito, ‘Improvement of the algorithm for designing a 3D object exhibiting multiple 2D images’, 3DSA 2018, Taipei, Taiwan (08/2018).</w:t>
-      </w:r>
-    </w:p>
-    <w:p>
-      <w:pPr>
-        <w:pStyle w:val="ListParagraph"/>
-      </w:pPr>
-      <w:r>
-        <w:t xml:space="preserve">M. Ikeda, A. Shiraki, </w:t>
-      </w:r>
-      <w:r>
-        <w:rPr>
-          <w:b/>
-        </w:rPr>
-        <w:t>R. Hirayama</w:t>
-      </w:r>
-      <w:r>
-        <w:t xml:space="preserve">, T. </w:t>
-      </w:r>
-      <w:proofErr w:type="spellStart"/>
-      <w:r>
-        <w:t>Kakue</w:t>
-      </w:r>
-      <w:proofErr w:type="spellEnd"/>
-      <w:r>
-        <w:t xml:space="preserve">, T. </w:t>
-      </w:r>
-      <w:proofErr w:type="spellStart"/>
-      <w:r>
-        <w:t>Shimobaba</w:t>
-      </w:r>
-      <w:proofErr w:type="spellEnd"/>
-      <w:r>
-        <w:t>,</w:t>
-      </w:r>
-      <w:r>
-        <w:t xml:space="preserve"> and T. Ito, ‘Simulation of the projection mapping to a directional volumetric display’, IDW 2017, Sendai, Japan (12/2017).</w:t>
-      </w:r>
-    </w:p>
-    <w:p>
-      <w:pPr>
-        <w:pStyle w:val="ListParagraph"/>
-      </w:pPr>
-      <w:r>
-        <w:rPr>
-          <w:b/>
-        </w:rPr>
-        <w:t>R. Hirayama</w:t>
-      </w:r>
-      <w:r>
-        <w:t xml:space="preserve">, H. Nakayama, A. Shiraki, T. </w:t>
-      </w:r>
-      <w:proofErr w:type="spellStart"/>
-      <w:r>
-        <w:t>Kakue</w:t>
-      </w:r>
-      <w:proofErr w:type="spellEnd"/>
-      <w:r>
-        <w:t xml:space="preserve">, T. </w:t>
-      </w:r>
-      <w:proofErr w:type="spellStart"/>
-      <w:r>
-        <w:t>Shimobaba</w:t>
-      </w:r>
-      <w:proofErr w:type="spellEnd"/>
-      <w:r>
-        <w:t>,</w:t>
-      </w:r>
-      <w:r>
-        <w:t xml:space="preserve"> and T. Ito, ‘Controllable </w:t>
-      </w:r>
-      <w:proofErr w:type="spellStart"/>
-      <w:r>
-        <w:t>color</w:t>
-      </w:r>
-      <w:proofErr w:type="spellEnd"/>
-      <w:r>
-        <w:t xml:space="preserve"> particles in a 3D crystal projecting multiple dynamic full-</w:t>
-      </w:r>
-      <w:proofErr w:type="spellStart"/>
-      <w:r>
-        <w:t>color</w:t>
-      </w:r>
-      <w:proofErr w:type="spellEnd"/>
-      <w:r>
-        <w:t xml:space="preserve"> images’, ACM SIGGRAPH 2017 Posters, 73, Los Angeles, USA (07/2017).</w:t>
-      </w:r>
-    </w:p>
-    <w:p>
-      <w:pPr>
-        <w:pStyle w:val="ListParagraph"/>
-      </w:pPr>
-      <w:r>
-        <w:rPr>
-          <w:b/>
-        </w:rPr>
-        <w:t>R. Hirayama</w:t>
-      </w:r>
-      <w:r>
-        <w:t xml:space="preserve">, T. Suzuki, T. </w:t>
-      </w:r>
-      <w:proofErr w:type="spellStart"/>
-      <w:r>
-        <w:t>Shimobaba</w:t>
-      </w:r>
-      <w:proofErr w:type="spellEnd"/>
-      <w:r>
-        <w:t xml:space="preserve">, A. Shiraki, M. Naruse, H. Nakayama, T. </w:t>
-      </w:r>
-      <w:proofErr w:type="spellStart"/>
-      <w:r>
-        <w:t>Kakue</w:t>
-      </w:r>
-      <w:proofErr w:type="spellEnd"/>
-      <w:r>
-        <w:t>,</w:t>
-      </w:r>
-      <w:r>
-        <w:t xml:space="preserve"> and T. Ito, ‘Inkjet-printed 3D structure projecting multiple full-</w:t>
-      </w:r>
-      <w:proofErr w:type="spellStart"/>
-      <w:r>
-        <w:t>color</w:t>
-      </w:r>
-      <w:proofErr w:type="spellEnd"/>
-      <w:r>
-        <w:t xml:space="preserve"> images’, OPIC IP2017, IP-20AM-1-5, Yokohama, Japan (04/2017).</w:t>
-      </w:r>
-    </w:p>
-    <w:p>
-      <w:pPr>
-        <w:pStyle w:val="ListParagraph"/>
-      </w:pPr>
-      <w:r>
-        <w:t xml:space="preserve">F. Kawashima, </w:t>
-      </w:r>
-      <w:r>
-        <w:rPr>
-          <w:b/>
-        </w:rPr>
-        <w:t>R. Hirayama</w:t>
-      </w:r>
-      <w:r>
-        <w:t xml:space="preserve">, A. Shiraki, H. Nakayama, T. </w:t>
-      </w:r>
-      <w:proofErr w:type="spellStart"/>
-      <w:r>
-        <w:t>Kakue</w:t>
-      </w:r>
-      <w:proofErr w:type="spellEnd"/>
-      <w:r>
-        <w:t xml:space="preserve">, T. </w:t>
-      </w:r>
-      <w:proofErr w:type="spellStart"/>
-      <w:r>
-        <w:t>Shimobaba</w:t>
-      </w:r>
-      <w:proofErr w:type="spellEnd"/>
-      <w:r>
-        <w:t>,</w:t>
-      </w:r>
-      <w:r>
-        <w:t xml:space="preserve"> and T. Ito ‘Gradation expression by overlap of voxels in volumetric display composed of photochromic materials’, IDW / AD 2016, 3DSAp2/3Dp2-1, Fukuoka, Japan (12/2016).</w:t>
-      </w:r>
-    </w:p>
-    <w:p>
-      <w:pPr>
-        <w:pStyle w:val="ListParagraph"/>
-      </w:pPr>
-      <w:r>
-        <w:rPr>
-          <w:b/>
-        </w:rPr>
-        <w:t>R. Hirayama</w:t>
-      </w:r>
-      <w:r>
-        <w:t xml:space="preserve">, A. Shiraki, H. Nakayama, T. </w:t>
-      </w:r>
-      <w:proofErr w:type="spellStart"/>
-      <w:r>
-        <w:t>Kakue</w:t>
-      </w:r>
-      <w:proofErr w:type="spellEnd"/>
-      <w:r>
-        <w:t xml:space="preserve">, T. </w:t>
-      </w:r>
-      <w:proofErr w:type="spellStart"/>
-      <w:r>
-        <w:t>Shimobaba</w:t>
-      </w:r>
-      <w:proofErr w:type="spellEnd"/>
-      <w:r>
-        <w:t>,</w:t>
-      </w:r>
-      <w:r>
-        <w:t xml:space="preserve"> and T. Ito, ‘3-D crystal with a curved surface projecting multiple 2-D images’, ACM SIGGRAPH Asia 2016 Posters, 41, Macao, China (12/2016).</w:t>
-      </w:r>
-    </w:p>
-    <w:p>
-      <w:pPr>
-        <w:pStyle w:val="ListParagraph"/>
-      </w:pPr>
-      <w:r>
-        <w:rPr>
-          <w:b/>
-        </w:rPr>
-        <w:t>R. Hirayama</w:t>
-      </w:r>
-      <w:r>
-        <w:t xml:space="preserve">, A. Shiraki, H. Nakayama, T. </w:t>
-      </w:r>
-      <w:proofErr w:type="spellStart"/>
-      <w:r>
-        <w:t>Kakue</w:t>
-      </w:r>
-      <w:proofErr w:type="spellEnd"/>
-      <w:r>
-        <w:t xml:space="preserve">, T. </w:t>
-      </w:r>
-      <w:proofErr w:type="spellStart"/>
-      <w:r>
-        <w:t>Shimobaba</w:t>
-      </w:r>
-      <w:proofErr w:type="spellEnd"/>
-      <w:r>
-        <w:t>,</w:t>
-      </w:r>
-      <w:r>
-        <w:t xml:space="preserve"> and T. Ito, ‘Refraction-compensating algorithm for a 3D glass structure exhibiting multiple 2D images’, </w:t>
-      </w:r>
-      <w:proofErr w:type="spellStart"/>
-      <w:r>
-        <w:t>FiO</w:t>
-      </w:r>
-      <w:proofErr w:type="spellEnd"/>
-      <w:r>
-        <w:t xml:space="preserve"> / LS 2016, JTh2A-68, Rochester, USA (10/2016).</w:t>
-      </w:r>
-    </w:p>
-    <w:p>
-      <w:pPr>
-        <w:pStyle w:val="ListParagraph"/>
-      </w:pPr>
-      <w:r>
-        <w:t xml:space="preserve">M. Oikawa, D. Hiyama, </w:t>
-      </w:r>
-      <w:r>
-        <w:rPr>
-          <w:b/>
-        </w:rPr>
-        <w:t>R. Hirayama</w:t>
-      </w:r>
-      <w:r>
-        <w:t xml:space="preserve">, S. Hasegawa, Y. Endo, T. </w:t>
-      </w:r>
-      <w:proofErr w:type="spellStart"/>
-      <w:r>
-        <w:t>Sugie</w:t>
-      </w:r>
-      <w:proofErr w:type="spellEnd"/>
-      <w:r>
-        <w:t>, N. Tsumura, M. Kuroshima, M. Maki, G. Okada, C. Lei, Y. Ozeki, K. Goda</w:t>
-      </w:r>
-      <w:r>
-        <w:t>,</w:t>
-      </w:r>
-      <w:r>
-        <w:t xml:space="preserve"> and T. </w:t>
-      </w:r>
-      <w:proofErr w:type="spellStart"/>
-      <w:r>
-        <w:t>Shimobaba</w:t>
-      </w:r>
-      <w:proofErr w:type="spellEnd"/>
-      <w:r>
-        <w:t>, ‘A computational approach to real-time image processing for serial time-encoded amplified microscopy’, SPIE Photonics West BIOS 2016 (Proc. SPIE 9720), 97200E, San Francisco USA (03/2016).</w:t>
-      </w:r>
-    </w:p>
-    <w:p>
-      <w:pPr>
-        <w:pStyle w:val="ListParagraph"/>
-      </w:pPr>
-      <w:r>
-        <w:t xml:space="preserve">(invited) A. Shiraki, H. Nakayama, </w:t>
-      </w:r>
-      <w:r>
-        <w:rPr>
-          <w:b/>
-        </w:rPr>
-        <w:t>R. Hirayama</w:t>
-      </w:r>
-      <w:r>
-        <w:t xml:space="preserve">, T. </w:t>
-      </w:r>
-      <w:proofErr w:type="spellStart"/>
-      <w:r>
-        <w:t>Kakue</w:t>
-      </w:r>
-      <w:proofErr w:type="spellEnd"/>
-      <w:r>
-        <w:t xml:space="preserve">, T. </w:t>
-      </w:r>
-      <w:proofErr w:type="spellStart"/>
-      <w:r>
-        <w:t>Shimobaba</w:t>
-      </w:r>
-      <w:proofErr w:type="spellEnd"/>
-      <w:r>
-        <w:t>,</w:t>
-      </w:r>
-      <w:r>
-        <w:t xml:space="preserve"> and T. Ito, ‘Volumetric display containing multiple </w:t>
-      </w:r>
-      <w:proofErr w:type="gramStart"/>
-      <w:r>
-        <w:t>two dimensional</w:t>
-      </w:r>
-      <w:proofErr w:type="gramEnd"/>
-      <w:r>
-        <w:t xml:space="preserve"> information patterns’, IDW 2015, PRJ1-1, Otsu, Japan (12/2015).</w:t>
-      </w:r>
-    </w:p>
-    <w:p>
-      <w:pPr>
-        <w:pStyle w:val="ListParagraph"/>
-      </w:pPr>
-      <w:r>
-        <w:rPr>
-          <w:b/>
-        </w:rPr>
-        <w:t>R. Hirayama</w:t>
-      </w:r>
-      <w:r>
-        <w:t xml:space="preserve">, A. Shiraki, H. Nakayama, T. </w:t>
-      </w:r>
-      <w:proofErr w:type="spellStart"/>
-      <w:r>
-        <w:t>Kakue</w:t>
-      </w:r>
-      <w:proofErr w:type="spellEnd"/>
-      <w:r>
-        <w:t xml:space="preserve">, T. </w:t>
-      </w:r>
-      <w:proofErr w:type="spellStart"/>
-      <w:r>
-        <w:t>Shimobaba</w:t>
-      </w:r>
-      <w:proofErr w:type="spellEnd"/>
-      <w:r>
-        <w:t>,</w:t>
-      </w:r>
-      <w:r>
-        <w:t xml:space="preserve"> and T. Ito, ‘3-D crystal exhibiting multiple 2-D images with directivity’, ACM SIGGRAPH Asia 2015 Posters, 1, Kobe, Japan (11/2015).</w:t>
-      </w:r>
-    </w:p>
-    <w:p>
-      <w:pPr>
-        <w:pStyle w:val="ListParagraph"/>
-      </w:pPr>
-      <w:r>
-        <w:rPr>
-          <w:b/>
-        </w:rPr>
-        <w:t>(invited) R. Hirayama</w:t>
-      </w:r>
-      <w:r>
-        <w:t xml:space="preserve">, A. Shiraki, H. Nakayama, T. </w:t>
-      </w:r>
-      <w:proofErr w:type="spellStart"/>
-      <w:r>
-        <w:t>Kakue</w:t>
-      </w:r>
-      <w:proofErr w:type="spellEnd"/>
-      <w:r>
-        <w:t xml:space="preserve">, T. </w:t>
-      </w:r>
-      <w:proofErr w:type="spellStart"/>
-      <w:r>
-        <w:t>Shimobaba</w:t>
-      </w:r>
-      <w:proofErr w:type="spellEnd"/>
-      <w:r>
-        <w:t>,</w:t>
-      </w:r>
-      <w:r>
-        <w:t xml:space="preserve"> and T. Ito, ‘3-D crystal exhibiting multiple 2-D images with directivity’, VRCAI 2015, 33, Kobe, Japan (10/2015).</w:t>
-      </w:r>
-    </w:p>
-    <w:p>
-      <w:pPr>
-        <w:pStyle w:val="ListParagraph"/>
-      </w:pPr>
-      <w:r>
-        <w:rPr>
-          <w:b/>
-        </w:rPr>
-        <w:t>R. Hirayama</w:t>
-      </w:r>
-      <w:r>
-        <w:t xml:space="preserve">, A. Shiraki, M. Naruse, H. Nakayama, N. Tate, T. </w:t>
-      </w:r>
-      <w:proofErr w:type="spellStart"/>
-      <w:r>
-        <w:t>Kakue</w:t>
-      </w:r>
-      <w:proofErr w:type="spellEnd"/>
-      <w:r>
-        <w:t xml:space="preserve">, T. </w:t>
-      </w:r>
-      <w:proofErr w:type="spellStart"/>
-      <w:r>
-        <w:t>Shimobaba</w:t>
-      </w:r>
-      <w:proofErr w:type="spellEnd"/>
-      <w:r>
-        <w:t>,</w:t>
-      </w:r>
-      <w:r>
-        <w:t xml:space="preserve"> and T. Ito, ‘Optically controlled quantum-dot-based volumetric display exhibiting multiple patterns’, JSAP-OSA Joint Symposia 2015, 15p-2F-10, Nagoya, Japan (09/2015).</w:t>
-      </w:r>
-    </w:p>
-    <w:p>
-      <w:pPr>
-        <w:pStyle w:val="ListParagraph"/>
-      </w:pPr>
-      <w:r>
-        <w:rPr>
-          <w:b/>
-        </w:rPr>
-        <w:t>(invited) R. Hirayama</w:t>
-      </w:r>
-      <w:r>
-        <w:t xml:space="preserve">, M. Naruse, H. Nakayama, A. Shiraki, T. </w:t>
-      </w:r>
-      <w:proofErr w:type="spellStart"/>
-      <w:r>
-        <w:t>Kakue</w:t>
-      </w:r>
-      <w:proofErr w:type="spellEnd"/>
-      <w:r>
-        <w:t xml:space="preserve">, T. </w:t>
-      </w:r>
-      <w:proofErr w:type="spellStart"/>
-      <w:r>
-        <w:t>Shimobaba</w:t>
-      </w:r>
-      <w:proofErr w:type="spellEnd"/>
-      <w:r>
-        <w:t>,</w:t>
-      </w:r>
-      <w:r>
-        <w:t xml:space="preserve"> and T. Ito, ‘Optically controlled volumetric display exhibiting multiple two-dimensional patterns’, CC3DMR 2015, 340–341, Busan, South Korea (06/2015).</w:t>
-      </w:r>
-    </w:p>
-    <w:p>
-      <w:pPr>
-        <w:pStyle w:val="ListParagraph"/>
-      </w:pPr>
-      <w:r>
-        <w:rPr>
-          <w:b/>
-        </w:rPr>
-        <w:t>R. Hirayama</w:t>
-      </w:r>
-      <w:r>
-        <w:t xml:space="preserve">, H. Nakayama, A. Shiraki, T. </w:t>
-      </w:r>
-      <w:proofErr w:type="spellStart"/>
-      <w:r>
-        <w:t>Kakue</w:t>
-      </w:r>
-      <w:proofErr w:type="spellEnd"/>
-      <w:r>
-        <w:t xml:space="preserve">, T. </w:t>
-      </w:r>
-      <w:proofErr w:type="spellStart"/>
-      <w:r>
-        <w:t>Shimobaba</w:t>
-      </w:r>
-      <w:proofErr w:type="spellEnd"/>
-      <w:r>
-        <w:t>,</w:t>
-      </w:r>
-      <w:r>
-        <w:t xml:space="preserve"> and T. Ito, ‘Development of volumetric display based on multi-bit </w:t>
-      </w:r>
-      <w:proofErr w:type="spellStart"/>
-      <w:r>
-        <w:t>color</w:t>
-      </w:r>
-      <w:proofErr w:type="spellEnd"/>
-      <w:r>
-        <w:t xml:space="preserve"> LED’, APCCAS 2014, 547–550, Okinawa, Japan (11/2014).</w:t>
-      </w:r>
-    </w:p>
-    <w:p>
-      <w:pPr>
-        <w:pStyle w:val="ListParagraph"/>
-      </w:pPr>
-      <w:r>
-        <w:rPr>
-          <w:b/>
-        </w:rPr>
-        <w:t>R. Hirayama</w:t>
-      </w:r>
-      <w:r>
-        <w:t xml:space="preserve">, H. Nakayama, A. Shiraki, T. </w:t>
-      </w:r>
-      <w:proofErr w:type="spellStart"/>
-      <w:r>
-        <w:t>Kakue</w:t>
-      </w:r>
-      <w:proofErr w:type="spellEnd"/>
-      <w:r>
-        <w:t xml:space="preserve">, T. </w:t>
-      </w:r>
-      <w:proofErr w:type="spellStart"/>
-      <w:r>
-        <w:t>Shimobaba</w:t>
-      </w:r>
-      <w:proofErr w:type="spellEnd"/>
-      <w:r>
-        <w:t>,</w:t>
-      </w:r>
-      <w:r>
-        <w:t xml:space="preserve"> and T. Ito, ‘Volumetric display containing multiple two-dimensional </w:t>
-      </w:r>
-      <w:proofErr w:type="spellStart"/>
-      <w:r>
-        <w:t>color</w:t>
-      </w:r>
-      <w:proofErr w:type="spellEnd"/>
-      <w:r>
-        <w:t xml:space="preserve"> motion pictures’, SPIE DSS 2014 (Proc. SPIE 9117), 911717, Baltimore, USA (05/2014).</w:t>
-      </w:r>
-    </w:p>
-    <w:p>
-      <w:pPr>
-        <w:pStyle w:val="ListParagraph"/>
-      </w:pPr>
-      <w:r>
-        <w:t xml:space="preserve">(invited) T. </w:t>
-      </w:r>
-      <w:proofErr w:type="spellStart"/>
-      <w:r>
-        <w:t>Kakue</w:t>
-      </w:r>
-      <w:proofErr w:type="spellEnd"/>
-      <w:r>
-        <w:t xml:space="preserve">, N. Masuda, Y. Endo, </w:t>
-      </w:r>
-      <w:r>
-        <w:rPr>
-          <w:b/>
-        </w:rPr>
-        <w:t>R. Hirayama</w:t>
-      </w:r>
-      <w:r>
-        <w:t xml:space="preserve">, N. Okada, T. </w:t>
-      </w:r>
-      <w:proofErr w:type="spellStart"/>
-      <w:r>
-        <w:t>Shimobaba</w:t>
-      </w:r>
-      <w:proofErr w:type="spellEnd"/>
-      <w:r>
-        <w:t>,</w:t>
-      </w:r>
-      <w:r>
-        <w:t xml:space="preserve"> and T. Ito, ‘Special-purpose computer for real-time reconstruction of holographic motion picture’, OIT 2013 (Proc. SPIE 9042), 90420B, Beijing, China (11/2013).</w:t>
-      </w:r>
-    </w:p>
-    <w:p>
-      <w:pPr>
-        <w:pStyle w:val="ListParagraph"/>
-      </w:pPr>
-      <w:r>
-        <w:rPr>
-          <w:b/>
-        </w:rPr>
-        <w:t>R. Hirayama</w:t>
-      </w:r>
-      <w:r>
-        <w:t xml:space="preserve">, R. Omura, Y. Kobayashi, A. Shiraki, H. Nakayama, T. </w:t>
-      </w:r>
-      <w:proofErr w:type="spellStart"/>
-      <w:r>
-        <w:t>Kakue</w:t>
-      </w:r>
-      <w:proofErr w:type="spellEnd"/>
-      <w:r>
-        <w:t xml:space="preserve">, N. Masuda, T. </w:t>
-      </w:r>
-      <w:proofErr w:type="spellStart"/>
-      <w:r>
-        <w:t>Shimobaba</w:t>
-      </w:r>
-      <w:proofErr w:type="spellEnd"/>
-      <w:r>
-        <w:t>,</w:t>
-      </w:r>
-      <w:r>
-        <w:t xml:space="preserve"> and T. Ito, ‘Development of a digitized volumetric display containing multiple two-dimensional patterns’, 3DSA 2013, P7-2, Osaka, Japan (06/2013).</w:t>
-      </w:r>
-    </w:p>
-    <w:p>
-      <w:pPr>
-        <w:pStyle w:val="ListParagraph"/>
-      </w:pPr>
-      <w:r>
-        <w:rPr>
-          <w:b/>
-        </w:rPr>
-        <w:t>R. Hirayama</w:t>
-      </w:r>
-      <w:r>
-        <w:t xml:space="preserve">, H. Ando, A. Shiraki, H. Nakayama, T. </w:t>
-      </w:r>
-      <w:proofErr w:type="spellStart"/>
-      <w:r>
-        <w:t>Kakue</w:t>
-      </w:r>
-      <w:proofErr w:type="spellEnd"/>
-      <w:r>
-        <w:t xml:space="preserve">, N. Masuda, T. </w:t>
-      </w:r>
-      <w:proofErr w:type="spellStart"/>
-      <w:r>
-        <w:t>Shimobaba</w:t>
-      </w:r>
-      <w:proofErr w:type="spellEnd"/>
-      <w:r>
-        <w:t>,</w:t>
-      </w:r>
-      <w:r>
-        <w:t xml:space="preserve"> and T. Ito, ‘Image-quality improvement of multiple two-dimensional patterns contained in three-dimensional volume’, 3DSA 2013, S11-1, Osaka, Japan (06/2013).</w:t>
-      </w:r>
-    </w:p>
-    <w:p>
-      <w:pPr>
-        <w:pStyle w:val="ListParagraph"/>
-      </w:pPr>
-      <w:r>
-        <w:rPr>
-          <w:b/>
-        </w:rPr>
-        <w:t>R. Hirayama</w:t>
-      </w:r>
-      <w:r>
-        <w:t xml:space="preserve">, T. </w:t>
-      </w:r>
-      <w:proofErr w:type="spellStart"/>
-      <w:r>
-        <w:t>Shimobaba</w:t>
-      </w:r>
-      <w:proofErr w:type="spellEnd"/>
-      <w:r>
-        <w:t xml:space="preserve">, H. Nakayama, A. Shiraki, T. </w:t>
-      </w:r>
-      <w:proofErr w:type="spellStart"/>
-      <w:r>
-        <w:t>Kakue</w:t>
-      </w:r>
-      <w:proofErr w:type="spellEnd"/>
-      <w:r>
-        <w:t>, N. Masuda</w:t>
-      </w:r>
-      <w:r>
-        <w:t>,</w:t>
-      </w:r>
-      <w:r>
-        <w:t xml:space="preserve"> and T. Ito, ‘Optical encryption using three-dimensional volume containing multiple two-dimensional information patterns’, DHIP 2012, C015, Tokushima, Japan (09/2012).</w:t>
-      </w:r>
-    </w:p>
-    <w:p>
-      <w:pPr>
-        <w:pStyle w:val="ListParagraph"/>
-      </w:pPr>
-      <w:r>
-        <w:rPr>
-          <w:b/>
-        </w:rPr>
-        <w:t>R. Hirayama</w:t>
-      </w:r>
-      <w:r>
-        <w:t xml:space="preserve">, T. </w:t>
-      </w:r>
-      <w:proofErr w:type="spellStart"/>
-      <w:r>
-        <w:t>Shimobaba</w:t>
-      </w:r>
-      <w:proofErr w:type="spellEnd"/>
-      <w:r>
-        <w:t xml:space="preserve">, H. Nakayama, A. Shiraki, T. </w:t>
-      </w:r>
-      <w:proofErr w:type="spellStart"/>
-      <w:r>
-        <w:t>Kakue</w:t>
-      </w:r>
-      <w:proofErr w:type="spellEnd"/>
-      <w:r>
-        <w:t xml:space="preserve">, N. Masuda, </w:t>
+        <w:t xml:space="preserve">, T. Shimobaba, H. Nakayama, A. Shiraki, T. Kakue, N. Masuda, </w:t>
       </w:r>
       <w:r>
         <w:t xml:space="preserve">and </w:t>
@@ -5357,23 +4400,7 @@
         <w:t>R. Hirayama</w:t>
       </w:r>
       <w:r>
-        <w:t>, D. M. Plasencia, and S. Subramanian, ‘</w:t>
-      </w:r>
-      <w:proofErr w:type="spellStart"/>
-      <w:r>
-        <w:t>Wingardium</w:t>
-      </w:r>
-      <w:proofErr w:type="spellEnd"/>
-      <w:r>
-        <w:t xml:space="preserve"> </w:t>
-      </w:r>
-      <w:proofErr w:type="spellStart"/>
-      <w:r>
-        <w:t>leviosa</w:t>
-      </w:r>
-      <w:proofErr w:type="spellEnd"/>
-      <w:r>
-        <w:t>: The ability to make objects levitate’, The annual Royal Academy of Engineering Research Forum (11/2022).</w:t>
+        <w:t>, D. M. Plasencia, and S. Subramanian, ‘Wingardium leviosa: The ability to make objects levitate’, The annual Royal Academy of Engineering Research Forum (11/2022).</w:t>
       </w:r>
     </w:p>
     <w:p>
@@ -5388,6 +4415,7 @@
         <w:rPr>
           <w:b/>
         </w:rPr>
+        <w:lastRenderedPageBreak/>
         <w:t>R. Hirayama</w:t>
       </w:r>
       <w:r>
@@ -5506,21 +4534,8 @@
         <w:t>R. Hirayama</w:t>
       </w:r>
       <w:r>
-        <w:t xml:space="preserve">, A. Shiraki, T. </w:t>
-      </w:r>
-      <w:proofErr w:type="spellStart"/>
-      <w:r>
-        <w:t>Kakue</w:t>
-      </w:r>
-      <w:proofErr w:type="spellEnd"/>
-      <w:r>
-        <w:t xml:space="preserve">, T. </w:t>
-      </w:r>
-      <w:proofErr w:type="spellStart"/>
-      <w:r>
-        <w:t>Shimobaba</w:t>
-      </w:r>
-      <w:proofErr w:type="spellEnd"/>
+        <w:t>, A. Shiraki, T. Kakue, T. Shimobaba</w:t>
+      </w:r>
       <w:r>
         <w:t>,</w:t>
       </w:r>
@@ -5540,15 +4555,7 @@
         <w:t>‘</w:t>
       </w:r>
       <w:r>
-        <w:t>Optical addressing method for full-</w:t>
-      </w:r>
-      <w:proofErr w:type="spellStart"/>
-      <w:r>
-        <w:t>color</w:t>
-      </w:r>
-      <w:proofErr w:type="spellEnd"/>
-      <w:r>
-        <w:t xml:space="preserve"> 3D display</w:t>
+        <w:t>Optical addressing method for full-color 3D display</w:t>
       </w:r>
       <w:r>
         <w:t>’</w:t>
@@ -5565,7 +4572,6 @@
         <w:pStyle w:val="Heading1"/>
       </w:pPr>
       <w:r>
-        <w:lastRenderedPageBreak/>
         <w:t>Patents</w:t>
       </w:r>
     </w:p>
@@ -5758,61 +4764,25 @@
         <w:rPr>
           <w:bCs w:val="0"/>
         </w:rPr>
-        <w:t xml:space="preserve">A. Shiraki, T. </w:t>
-      </w:r>
-      <w:proofErr w:type="spellStart"/>
+        <w:t>A. Shiraki, T. Kakue</w:t>
+      </w:r>
       <w:r>
         <w:rPr>
           <w:bCs w:val="0"/>
         </w:rPr>
-        <w:t>Kakue</w:t>
-      </w:r>
-      <w:proofErr w:type="spellEnd"/>
+        <w:t>,</w:t>
+      </w:r>
       <w:r>
         <w:rPr>
           <w:bCs w:val="0"/>
         </w:rPr>
-        <w:t>,</w:t>
+        <w:t xml:space="preserve"> and T. Shimobaba, </w:t>
       </w:r>
       <w:r>
         <w:rPr>
           <w:bCs w:val="0"/>
         </w:rPr>
-        <w:t xml:space="preserve"> and T. </w:t>
-      </w:r>
-      <w:proofErr w:type="spellStart"/>
-      <w:r>
-        <w:rPr>
-          <w:bCs w:val="0"/>
-        </w:rPr>
-        <w:t>Shimobaba</w:t>
-      </w:r>
-      <w:proofErr w:type="spellEnd"/>
-      <w:r>
-        <w:rPr>
-          <w:bCs w:val="0"/>
-        </w:rPr>
-        <w:t xml:space="preserve">, </w:t>
-      </w:r>
-      <w:r>
-        <w:rPr>
-          <w:bCs w:val="0"/>
-        </w:rPr>
-        <w:t xml:space="preserve">‘3D </w:t>
-      </w:r>
-      <w:proofErr w:type="gramStart"/>
-      <w:r>
-        <w:rPr>
-          <w:bCs w:val="0"/>
-        </w:rPr>
-        <w:t>display</w:t>
-      </w:r>
-      <w:proofErr w:type="gramEnd"/>
-      <w:r>
-        <w:rPr>
-          <w:bCs w:val="0"/>
-        </w:rPr>
-        <w:t xml:space="preserve"> device and its display method’, Japanese Unexamined Patent Publication No. </w:t>
+        <w:t xml:space="preserve">‘3D display device and its display method’, Japanese Unexamined Patent Publication No. </w:t>
       </w:r>
       <w:r>
         <w:rPr>
@@ -5833,68 +4803,32 @@
         <w:rPr>
           <w:bCs w:val="0"/>
         </w:rPr>
-        <w:t xml:space="preserve">T. </w:t>
-      </w:r>
-      <w:proofErr w:type="spellStart"/>
+        <w:t xml:space="preserve">T. Shimobaba, </w:t>
+      </w:r>
+      <w:r>
+        <w:rPr>
+          <w:b/>
+        </w:rPr>
+        <w:t>R. Hirayama</w:t>
+      </w:r>
       <w:r>
         <w:rPr>
           <w:bCs w:val="0"/>
         </w:rPr>
-        <w:t>Shimobaba</w:t>
-      </w:r>
-      <w:proofErr w:type="spellEnd"/>
+        <w:t>, T. Sugie,</w:t>
+      </w:r>
+      <w:r>
+        <w:rPr>
+          <w:b/>
+        </w:rPr>
+        <w:t xml:space="preserve"> </w:t>
+      </w:r>
       <w:r>
         <w:rPr>
           <w:bCs w:val="0"/>
         </w:rPr>
-        <w:t xml:space="preserve">, </w:t>
-      </w:r>
-      <w:r>
-        <w:rPr>
-          <w:b/>
-        </w:rPr>
-        <w:t>R. Hirayama</w:t>
-      </w:r>
-      <w:r>
-        <w:rPr>
-          <w:bCs w:val="0"/>
-        </w:rPr>
-        <w:t xml:space="preserve">, T. </w:t>
-      </w:r>
-      <w:proofErr w:type="spellStart"/>
-      <w:r>
-        <w:rPr>
-          <w:bCs w:val="0"/>
-        </w:rPr>
-        <w:t>Sugie</w:t>
-      </w:r>
-      <w:proofErr w:type="spellEnd"/>
-      <w:r>
-        <w:rPr>
-          <w:bCs w:val="0"/>
-        </w:rPr>
-        <w:t>,</w:t>
-      </w:r>
-      <w:r>
-        <w:rPr>
-          <w:b/>
-        </w:rPr>
-        <w:t xml:space="preserve"> </w:t>
-      </w:r>
-      <w:r>
-        <w:rPr>
-          <w:bCs w:val="0"/>
-        </w:rPr>
-        <w:t xml:space="preserve">Y. Endo, M. Oikawa, K. Goda and M. </w:t>
-      </w:r>
-      <w:proofErr w:type="spellStart"/>
-      <w:r>
-        <w:rPr>
-          <w:bCs w:val="0"/>
-        </w:rPr>
-        <w:t>Ugawa</w:t>
-      </w:r>
-      <w:proofErr w:type="spellEnd"/>
+        <w:t>Y. Endo, M. Oikawa, K. Goda and M. Ugawa</w:t>
+      </w:r>
       <w:r>
         <w:rPr>
           <w:bCs w:val="0"/>
@@ -5974,21 +4908,7 @@
         <w:rPr>
           <w:bCs w:val="0"/>
         </w:rPr>
-        <w:t xml:space="preserve"> T. </w:t>
-      </w:r>
-      <w:proofErr w:type="spellStart"/>
-      <w:r>
-        <w:rPr>
-          <w:bCs w:val="0"/>
-        </w:rPr>
-        <w:t>Kakue</w:t>
-      </w:r>
-      <w:proofErr w:type="spellEnd"/>
-      <w:r>
-        <w:rPr>
-          <w:bCs w:val="0"/>
-        </w:rPr>
-        <w:t xml:space="preserve">, </w:t>
+        <w:t xml:space="preserve"> T. Kakue, </w:t>
       </w:r>
       <w:r>
         <w:rPr>
@@ -6046,15 +4966,7 @@
         <w:t>£</w:t>
       </w:r>
       <w:r>
-        <w:t xml:space="preserve">5K, </w:t>
-      </w:r>
-      <w:proofErr w:type="spellStart"/>
-      <w:r>
-        <w:t>CoI</w:t>
-      </w:r>
-      <w:proofErr w:type="spellEnd"/>
-      <w:r>
-        <w:t xml:space="preserve"> (12/2022</w:t>
+        <w:t>5K, CoI (12/2022</w:t>
       </w:r>
       <w:r>
         <w:t>–</w:t>
@@ -6102,11 +5014,9 @@
       <w:r>
         <w:t>, ‘</w:t>
       </w:r>
-      <w:proofErr w:type="spellStart"/>
       <w:r>
         <w:t>FabDisp</w:t>
       </w:r>
-      <w:proofErr w:type="spellEnd"/>
       <w:r>
         <w:t>: Acoustic holography for multimodal 3D display and fabrication’</w:t>
       </w:r>
@@ -6308,11 +5218,7 @@
         <w:t>.</w:t>
       </w:r>
       <w:r>
-        <w:t>7</w:t>
-      </w:r>
-      <w:proofErr w:type="gramStart"/>
-      <w:r>
-        <w:t>K)</w:t>
+        <w:t>7K)</w:t>
       </w:r>
       <w:r>
         <w:t xml:space="preserve"> </w:t>
@@ -6320,7 +5226,6 @@
       <w:r>
         <w:t xml:space="preserve"> (</w:t>
       </w:r>
-      <w:proofErr w:type="gramEnd"/>
       <w:r>
         <w:t>02/</w:t>
       </w:r>
@@ -6641,21 +5546,7 @@
         <w:rPr>
           <w:b/>
         </w:rPr>
-        <w:t xml:space="preserve">JSPS </w:t>
-      </w:r>
-      <w:proofErr w:type="spellStart"/>
-      <w:r>
-        <w:rPr>
-          <w:b/>
-        </w:rPr>
-        <w:t>Ikushi</w:t>
-      </w:r>
-      <w:proofErr w:type="spellEnd"/>
-      <w:r>
-        <w:rPr>
-          <w:b/>
-        </w:rPr>
-        <w:t xml:space="preserve"> Prize</w:t>
+        <w:t>JSPS Ikushi Prize</w:t>
       </w:r>
       <w:r>
         <w:t>, Japan Society for the Promotion of Science</w:t>
@@ -6845,16 +5736,11 @@
         <w:t>£1.</w:t>
       </w:r>
       <w:r>
-        <w:t>5</w:t>
-      </w:r>
-      <w:proofErr w:type="gramStart"/>
-      <w:r>
-        <w:t>K</w:t>
+        <w:t>5K</w:t>
       </w:r>
       <w:r>
         <w:t>)  (</w:t>
       </w:r>
-      <w:proofErr w:type="gramEnd"/>
       <w:r>
         <w:t>01/</w:t>
       </w:r>
@@ -7337,21 +6223,7 @@
         <w:rPr>
           <w:b/>
         </w:rPr>
-        <w:t xml:space="preserve">El </w:t>
-      </w:r>
-      <w:proofErr w:type="spellStart"/>
-      <w:r>
-        <w:rPr>
-          <w:b/>
-        </w:rPr>
-        <w:t>Hormiguero</w:t>
-      </w:r>
-      <w:proofErr w:type="spellEnd"/>
-      <w:r>
-        <w:rPr>
-          <w:b/>
-        </w:rPr>
-        <w:t xml:space="preserve"> 3.0</w:t>
+        <w:t>El Hormiguero 3.0</w:t>
       </w:r>
       <w:r>
         <w:t xml:space="preserve"> (Prime-time Spanish TV show), </w:t>
@@ -7483,6 +6355,7 @@
           <w:rFonts w:eastAsia="MS Mincho"/>
           <w:b/>
         </w:rPr>
+        <w:lastRenderedPageBreak/>
         <w:t>The Guardian</w:t>
       </w:r>
       <w:r>
@@ -7694,14 +6567,12 @@
           <w:numId w:val="9"/>
         </w:numPr>
       </w:pPr>
-      <w:proofErr w:type="spellStart"/>
       <w:r>
         <w:rPr>
           <w:b/>
         </w:rPr>
         <w:t>NewScientist</w:t>
       </w:r>
-      <w:proofErr w:type="spellEnd"/>
       <w:r>
         <w:t xml:space="preserve"> (British science magazine), </w:t>
       </w:r>
@@ -7789,7 +6660,6 @@
           <w:rFonts w:eastAsia="MS Mincho"/>
           <w:b/>
         </w:rPr>
-        <w:lastRenderedPageBreak/>
         <w:t>Dagens Nyheter</w:t>
       </w:r>
       <w:r>
@@ -7808,86 +6678,8 @@
         <w:rPr>
           <w:rFonts w:eastAsia="MS Mincho"/>
         </w:rPr>
-        <w:t xml:space="preserve">Ny </w:t>
-      </w:r>
-      <w:proofErr w:type="spellStart"/>
-      <w:r>
-        <w:rPr>
-          <w:rFonts w:eastAsia="MS Mincho"/>
-        </w:rPr>
-        <w:t>teknik</w:t>
-      </w:r>
-      <w:proofErr w:type="spellEnd"/>
-      <w:r>
-        <w:rPr>
-          <w:rFonts w:eastAsia="MS Mincho"/>
-        </w:rPr>
-        <w:t xml:space="preserve"> </w:t>
-      </w:r>
-      <w:proofErr w:type="spellStart"/>
-      <w:r>
-        <w:rPr>
-          <w:rFonts w:eastAsia="MS Mincho"/>
-        </w:rPr>
-        <w:t>skapar</w:t>
-      </w:r>
-      <w:proofErr w:type="spellEnd"/>
-      <w:r>
-        <w:rPr>
-          <w:rFonts w:eastAsia="MS Mincho"/>
-        </w:rPr>
-        <w:t xml:space="preserve"> 3D-bilder </w:t>
-      </w:r>
-      <w:proofErr w:type="spellStart"/>
-      <w:r>
-        <w:rPr>
-          <w:rFonts w:eastAsia="MS Mincho"/>
-        </w:rPr>
-        <w:t>som</w:t>
-      </w:r>
-      <w:proofErr w:type="spellEnd"/>
-      <w:r>
-        <w:rPr>
-          <w:rFonts w:eastAsia="MS Mincho"/>
-        </w:rPr>
-        <w:t xml:space="preserve"> </w:t>
-      </w:r>
-      <w:proofErr w:type="spellStart"/>
-      <w:r>
-        <w:rPr>
-          <w:rFonts w:eastAsia="MS Mincho"/>
-        </w:rPr>
-        <w:t>låter</w:t>
-      </w:r>
-      <w:proofErr w:type="spellEnd"/>
-      <w:r>
-        <w:rPr>
-          <w:rFonts w:eastAsia="MS Mincho"/>
-        </w:rPr>
-        <w:t xml:space="preserve"> </w:t>
-      </w:r>
-      <w:proofErr w:type="spellStart"/>
-      <w:r>
-        <w:rPr>
-          <w:rFonts w:eastAsia="MS Mincho"/>
-        </w:rPr>
-        <w:t>och</w:t>
-      </w:r>
-      <w:proofErr w:type="spellEnd"/>
-      <w:r>
-        <w:rPr>
-          <w:rFonts w:eastAsia="MS Mincho"/>
-        </w:rPr>
-        <w:t xml:space="preserve"> </w:t>
-      </w:r>
-      <w:proofErr w:type="spellStart"/>
-      <w:r>
-        <w:rPr>
-          <w:rFonts w:eastAsia="MS Mincho"/>
-        </w:rPr>
-        <w:t>känns</w:t>
-      </w:r>
-      <w:proofErr w:type="spellEnd"/>
+        <w:t>Ny teknik skapar 3D-bilder som låter och känns</w:t>
+      </w:r>
       <w:r>
         <w:rPr>
           <w:color w:val="0D0D0D" w:themeColor="text1" w:themeTint="F2"/>
@@ -8067,66 +6859,26 @@
           <w:rFonts w:eastAsia="MS Mincho"/>
           <w:lang w:val="fr-FR"/>
         </w:rPr>
-        <w:t xml:space="preserve"> (French </w:t>
-      </w:r>
-      <w:proofErr w:type="spellStart"/>
-      <w:r>
-        <w:rPr>
-          <w:rFonts w:eastAsia="MS Mincho"/>
+        <w:t xml:space="preserve"> (French museum webcite),</w:t>
+      </w:r>
+      <w:r>
+        <w:rPr>
           <w:lang w:val="fr-FR"/>
         </w:rPr>
-        <w:t>museum</w:t>
-      </w:r>
-      <w:proofErr w:type="spellEnd"/>
-      <w:r>
-        <w:rPr>
-          <w:rFonts w:eastAsia="MS Mincho"/>
+        <w:t xml:space="preserve"> </w:t>
+      </w:r>
+      <w:r>
+        <w:rPr>
           <w:lang w:val="fr-FR"/>
         </w:rPr>
-        <w:t xml:space="preserve"> </w:t>
-      </w:r>
-      <w:proofErr w:type="spellStart"/>
-      <w:r>
-        <w:rPr>
-          <w:rFonts w:eastAsia="MS Mincho"/>
+        <w:t>‘</w:t>
+      </w:r>
+      <w:r>
+        <w:rPr>
           <w:lang w:val="fr-FR"/>
         </w:rPr>
-        <w:t>webcite</w:t>
-      </w:r>
-      <w:proofErr w:type="spellEnd"/>
-      <w:r>
-        <w:rPr>
-          <w:rFonts w:eastAsia="MS Mincho"/>
-          <w:lang w:val="fr-FR"/>
-        </w:rPr>
-        <w:t>),</w:t>
-      </w:r>
-      <w:r>
-        <w:rPr>
-          <w:lang w:val="fr-FR"/>
-        </w:rPr>
-        <w:t xml:space="preserve"> </w:t>
-      </w:r>
-      <w:r>
-        <w:rPr>
-          <w:lang w:val="fr-FR"/>
-        </w:rPr>
-        <w:t>‘</w:t>
-      </w:r>
-      <w:r>
-        <w:rPr>
-          <w:lang w:val="fr-FR"/>
-        </w:rPr>
-        <w:t xml:space="preserve">Du virtuel au bout des </w:t>
-      </w:r>
-      <w:proofErr w:type="gramStart"/>
-      <w:r>
-        <w:rPr>
-          <w:lang w:val="fr-FR"/>
-        </w:rPr>
-        <w:t>doigts!</w:t>
-      </w:r>
-      <w:proofErr w:type="gramEnd"/>
+        <w:t>Du virtuel au bout des doigts!</w:t>
+      </w:r>
       <w:r>
         <w:rPr>
           <w:color w:val="0D0D0D" w:themeColor="text1" w:themeTint="F2"/>
